--- a/submission_report.docx
+++ b/submission_report.docx
@@ -1,97 +1,297 @@
 
 <file path=word/document.xml><?xml version="1.0" encoding="utf-8"?>
-<w:document xmlns:wpc="http://schemas.microsoft.com/office/word/2010/wordprocessingCanvas" xmlns:mc="http://schemas.openxmlformats.org/markup-compatibility/2006" xmlns:o="urn:schemas-microsoft-com:office:office" xmlns:r="http://schemas.openxmlformats.org/officeDocument/2006/relationships" xmlns:m="http://schemas.openxmlformats.org/officeDocument/2006/math" xmlns:v="urn:schemas-microsoft-com:vml" xmlns:wp14="http://schemas.microsoft.com/office/word/2010/wordprocessingDrawing" xmlns:wp="http://schemas.openxmlformats.org/drawingml/2006/wordprocessingDrawing" xmlns:w10="urn:schemas-microsoft-com:office:word" xmlns:w="http://schemas.openxmlformats.org/wordprocessingml/2006/main" xmlns:w14="http://schemas.microsoft.com/office/word/2010/wordml" xmlns:w15="http://schemas.microsoft.com/office/word/2012/wordml" xmlns:wpg="http://schemas.microsoft.com/office/word/2010/wordprocessingGroup" xmlns:wpi="http://schemas.microsoft.com/office/word/2010/wordprocessingInk" xmlns:wne="http://schemas.microsoft.com/office/word/2006/wordml" xmlns:wps="http://schemas.microsoft.com/office/word/2010/wordprocessingShape" xmlns:cx="http://schemas.microsoft.com/office/drawing/2014/chartex" xmlns:cx1="http://schemas.microsoft.com/office/drawing/2015/9/8/chartex" xmlns:cx2="http://schemas.microsoft.com/office/drawing/2015/10/21/chartex" xmlns:cx3="http://schemas.microsoft.com/office/drawing/2016/5/9/chartex" xmlns:cx4="http://schemas.microsoft.com/office/drawing/2016/5/10/chartex" xmlns:cx5="http://schemas.microsoft.com/office/drawing/2016/5/11/chartex" xmlns:cx6="http://schemas.microsoft.com/office/drawing/2016/5/12/chartex" xmlns:cx7="http://schemas.microsoft.com/office/drawing/2016/5/13/chartex" xmlns:cx8="http://schemas.microsoft.com/office/drawing/2016/5/14/chartex" xmlns:aink="http://schemas.microsoft.com/office/drawing/2016/ink" xmlns:am3d="http://schemas.microsoft.com/office/drawing/2017/model3d" xmlns:w16cex="http://schemas.microsoft.com/office/word/2018/wordml/cex" xmlns:w16cid="http://schemas.microsoft.com/office/word/2016/wordml/cid" xmlns:w16="http://schemas.microsoft.com/office/word/2018/wordml" xmlns:w16sdtdh="http://schemas.microsoft.com/office/word/2020/wordml/sdtdatahash" xmlns:w16se="http://schemas.microsoft.com/office/word/2015/wordml/symex" mc:Ignorable="w14 w15 wp14">
+<w:document xmlns:wpc="http://schemas.microsoft.com/office/word/2010/wordprocessingCanvas" xmlns:cx="http://schemas.microsoft.com/office/drawing/2014/chartex" xmlns:cx1="http://schemas.microsoft.com/office/drawing/2015/9/8/chartex" xmlns:mc="http://schemas.openxmlformats.org/markup-compatibility/2006" xmlns:o="urn:schemas-microsoft-com:office:office" xmlns:r="http://schemas.openxmlformats.org/officeDocument/2006/relationships" xmlns:m="http://schemas.openxmlformats.org/officeDocument/2006/math" xmlns:v="urn:schemas-microsoft-com:vml" xmlns:wp14="http://schemas.microsoft.com/office/word/2010/wordprocessingDrawing" xmlns:wp="http://schemas.openxmlformats.org/drawingml/2006/wordprocessingDrawing" xmlns:w10="urn:schemas-microsoft-com:office:word" xmlns:w="http://schemas.openxmlformats.org/wordprocessingml/2006/main" xmlns:w14="http://schemas.microsoft.com/office/word/2010/wordml" xmlns:w15="http://schemas.microsoft.com/office/word/2012/wordml" xmlns:w16se="http://schemas.microsoft.com/office/word/2015/wordml/symex" xmlns:wpg="http://schemas.microsoft.com/office/word/2010/wordprocessingGroup" xmlns:wpi="http://schemas.microsoft.com/office/word/2010/wordprocessingInk" xmlns:wne="http://schemas.microsoft.com/office/word/2006/wordml" xmlns:wps="http://schemas.microsoft.com/office/word/2010/wordprocessingShape" mc:Ignorable="w14 w15 w16se wp14">
   <w:body>
     <w:p>
       <w:pPr>
         <w:spacing w:after="40"/>
         <w:jc w:val="center"/>
-      </w:pPr>
-      <w:r>
-        <w:rPr>
+        <w:rPr>
+          <w:rFonts w:asciiTheme="minorHAnsi" w:hAnsiTheme="minorHAnsi" w:cstheme="minorHAnsi"/>
+        </w:rPr>
+      </w:pPr>
+      <w:r>
+        <w:rPr>
+          <w:rFonts w:asciiTheme="minorHAnsi" w:hAnsiTheme="minorHAnsi" w:cstheme="minorHAnsi"/>
           <w:b/>
           <w:bCs/>
           <w:sz w:val="32"/>
           <w:szCs w:val="32"/>
         </w:rPr>
-        <w:t xml:space="preserve">Submission Report — Sub-track 1C: Searching the Way a Human Does</w:t>
+        <w:t>Submission Report — Sub-track 1C: Searching the Way a Human Does</w:t>
       </w:r>
     </w:p>
     <w:p>
       <w:pPr>
         <w:spacing w:after="260"/>
         <w:jc w:val="center"/>
-      </w:pPr>
-      <w:r>
-        <w:rPr>
+        <w:rPr>
+          <w:rFonts w:asciiTheme="minorHAnsi" w:hAnsiTheme="minorHAnsi" w:cstheme="minorHAnsi"/>
+          <w:sz w:val="22"/>
+        </w:rPr>
+      </w:pPr>
+      <w:r>
+        <w:rPr>
+          <w:rFonts w:asciiTheme="minorHAnsi" w:hAnsiTheme="minorHAnsi" w:cstheme="minorHAnsi"/>
           <w:color w:val="444444"/>
-          <w:sz w:val="18"/>
           <w:szCs w:val="18"/>
         </w:rPr>
-        <w:t xml:space="preserve">Team: Timesware  |  SLIIT Codefest 2026 AI Competition  |  YouTube demo link: [PASTE UNLISTED LINK HERE]</w:t>
+        <w:t xml:space="preserve">Team: </w:t>
+      </w:r>
+      <w:proofErr w:type="spellStart"/>
+      <w:proofErr w:type="gramStart"/>
+      <w:r>
+        <w:rPr>
+          <w:rFonts w:asciiTheme="minorHAnsi" w:hAnsiTheme="minorHAnsi" w:cstheme="minorHAnsi"/>
+          <w:color w:val="444444"/>
+          <w:szCs w:val="18"/>
+        </w:rPr>
+        <w:t>Timesware</w:t>
+      </w:r>
+      <w:proofErr w:type="spellEnd"/>
+      <w:r>
+        <w:rPr>
+          <w:rFonts w:asciiTheme="minorHAnsi" w:hAnsiTheme="minorHAnsi" w:cstheme="minorHAnsi"/>
+          <w:color w:val="444444"/>
+          <w:szCs w:val="18"/>
+        </w:rPr>
+        <w:t xml:space="preserve">  |</w:t>
+      </w:r>
+      <w:proofErr w:type="gramEnd"/>
+      <w:r>
+        <w:rPr>
+          <w:rFonts w:asciiTheme="minorHAnsi" w:hAnsiTheme="minorHAnsi" w:cstheme="minorHAnsi"/>
+          <w:color w:val="444444"/>
+          <w:szCs w:val="18"/>
+        </w:rPr>
+        <w:t xml:space="preserve">  SLIIT Codefest 2026 AI Competition  |  YouTube demo link: [PASTE UNLISTED LINK HERE]</w:t>
       </w:r>
     </w:p>
     <w:p>
       <w:pPr>
         <w:pStyle w:val="Heading1"/>
-        <w:spacing w:after="100" w:before="240"/>
-      </w:pPr>
-      <w:r>
-        <w:rPr>
+        <w:spacing w:before="240" w:after="100"/>
+        <w:rPr>
+          <w:rFonts w:asciiTheme="minorHAnsi" w:hAnsiTheme="minorHAnsi" w:cstheme="minorHAnsi"/>
+        </w:rPr>
+      </w:pPr>
+      <w:r>
+        <w:rPr>
+          <w:rFonts w:asciiTheme="minorHAnsi" w:hAnsiTheme="minorHAnsi" w:cstheme="minorHAnsi"/>
           <w:b/>
           <w:bCs/>
           <w:color w:val="1A1A1A"/>
           <w:sz w:val="26"/>
           <w:szCs w:val="26"/>
         </w:rPr>
-        <w:t xml:space="preserve">1. Problem Statement and Chosen Sub-track</w:t>
+        <w:t>1. Problem Statement and Chosen Sub-track</w:t>
       </w:r>
     </w:p>
     <w:p>
       <w:pPr>
         <w:spacing w:after="100"/>
-      </w:pPr>
-      <w:r>
-        <w:t xml:space="preserve">We chose Sub-track 1C: build an assistant that answers questions over the Ashen Era Archive by searching iteratively — deciding where to look, checking whether it has enough information, and refining its search when it doesn't, rather than answering from a single retrieval pass.</w:t>
+        <w:jc w:val="both"/>
+        <w:rPr>
+          <w:rFonts w:asciiTheme="minorHAnsi" w:hAnsiTheme="minorHAnsi" w:cstheme="minorHAnsi"/>
+          <w:sz w:val="22"/>
+        </w:rPr>
+      </w:pPr>
+      <w:r>
+        <w:rPr>
+          <w:rFonts w:asciiTheme="minorHAnsi" w:hAnsiTheme="minorHAnsi" w:cstheme="minorHAnsi"/>
+          <w:sz w:val="22"/>
+        </w:rPr>
+        <w:t xml:space="preserve">We chose Sub-track 1C: build an assistant that answers questions over the Ashen Era Archive by searching iteratively — deciding where to look, checking whether it has enough information, and refining its search when it </w:t>
+      </w:r>
+      <w:proofErr w:type="gramStart"/>
+      <w:r>
+        <w:rPr>
+          <w:rFonts w:asciiTheme="minorHAnsi" w:hAnsiTheme="minorHAnsi" w:cstheme="minorHAnsi"/>
+          <w:sz w:val="22"/>
+        </w:rPr>
+        <w:t>doesn't</w:t>
+      </w:r>
+      <w:proofErr w:type="gramEnd"/>
+      <w:r>
+        <w:rPr>
+          <w:rFonts w:asciiTheme="minorHAnsi" w:hAnsiTheme="minorHAnsi" w:cstheme="minorHAnsi"/>
+          <w:sz w:val="22"/>
+        </w:rPr>
+        <w:t>, rather than answering from a</w:t>
+      </w:r>
+      <w:r>
+        <w:rPr>
+          <w:rFonts w:asciiTheme="minorHAnsi" w:hAnsiTheme="minorHAnsi" w:cstheme="minorHAnsi"/>
+          <w:sz w:val="22"/>
+        </w:rPr>
+        <w:t xml:space="preserve"> single retrieval pass.</w:t>
       </w:r>
     </w:p>
     <w:p>
       <w:pPr>
         <w:spacing w:after="100"/>
-      </w:pPr>
-      <w:r>
-        <w:t xml:space="preserve">This matters for the corpus specifically because it is deliberately interconnected and unreliable: the same entities appear across novels, wiki articles, codexes, and ephemera, but sources disagree (a tavern ballad vs. an official codex entry), and no single document tells the whole story. A single-shot retrieval system cannot reliably surface conflicting sources or chase a multi-hop fact chain; ours is built specifically to do both.</w:t>
+        <w:jc w:val="both"/>
+        <w:rPr>
+          <w:rFonts w:asciiTheme="minorHAnsi" w:hAnsiTheme="minorHAnsi" w:cstheme="minorHAnsi"/>
+          <w:sz w:val="22"/>
+        </w:rPr>
+      </w:pPr>
+      <w:r>
+        <w:rPr>
+          <w:rFonts w:asciiTheme="minorHAnsi" w:hAnsiTheme="minorHAnsi" w:cstheme="minorHAnsi"/>
+          <w:sz w:val="22"/>
+        </w:rPr>
+        <w:t xml:space="preserve">This matters for the corpus specifically because it is deliberately interconnected and unreliable: the same entities appear across novels, wiki articles, </w:t>
+      </w:r>
+      <w:proofErr w:type="spellStart"/>
+      <w:r>
+        <w:rPr>
+          <w:rFonts w:asciiTheme="minorHAnsi" w:hAnsiTheme="minorHAnsi" w:cstheme="minorHAnsi"/>
+          <w:sz w:val="22"/>
+        </w:rPr>
+        <w:t>codexes</w:t>
+      </w:r>
+      <w:proofErr w:type="spellEnd"/>
+      <w:r>
+        <w:rPr>
+          <w:rFonts w:asciiTheme="minorHAnsi" w:hAnsiTheme="minorHAnsi" w:cstheme="minorHAnsi"/>
+          <w:sz w:val="22"/>
+        </w:rPr>
+        <w:t>, and ephemera, but sources disagree (a tavern ballad vs. an official c</w:t>
+      </w:r>
+      <w:r>
+        <w:rPr>
+          <w:rFonts w:asciiTheme="minorHAnsi" w:hAnsiTheme="minorHAnsi" w:cstheme="minorHAnsi"/>
+          <w:sz w:val="22"/>
+        </w:rPr>
+        <w:t xml:space="preserve">odex entry), and no single document tells the whole story. A single-shot retrieval system cannot reliably surface conflicting sources or chase a multi-hop fact chain; ours </w:t>
+      </w:r>
+      <w:proofErr w:type="gramStart"/>
+      <w:r>
+        <w:rPr>
+          <w:rFonts w:asciiTheme="minorHAnsi" w:hAnsiTheme="minorHAnsi" w:cstheme="minorHAnsi"/>
+          <w:sz w:val="22"/>
+        </w:rPr>
+        <w:t>is built</w:t>
+      </w:r>
+      <w:proofErr w:type="gramEnd"/>
+      <w:r>
+        <w:rPr>
+          <w:rFonts w:asciiTheme="minorHAnsi" w:hAnsiTheme="minorHAnsi" w:cstheme="minorHAnsi"/>
+          <w:sz w:val="22"/>
+        </w:rPr>
+        <w:t xml:space="preserve"> specifically to do both.</w:t>
       </w:r>
     </w:p>
     <w:p>
       <w:pPr>
         <w:pStyle w:val="Heading1"/>
-        <w:spacing w:after="100" w:before="240"/>
-      </w:pPr>
-      <w:r>
-        <w:rPr>
+        <w:spacing w:before="240" w:after="100"/>
+        <w:rPr>
+          <w:rFonts w:asciiTheme="minorHAnsi" w:hAnsiTheme="minorHAnsi" w:cstheme="minorHAnsi"/>
+        </w:rPr>
+      </w:pPr>
+      <w:r>
+        <w:rPr>
+          <w:rFonts w:asciiTheme="minorHAnsi" w:hAnsiTheme="minorHAnsi" w:cstheme="minorHAnsi"/>
           <w:b/>
           <w:bCs/>
           <w:color w:val="1A1A1A"/>
           <w:sz w:val="26"/>
           <w:szCs w:val="26"/>
         </w:rPr>
-        <w:t xml:space="preserve">2. Solution Overview and Architecture</w:t>
+        <w:t>2. Solution Overview and Architecture</w:t>
       </w:r>
     </w:p>
     <w:p>
       <w:pPr>
         <w:spacing w:after="100"/>
-      </w:pPr>
-      <w:r>
-        <w:rPr>
+        <w:rPr>
+          <w:rFonts w:asciiTheme="minorHAnsi" w:hAnsiTheme="minorHAnsi" w:cstheme="minorHAnsi"/>
+        </w:rPr>
+      </w:pPr>
+      <w:proofErr w:type="gramStart"/>
+      <w:r>
+        <w:rPr>
+          <w:rFonts w:asciiTheme="minorHAnsi" w:hAnsiTheme="minorHAnsi" w:cstheme="minorHAnsi"/>
           <w:i/>
           <w:iCs/>
           <w:color w:val="555555"/>
           <w:sz w:val="18"/>
           <w:szCs w:val="18"/>
         </w:rPr>
-        <w:t xml:space="preserve">corpus/ → ingest.py → data/chunks.jsonl → embed.py → data/chroma_db/ → orchestrator.py (retrieve → judge → refine → repeat) → cited final answer. Full diagram in docs/diagrams/.</w:t>
+        <w:t>corpus</w:t>
+      </w:r>
+      <w:proofErr w:type="gramEnd"/>
+      <w:r>
+        <w:rPr>
+          <w:rFonts w:asciiTheme="minorHAnsi" w:hAnsiTheme="minorHAnsi" w:cstheme="minorHAnsi"/>
+          <w:i/>
+          <w:iCs/>
+          <w:color w:val="555555"/>
+          <w:sz w:val="18"/>
+          <w:szCs w:val="18"/>
+        </w:rPr>
+        <w:t>/ → in</w:t>
+      </w:r>
+      <w:r>
+        <w:rPr>
+          <w:rFonts w:asciiTheme="minorHAnsi" w:hAnsiTheme="minorHAnsi" w:cstheme="minorHAnsi"/>
+          <w:i/>
+          <w:iCs/>
+          <w:color w:val="555555"/>
+          <w:sz w:val="18"/>
+          <w:szCs w:val="18"/>
+        </w:rPr>
+        <w:t>gest.py → data/</w:t>
+      </w:r>
+      <w:proofErr w:type="spellStart"/>
+      <w:r>
+        <w:rPr>
+          <w:rFonts w:asciiTheme="minorHAnsi" w:hAnsiTheme="minorHAnsi" w:cstheme="minorHAnsi"/>
+          <w:i/>
+          <w:iCs/>
+          <w:color w:val="555555"/>
+          <w:sz w:val="18"/>
+          <w:szCs w:val="18"/>
+        </w:rPr>
+        <w:t>chunks.jsonl</w:t>
+      </w:r>
+      <w:proofErr w:type="spellEnd"/>
+      <w:r>
+        <w:rPr>
+          <w:rFonts w:asciiTheme="minorHAnsi" w:hAnsiTheme="minorHAnsi" w:cstheme="minorHAnsi"/>
+          <w:i/>
+          <w:iCs/>
+          <w:color w:val="555555"/>
+          <w:sz w:val="18"/>
+          <w:szCs w:val="18"/>
+        </w:rPr>
+        <w:t xml:space="preserve"> → embed.py → data/</w:t>
+      </w:r>
+      <w:proofErr w:type="spellStart"/>
+      <w:r>
+        <w:rPr>
+          <w:rFonts w:asciiTheme="minorHAnsi" w:hAnsiTheme="minorHAnsi" w:cstheme="minorHAnsi"/>
+          <w:i/>
+          <w:iCs/>
+          <w:color w:val="555555"/>
+          <w:sz w:val="18"/>
+          <w:szCs w:val="18"/>
+        </w:rPr>
+        <w:t>chroma_db</w:t>
+      </w:r>
+      <w:proofErr w:type="spellEnd"/>
+      <w:r>
+        <w:rPr>
+          <w:rFonts w:asciiTheme="minorHAnsi" w:hAnsiTheme="minorHAnsi" w:cstheme="minorHAnsi"/>
+          <w:i/>
+          <w:iCs/>
+          <w:color w:val="555555"/>
+          <w:sz w:val="18"/>
+          <w:szCs w:val="18"/>
+        </w:rPr>
+        <w:t>/ → orchestrator.py (retrieve → judge → refine → repeat) → cited final answer. Full diagram in docs/diagrams/.</w:t>
       </w:r>
     </w:p>
     <w:p>
@@ -102,16 +302,86 @@
           <w:numId w:val="2"/>
         </w:numPr>
         <w:spacing w:after="80"/>
-      </w:pPr>
-      <w:r>
-        <w:rPr>
-          <w:b/>
-          <w:bCs/>
-        </w:rPr>
-        <w:t xml:space="preserve">Ingestion (src/ingest.py) — </w:t>
-      </w:r>
-      <w:r>
-        <w:t xml:space="preserve">parses all 415 documents across five formats (PDF, DOCX, Markdown, plain text, scanned images), with OCR for scanned content, format deduplication, and a fix for a mojibake encoding bug present in the source corpus. Produces ~5,900 text chunks.</w:t>
+        <w:jc w:val="both"/>
+        <w:rPr>
+          <w:rFonts w:asciiTheme="minorHAnsi" w:hAnsiTheme="minorHAnsi" w:cstheme="minorHAnsi"/>
+          <w:sz w:val="22"/>
+        </w:rPr>
+      </w:pPr>
+      <w:r>
+        <w:rPr>
+          <w:rFonts w:asciiTheme="minorHAnsi" w:hAnsiTheme="minorHAnsi" w:cstheme="minorHAnsi"/>
+          <w:b/>
+          <w:bCs/>
+          <w:sz w:val="22"/>
+        </w:rPr>
+        <w:t>Ingestion (</w:t>
+      </w:r>
+      <w:proofErr w:type="spellStart"/>
+      <w:r>
+        <w:rPr>
+          <w:rFonts w:asciiTheme="minorHAnsi" w:hAnsiTheme="minorHAnsi" w:cstheme="minorHAnsi"/>
+          <w:b/>
+          <w:bCs/>
+          <w:sz w:val="22"/>
+        </w:rPr>
+        <w:t>src</w:t>
+      </w:r>
+      <w:proofErr w:type="spellEnd"/>
+      <w:r>
+        <w:rPr>
+          <w:rFonts w:asciiTheme="minorHAnsi" w:hAnsiTheme="minorHAnsi" w:cstheme="minorHAnsi"/>
+          <w:b/>
+          <w:bCs/>
+          <w:sz w:val="22"/>
+        </w:rPr>
+        <w:t xml:space="preserve">/ingest.py) — </w:t>
+      </w:r>
+      <w:r>
+        <w:rPr>
+          <w:rFonts w:asciiTheme="minorHAnsi" w:hAnsiTheme="minorHAnsi" w:cstheme="minorHAnsi"/>
+          <w:sz w:val="22"/>
+        </w:rPr>
+        <w:t>parses all 415 documents across five formats (PDF, DOCX, Markd</w:t>
+      </w:r>
+      <w:r>
+        <w:rPr>
+          <w:rFonts w:asciiTheme="minorHAnsi" w:hAnsiTheme="minorHAnsi" w:cstheme="minorHAnsi"/>
+          <w:sz w:val="22"/>
+        </w:rPr>
+        <w:t xml:space="preserve">own, plain text, </w:t>
+      </w:r>
+      <w:proofErr w:type="gramStart"/>
+      <w:r>
+        <w:rPr>
+          <w:rFonts w:asciiTheme="minorHAnsi" w:hAnsiTheme="minorHAnsi" w:cstheme="minorHAnsi"/>
+          <w:sz w:val="22"/>
+        </w:rPr>
+        <w:t>scanned</w:t>
+      </w:r>
+      <w:proofErr w:type="gramEnd"/>
+      <w:r>
+        <w:rPr>
+          <w:rFonts w:asciiTheme="minorHAnsi" w:hAnsiTheme="minorHAnsi" w:cstheme="minorHAnsi"/>
+          <w:sz w:val="22"/>
+        </w:rPr>
+        <w:t xml:space="preserve"> images), with OCR for scanned content, format deduplication, and a fix for a </w:t>
+      </w:r>
+      <w:proofErr w:type="spellStart"/>
+      <w:r>
+        <w:rPr>
+          <w:rFonts w:asciiTheme="minorHAnsi" w:hAnsiTheme="minorHAnsi" w:cstheme="minorHAnsi"/>
+          <w:sz w:val="22"/>
+        </w:rPr>
+        <w:t>mojibake</w:t>
+      </w:r>
+      <w:proofErr w:type="spellEnd"/>
+      <w:r>
+        <w:rPr>
+          <w:rFonts w:asciiTheme="minorHAnsi" w:hAnsiTheme="minorHAnsi" w:cstheme="minorHAnsi"/>
+          <w:sz w:val="22"/>
+        </w:rPr>
+        <w:t xml:space="preserve"> encoding bug present in the source corpus. Produces ~5,900 text chunks.</w:t>
       </w:r>
     </w:p>
     <w:p>
@@ -122,16 +392,54 @@
           <w:numId w:val="2"/>
         </w:numPr>
         <w:spacing w:after="80"/>
-      </w:pPr>
-      <w:r>
-        <w:rPr>
-          <w:b/>
-          <w:bCs/>
-        </w:rPr>
-        <w:t xml:space="preserve">Embedding (src/embed.py) — </w:t>
-      </w:r>
-      <w:r>
-        <w:t xml:space="preserve">embeds all chunks with a local sentence-transformers model (BAAI/bge-large-en-v1.5) into a local Chroma vector store.</w:t>
+        <w:jc w:val="both"/>
+        <w:rPr>
+          <w:rFonts w:asciiTheme="minorHAnsi" w:hAnsiTheme="minorHAnsi" w:cstheme="minorHAnsi"/>
+          <w:sz w:val="22"/>
+        </w:rPr>
+      </w:pPr>
+      <w:r>
+        <w:rPr>
+          <w:rFonts w:asciiTheme="minorHAnsi" w:hAnsiTheme="minorHAnsi" w:cstheme="minorHAnsi"/>
+          <w:b/>
+          <w:bCs/>
+          <w:sz w:val="22"/>
+        </w:rPr>
+        <w:t>Embedding (</w:t>
+      </w:r>
+      <w:proofErr w:type="spellStart"/>
+      <w:r>
+        <w:rPr>
+          <w:rFonts w:asciiTheme="minorHAnsi" w:hAnsiTheme="minorHAnsi" w:cstheme="minorHAnsi"/>
+          <w:b/>
+          <w:bCs/>
+          <w:sz w:val="22"/>
+        </w:rPr>
+        <w:t>src</w:t>
+      </w:r>
+      <w:proofErr w:type="spellEnd"/>
+      <w:r>
+        <w:rPr>
+          <w:rFonts w:asciiTheme="minorHAnsi" w:hAnsiTheme="minorHAnsi" w:cstheme="minorHAnsi"/>
+          <w:b/>
+          <w:bCs/>
+          <w:sz w:val="22"/>
+        </w:rPr>
+        <w:t xml:space="preserve">/embed.py) — </w:t>
+      </w:r>
+      <w:r>
+        <w:rPr>
+          <w:rFonts w:asciiTheme="minorHAnsi" w:hAnsiTheme="minorHAnsi" w:cstheme="minorHAnsi"/>
+          <w:sz w:val="22"/>
+        </w:rPr>
+        <w:t>embeds all chunks with a local sentence-transf</w:t>
+      </w:r>
+      <w:r>
+        <w:rPr>
+          <w:rFonts w:asciiTheme="minorHAnsi" w:hAnsiTheme="minorHAnsi" w:cstheme="minorHAnsi"/>
+          <w:sz w:val="22"/>
+        </w:rPr>
+        <w:t>ormers model (BAAI/bge-large-en-v1.5) into a local Chroma vector store.</w:t>
       </w:r>
     </w:p>
     <w:p>
@@ -142,32 +450,90 @@
           <w:numId w:val="2"/>
         </w:numPr>
         <w:spacing w:after="80"/>
-      </w:pPr>
-      <w:r>
-        <w:rPr>
-          <w:b/>
-          <w:bCs/>
-        </w:rPr>
-        <w:t xml:space="preserve">Orchestration (src/orchestrator.py) — </w:t>
-      </w:r>
-      <w:r>
-        <w:t xml:space="preserve">the core 1C loop: retrieve relevant chunks, have an LLM judge whether they are sufficient to answer, refine the query if not, repeat (capped at 5 iterations), then synthesize a final cited answer that explicitly flags source conflicts.</w:t>
+        <w:jc w:val="both"/>
+        <w:rPr>
+          <w:rFonts w:asciiTheme="minorHAnsi" w:hAnsiTheme="minorHAnsi" w:cstheme="minorHAnsi"/>
+          <w:sz w:val="22"/>
+        </w:rPr>
+      </w:pPr>
+      <w:r>
+        <w:rPr>
+          <w:rFonts w:asciiTheme="minorHAnsi" w:hAnsiTheme="minorHAnsi" w:cstheme="minorHAnsi"/>
+          <w:b/>
+          <w:bCs/>
+          <w:sz w:val="22"/>
+        </w:rPr>
+        <w:t>Orchestration (</w:t>
+      </w:r>
+      <w:proofErr w:type="spellStart"/>
+      <w:r>
+        <w:rPr>
+          <w:rFonts w:asciiTheme="minorHAnsi" w:hAnsiTheme="minorHAnsi" w:cstheme="minorHAnsi"/>
+          <w:b/>
+          <w:bCs/>
+          <w:sz w:val="22"/>
+        </w:rPr>
+        <w:t>src</w:t>
+      </w:r>
+      <w:proofErr w:type="spellEnd"/>
+      <w:r>
+        <w:rPr>
+          <w:rFonts w:asciiTheme="minorHAnsi" w:hAnsiTheme="minorHAnsi" w:cstheme="minorHAnsi"/>
+          <w:b/>
+          <w:bCs/>
+          <w:sz w:val="22"/>
+        </w:rPr>
+        <w:t xml:space="preserve">/orchestrator.py) — </w:t>
+      </w:r>
+      <w:r>
+        <w:rPr>
+          <w:rFonts w:asciiTheme="minorHAnsi" w:hAnsiTheme="minorHAnsi" w:cstheme="minorHAnsi"/>
+          <w:sz w:val="22"/>
+        </w:rPr>
+        <w:t xml:space="preserve">the core 1C loop: retrieve relevant chunks, have an LLM judge whether they are sufficient to answer, refine the query if not, repeat (capped at </w:t>
+      </w:r>
+      <w:proofErr w:type="gramStart"/>
+      <w:r>
+        <w:rPr>
+          <w:rFonts w:asciiTheme="minorHAnsi" w:hAnsiTheme="minorHAnsi" w:cstheme="minorHAnsi"/>
+          <w:sz w:val="22"/>
+        </w:rPr>
+        <w:t>5</w:t>
+      </w:r>
+      <w:proofErr w:type="gramEnd"/>
+      <w:r>
+        <w:rPr>
+          <w:rFonts w:asciiTheme="minorHAnsi" w:hAnsiTheme="minorHAnsi" w:cstheme="minorHAnsi"/>
+          <w:sz w:val="22"/>
+        </w:rPr>
+        <w:t xml:space="preserve"> </w:t>
+      </w:r>
+      <w:r>
+        <w:rPr>
+          <w:rFonts w:asciiTheme="minorHAnsi" w:hAnsiTheme="minorHAnsi" w:cstheme="minorHAnsi"/>
+          <w:sz w:val="22"/>
+        </w:rPr>
+        <w:t>iterations), then synthesize a final cited answer that explicitly flags source conflicts.</w:t>
       </w:r>
     </w:p>
     <w:p>
       <w:pPr>
         <w:pStyle w:val="Heading1"/>
-        <w:spacing w:after="100" w:before="240"/>
-      </w:pPr>
-      <w:r>
-        <w:rPr>
+        <w:spacing w:before="240" w:after="100"/>
+        <w:rPr>
+          <w:rFonts w:asciiTheme="minorHAnsi" w:hAnsiTheme="minorHAnsi" w:cstheme="minorHAnsi"/>
+        </w:rPr>
+      </w:pPr>
+      <w:r>
+        <w:rPr>
+          <w:rFonts w:asciiTheme="minorHAnsi" w:hAnsiTheme="minorHAnsi" w:cstheme="minorHAnsi"/>
           <w:b/>
           <w:bCs/>
           <w:color w:val="1A1A1A"/>
           <w:sz w:val="26"/>
           <w:szCs w:val="26"/>
         </w:rPr>
-        <w:t xml:space="preserve">3. Key Technical Decisions and Why</w:t>
+        <w:t>3. Key Technical Decisions and Why</w:t>
       </w:r>
     </w:p>
     <w:p>
@@ -178,16 +544,53 @@
           <w:numId w:val="2"/>
         </w:numPr>
         <w:spacing w:after="80"/>
-      </w:pPr>
-      <w:r>
-        <w:rPr>
-          <w:b/>
-          <w:bCs/>
-        </w:rPr>
-        <w:t xml:space="preserve">Local embeddings instead of Voyage AI: </w:t>
-      </w:r>
-      <w:r>
-        <w:t xml:space="preserve">Voyage's free tier requires a payment card for usable rate limits; we chose a local model to avoid this entirely, at the cost of slower one-time embedding throughput.</w:t>
+        <w:rPr>
+          <w:rFonts w:asciiTheme="minorHAnsi" w:hAnsiTheme="minorHAnsi" w:cstheme="minorHAnsi"/>
+          <w:sz w:val="22"/>
+        </w:rPr>
+      </w:pPr>
+      <w:r>
+        <w:rPr>
+          <w:rFonts w:asciiTheme="minorHAnsi" w:hAnsiTheme="minorHAnsi" w:cstheme="minorHAnsi"/>
+          <w:b/>
+          <w:bCs/>
+          <w:sz w:val="22"/>
+        </w:rPr>
+        <w:t xml:space="preserve">Local </w:t>
+      </w:r>
+      <w:proofErr w:type="spellStart"/>
+      <w:r>
+        <w:rPr>
+          <w:rFonts w:asciiTheme="minorHAnsi" w:hAnsiTheme="minorHAnsi" w:cstheme="minorHAnsi"/>
+          <w:b/>
+          <w:bCs/>
+          <w:sz w:val="22"/>
+        </w:rPr>
+        <w:t>embeddings</w:t>
+      </w:r>
+      <w:proofErr w:type="spellEnd"/>
+      <w:r>
+        <w:rPr>
+          <w:rFonts w:asciiTheme="minorHAnsi" w:hAnsiTheme="minorHAnsi" w:cstheme="minorHAnsi"/>
+          <w:b/>
+          <w:bCs/>
+          <w:sz w:val="22"/>
+        </w:rPr>
+        <w:t xml:space="preserve"> instead of Voyage AI: </w:t>
+      </w:r>
+      <w:r>
+        <w:rPr>
+          <w:rFonts w:asciiTheme="minorHAnsi" w:hAnsiTheme="minorHAnsi" w:cstheme="minorHAnsi"/>
+          <w:sz w:val="22"/>
+        </w:rPr>
+        <w:t>Voyage's free tier requires a payment card for usable rate limits; we chose a local model to</w:t>
+      </w:r>
+      <w:r>
+        <w:rPr>
+          <w:rFonts w:asciiTheme="minorHAnsi" w:hAnsiTheme="minorHAnsi" w:cstheme="minorHAnsi"/>
+          <w:sz w:val="22"/>
+        </w:rPr>
+        <w:t xml:space="preserve"> avoid this entirely, at the cost of slower one-time embedding throughput.</w:t>
       </w:r>
     </w:p>
     <w:p>
@@ -198,16 +601,55 @@
           <w:numId w:val="2"/>
         </w:numPr>
         <w:spacing w:after="80"/>
-      </w:pPr>
-      <w:r>
-        <w:rPr>
-          <w:b/>
-          <w:bCs/>
-        </w:rPr>
-        <w:t xml:space="preserve">openrouter/free auto-router instead of a pinned model: </w:t>
-      </w:r>
-      <w:r>
-        <w:t xml:space="preserve">specific free model IDs went stale (404) within the same day during development; the auto-router avoids hardcoding a slug that expires.</w:t>
+        <w:rPr>
+          <w:rFonts w:asciiTheme="minorHAnsi" w:hAnsiTheme="minorHAnsi" w:cstheme="minorHAnsi"/>
+          <w:sz w:val="22"/>
+        </w:rPr>
+      </w:pPr>
+      <w:proofErr w:type="spellStart"/>
+      <w:proofErr w:type="gramStart"/>
+      <w:r>
+        <w:rPr>
+          <w:rFonts w:asciiTheme="minorHAnsi" w:hAnsiTheme="minorHAnsi" w:cstheme="minorHAnsi"/>
+          <w:b/>
+          <w:bCs/>
+          <w:sz w:val="22"/>
+        </w:rPr>
+        <w:t>openrouter</w:t>
+      </w:r>
+      <w:proofErr w:type="spellEnd"/>
+      <w:r>
+        <w:rPr>
+          <w:rFonts w:asciiTheme="minorHAnsi" w:hAnsiTheme="minorHAnsi" w:cstheme="minorHAnsi"/>
+          <w:b/>
+          <w:bCs/>
+          <w:sz w:val="22"/>
+        </w:rPr>
+        <w:t>/free</w:t>
+      </w:r>
+      <w:proofErr w:type="gramEnd"/>
+      <w:r>
+        <w:rPr>
+          <w:rFonts w:asciiTheme="minorHAnsi" w:hAnsiTheme="minorHAnsi" w:cstheme="minorHAnsi"/>
+          <w:b/>
+          <w:bCs/>
+          <w:sz w:val="22"/>
+        </w:rPr>
+        <w:t xml:space="preserve"> auto-router instead of a pinned model: </w:t>
+      </w:r>
+      <w:r>
+        <w:rPr>
+          <w:rFonts w:asciiTheme="minorHAnsi" w:hAnsiTheme="minorHAnsi" w:cstheme="minorHAnsi"/>
+          <w:sz w:val="22"/>
+        </w:rPr>
+        <w:t>specific free model IDs went stale (404) within the same day during development; the auto-router avoids hardcoding a slug that</w:t>
+      </w:r>
+      <w:r>
+        <w:rPr>
+          <w:rFonts w:asciiTheme="minorHAnsi" w:hAnsiTheme="minorHAnsi" w:cstheme="minorHAnsi"/>
+          <w:sz w:val="22"/>
+        </w:rPr>
+        <w:t xml:space="preserve"> expires.</w:t>
       </w:r>
     </w:p>
     <w:p>
@@ -218,61 +660,111 @@
           <w:numId w:val="2"/>
         </w:numPr>
         <w:spacing w:after="80"/>
-      </w:pPr>
-      <w:r>
-        <w:rPr>
-          <w:b/>
-          <w:bCs/>
+        <w:rPr>
+          <w:rFonts w:asciiTheme="minorHAnsi" w:hAnsiTheme="minorHAnsi" w:cstheme="minorHAnsi"/>
+          <w:sz w:val="22"/>
+        </w:rPr>
+      </w:pPr>
+      <w:r>
+        <w:rPr>
+          <w:rFonts w:asciiTheme="minorHAnsi" w:hAnsiTheme="minorHAnsi" w:cstheme="minorHAnsi"/>
+          <w:b/>
+          <w:bCs/>
+          <w:sz w:val="22"/>
         </w:rPr>
         <w:t xml:space="preserve">Format deduplication: </w:t>
       </w:r>
       <w:r>
-        <w:t xml:space="preserve">many ephemera documents exist as duplicate content across .docx/.pdf/.txt; ingesting all copies would let the system mistake one document counted twice for two independent corroborating sources.</w:t>
+        <w:rPr>
+          <w:rFonts w:asciiTheme="minorHAnsi" w:hAnsiTheme="minorHAnsi" w:cstheme="minorHAnsi"/>
+          <w:sz w:val="22"/>
+        </w:rPr>
+        <w:t>many ephemera documents exist as duplicate content across .</w:t>
+      </w:r>
+      <w:proofErr w:type="spellStart"/>
+      <w:r>
+        <w:rPr>
+          <w:rFonts w:asciiTheme="minorHAnsi" w:hAnsiTheme="minorHAnsi" w:cstheme="minorHAnsi"/>
+          <w:sz w:val="22"/>
+        </w:rPr>
+        <w:t>docx</w:t>
+      </w:r>
+      <w:proofErr w:type="spellEnd"/>
+      <w:r>
+        <w:rPr>
+          <w:rFonts w:asciiTheme="minorHAnsi" w:hAnsiTheme="minorHAnsi" w:cstheme="minorHAnsi"/>
+          <w:sz w:val="22"/>
+        </w:rPr>
+        <w:t>/.pdf/.txt; ingesting all copies would let the system mistake one document counted twice for two independent corroborating sources.</w:t>
       </w:r>
     </w:p>
     <w:p>
       <w:pPr>
         <w:spacing w:after="100"/>
-      </w:pPr>
-      <w:r>
-        <w:rPr>
+        <w:rPr>
+          <w:rFonts w:asciiTheme="minorHAnsi" w:hAnsiTheme="minorHAnsi" w:cstheme="minorHAnsi"/>
+        </w:rPr>
+      </w:pPr>
+      <w:r>
+        <w:rPr>
+          <w:rFonts w:asciiTheme="minorHAnsi" w:hAnsiTheme="minorHAnsi" w:cstheme="minorHAnsi"/>
           <w:i/>
           <w:iCs/>
           <w:color w:val="555555"/>
           <w:sz w:val="18"/>
           <w:szCs w:val="18"/>
         </w:rPr>
-        <w:t xml:space="preserve">Full reasoning and trade-offs in docs/decisions.md.</w:t>
+        <w:t>Full reasoning and trade-offs</w:t>
+      </w:r>
+      <w:r>
+        <w:rPr>
+          <w:rFonts w:asciiTheme="minorHAnsi" w:hAnsiTheme="minorHAnsi" w:cstheme="minorHAnsi"/>
+          <w:i/>
+          <w:iCs/>
+          <w:color w:val="555555"/>
+          <w:sz w:val="18"/>
+          <w:szCs w:val="18"/>
+        </w:rPr>
+        <w:t xml:space="preserve"> in docs/decisions.md.</w:t>
       </w:r>
     </w:p>
     <w:p>
       <w:pPr>
         <w:pStyle w:val="Heading1"/>
-        <w:spacing w:after="100" w:before="240"/>
-      </w:pPr>
-      <w:r>
-        <w:rPr>
+        <w:spacing w:before="240" w:after="100"/>
+        <w:rPr>
+          <w:rFonts w:asciiTheme="minorHAnsi" w:hAnsiTheme="minorHAnsi" w:cstheme="minorHAnsi"/>
+        </w:rPr>
+      </w:pPr>
+      <w:r>
+        <w:rPr>
+          <w:rFonts w:asciiTheme="minorHAnsi" w:hAnsiTheme="minorHAnsi" w:cstheme="minorHAnsi"/>
           <w:b/>
           <w:bCs/>
           <w:color w:val="1A1A1A"/>
           <w:sz w:val="26"/>
           <w:szCs w:val="26"/>
         </w:rPr>
-        <w:t xml:space="preserve">4. What Works, What Doesn't, and Limitations</w:t>
-      </w:r>
-    </w:p>
-    <w:p>
-      <w:pPr>
-        <w:spacing w:after="60" w:before="100"/>
-      </w:pPr>
-      <w:r>
-        <w:rPr>
-          <w:b/>
-          <w:bCs/>
-          <w:sz w:val="21"/>
+        <w:t>4. What Works, What Doesn't, and Limitations</w:t>
+      </w:r>
+    </w:p>
+    <w:p>
+      <w:pPr>
+        <w:spacing w:before="100" w:after="60"/>
+        <w:rPr>
+          <w:rFonts w:asciiTheme="minorHAnsi" w:hAnsiTheme="minorHAnsi" w:cstheme="minorHAnsi"/>
+          <w:sz w:val="22"/>
+        </w:rPr>
+      </w:pPr>
+      <w:r>
+        <w:rPr>
+          <w:rFonts w:asciiTheme="minorHAnsi" w:hAnsiTheme="minorHAnsi" w:cstheme="minorHAnsi"/>
+          <w:b/>
+          <w:bCs/>
+          <w:sz w:val="22"/>
           <w:szCs w:val="21"/>
         </w:rPr>
-        <w:t xml:space="preserve">What works well (verified by manual spot-checks against raw corpus files):</w:t>
+        <w:t>What works well (verified by manual spot-checks against raw corpus files):</w:t>
       </w:r>
     </w:p>
     <w:p>
@@ -283,9 +775,56 @@
           <w:numId w:val="2"/>
         </w:numPr>
         <w:spacing w:after="80"/>
-      </w:pPr>
-      <w:r>
-        <w:t xml:space="preserve">Correctly identifies and reports genuine multi-source conflicts (e.g. Gloamreach's founding year: codex says 246 AS, an ephemera contract says 286 AS, the wiki says the matter is unresolved — the system surfaced all three rather than picking one).</w:t>
+        <w:rPr>
+          <w:rFonts w:asciiTheme="minorHAnsi" w:hAnsiTheme="minorHAnsi" w:cstheme="minorHAnsi"/>
+          <w:sz w:val="22"/>
+        </w:rPr>
+      </w:pPr>
+      <w:r>
+        <w:rPr>
+          <w:rFonts w:asciiTheme="minorHAnsi" w:hAnsiTheme="minorHAnsi" w:cstheme="minorHAnsi"/>
+          <w:sz w:val="22"/>
+        </w:rPr>
+        <w:t>Correctly identifies and reports genuine multi-source conflicts (</w:t>
+      </w:r>
+      <w:proofErr w:type="gramStart"/>
+      <w:r>
+        <w:rPr>
+          <w:rFonts w:asciiTheme="minorHAnsi" w:hAnsiTheme="minorHAnsi" w:cstheme="minorHAnsi"/>
+          <w:sz w:val="22"/>
+        </w:rPr>
+        <w:t>e.g.</w:t>
+      </w:r>
+      <w:proofErr w:type="gramEnd"/>
+      <w:r>
+        <w:rPr>
+          <w:rFonts w:asciiTheme="minorHAnsi" w:hAnsiTheme="minorHAnsi" w:cstheme="minorHAnsi"/>
+          <w:sz w:val="22"/>
+        </w:rPr>
+        <w:t xml:space="preserve"> </w:t>
+      </w:r>
+      <w:proofErr w:type="spellStart"/>
+      <w:r>
+        <w:rPr>
+          <w:rFonts w:asciiTheme="minorHAnsi" w:hAnsiTheme="minorHAnsi" w:cstheme="minorHAnsi"/>
+          <w:sz w:val="22"/>
+        </w:rPr>
+        <w:t>Gloamreach's</w:t>
+      </w:r>
+      <w:proofErr w:type="spellEnd"/>
+      <w:r>
+        <w:rPr>
+          <w:rFonts w:asciiTheme="minorHAnsi" w:hAnsiTheme="minorHAnsi" w:cstheme="minorHAnsi"/>
+          <w:sz w:val="22"/>
+        </w:rPr>
+        <w:t xml:space="preserve"> founding year: codex says 246 </w:t>
+      </w:r>
+      <w:r>
+        <w:rPr>
+          <w:rFonts w:asciiTheme="minorHAnsi" w:hAnsiTheme="minorHAnsi" w:cstheme="minorHAnsi"/>
+          <w:sz w:val="22"/>
+        </w:rPr>
+        <w:t>AS, an ephemera contract says 286 AS, the wiki says the matter is unresolved — the system surfaced all three rather than picking one).</w:t>
       </w:r>
     </w:p>
     <w:p>
@@ -296,16 +835,41 @@
           <w:numId w:val="2"/>
         </w:numPr>
         <w:spacing w:after="80"/>
-      </w:pPr>
-      <w:r>
-        <w:rPr>
-          <w:b/>
-          <w:bCs/>
+        <w:rPr>
+          <w:rFonts w:asciiTheme="minorHAnsi" w:hAnsiTheme="minorHAnsi" w:cstheme="minorHAnsi"/>
+          <w:sz w:val="22"/>
+        </w:rPr>
+      </w:pPr>
+      <w:r>
+        <w:rPr>
+          <w:rFonts w:asciiTheme="minorHAnsi" w:hAnsiTheme="minorHAnsi" w:cstheme="minorHAnsi"/>
+          <w:b/>
+          <w:bCs/>
+          <w:sz w:val="22"/>
         </w:rPr>
         <w:t xml:space="preserve">Resists fabrication under pressure: </w:t>
       </w:r>
       <w:r>
-        <w:t xml:space="preserve">when asked what happened to a named individual after a specific in-world event, and the corpus genuinely doesn't say, the system iterated the full 5-search cap trying different angles and then honestly reported that the record doesn't say, rather than inventing a plausible-sounding narrative.</w:t>
+        <w:rPr>
+          <w:rFonts w:asciiTheme="minorHAnsi" w:hAnsiTheme="minorHAnsi" w:cstheme="minorHAnsi"/>
+          <w:sz w:val="22"/>
+        </w:rPr>
+        <w:t>when asked what happened to a named individual after a specific in-world event, and t</w:t>
+      </w:r>
+      <w:r>
+        <w:rPr>
+          <w:rFonts w:asciiTheme="minorHAnsi" w:hAnsiTheme="minorHAnsi" w:cstheme="minorHAnsi"/>
+          <w:sz w:val="22"/>
+        </w:rPr>
+        <w:t xml:space="preserve">he corpus genuinely doesn't say, the system iterated the full 5-search </w:t>
+      </w:r>
+      <w:r>
+        <w:rPr>
+          <w:rFonts w:asciiTheme="minorHAnsi" w:hAnsiTheme="minorHAnsi" w:cstheme="minorHAnsi"/>
+          <w:sz w:val="22"/>
+        </w:rPr>
+        <w:lastRenderedPageBreak/>
+        <w:t>cap trying different angles and then honestly reported that the record doesn't say, rather than inventing a plausible-sounding narrative.</w:t>
       </w:r>
     </w:p>
     <w:p>
@@ -316,16 +880,49 @@
           <w:numId w:val="2"/>
         </w:numPr>
         <w:spacing w:after="80"/>
-      </w:pPr>
-      <w:r>
-        <w:rPr>
-          <w:b/>
-          <w:bCs/>
+        <w:rPr>
+          <w:rFonts w:asciiTheme="minorHAnsi" w:hAnsiTheme="minorHAnsi" w:cstheme="minorHAnsi"/>
+          <w:sz w:val="22"/>
+        </w:rPr>
+      </w:pPr>
+      <w:r>
+        <w:rPr>
+          <w:rFonts w:asciiTheme="minorHAnsi" w:hAnsiTheme="minorHAnsi" w:cstheme="minorHAnsi"/>
+          <w:b/>
+          <w:bCs/>
+          <w:sz w:val="22"/>
         </w:rPr>
         <w:t xml:space="preserve">Distinguishes correlation from causation: </w:t>
       </w:r>
       <w:r>
-        <w:t xml:space="preserve">when asked whether a historical event was connected to a location's founding, the system noticed the two were merely thematically/physically associated and correctly declined to infer a causal link neither source supports.</w:t>
+        <w:rPr>
+          <w:rFonts w:asciiTheme="minorHAnsi" w:hAnsiTheme="minorHAnsi" w:cstheme="minorHAnsi"/>
+          <w:sz w:val="22"/>
+        </w:rPr>
+        <w:t xml:space="preserve">when </w:t>
+      </w:r>
+      <w:r>
+        <w:rPr>
+          <w:rFonts w:asciiTheme="minorHAnsi" w:hAnsiTheme="minorHAnsi" w:cstheme="minorHAnsi"/>
+          <w:sz w:val="22"/>
+        </w:rPr>
+        <w:t xml:space="preserve">asked whether a historical event </w:t>
+      </w:r>
+      <w:proofErr w:type="gramStart"/>
+      <w:r>
+        <w:rPr>
+          <w:rFonts w:asciiTheme="minorHAnsi" w:hAnsiTheme="minorHAnsi" w:cstheme="minorHAnsi"/>
+          <w:sz w:val="22"/>
+        </w:rPr>
+        <w:t>was connected</w:t>
+      </w:r>
+      <w:proofErr w:type="gramEnd"/>
+      <w:r>
+        <w:rPr>
+          <w:rFonts w:asciiTheme="minorHAnsi" w:hAnsiTheme="minorHAnsi" w:cstheme="minorHAnsi"/>
+          <w:sz w:val="22"/>
+        </w:rPr>
+        <w:t xml:space="preserve"> to a location's founding, the system noticed the two were merely thematically/physically associated and correctly declined to infer a causal link neither source supports.</w:t>
       </w:r>
     </w:p>
     <w:p>
@@ -336,23 +933,65 @@
           <w:numId w:val="2"/>
         </w:numPr>
         <w:spacing w:after="80"/>
-      </w:pPr>
-      <w:r>
-        <w:t xml:space="preserve">Correctly caught a false premise in the framing of one test question, refusing to accept the question's built-in assumption once evidence contradicted it.</w:t>
-      </w:r>
-    </w:p>
-    <w:p>
-      <w:pPr>
-        <w:spacing w:after="60" w:before="100"/>
-      </w:pPr>
-      <w:r>
-        <w:rPr>
-          <w:b/>
-          <w:bCs/>
-          <w:sz w:val="21"/>
+        <w:rPr>
+          <w:rFonts w:asciiTheme="minorHAnsi" w:hAnsiTheme="minorHAnsi" w:cstheme="minorHAnsi"/>
+          <w:sz w:val="22"/>
+        </w:rPr>
+      </w:pPr>
+      <w:r>
+        <w:rPr>
+          <w:rFonts w:asciiTheme="minorHAnsi" w:hAnsiTheme="minorHAnsi" w:cstheme="minorHAnsi"/>
+          <w:sz w:val="22"/>
+        </w:rPr>
+        <w:t>Correctly caught a false premise in th</w:t>
+      </w:r>
+      <w:r>
+        <w:rPr>
+          <w:rFonts w:asciiTheme="minorHAnsi" w:hAnsiTheme="minorHAnsi" w:cstheme="minorHAnsi"/>
+          <w:sz w:val="22"/>
+        </w:rPr>
+        <w:t>e framing of one test question, refusing to accept the question's built-in assumption once evidence contradicted it.</w:t>
+      </w:r>
+    </w:p>
+    <w:p>
+      <w:pPr>
+        <w:spacing w:before="100" w:after="60"/>
+        <w:rPr>
+          <w:rFonts w:asciiTheme="minorHAnsi" w:hAnsiTheme="minorHAnsi" w:cstheme="minorHAnsi"/>
+          <w:sz w:val="22"/>
+        </w:rPr>
+      </w:pPr>
+      <w:r>
+        <w:rPr>
+          <w:rFonts w:asciiTheme="minorHAnsi" w:hAnsiTheme="minorHAnsi" w:cstheme="minorHAnsi"/>
+          <w:b/>
+          <w:bCs/>
+          <w:sz w:val="22"/>
           <w:szCs w:val="21"/>
         </w:rPr>
-        <w:t xml:space="preserve">What doesn't work / known limitations (full detail in docs/limitations.md):</w:t>
+        <w:t xml:space="preserve">What </w:t>
+      </w:r>
+      <w:proofErr w:type="gramStart"/>
+      <w:r>
+        <w:rPr>
+          <w:rFonts w:asciiTheme="minorHAnsi" w:hAnsiTheme="minorHAnsi" w:cstheme="minorHAnsi"/>
+          <w:b/>
+          <w:bCs/>
+          <w:sz w:val="22"/>
+          <w:szCs w:val="21"/>
+        </w:rPr>
+        <w:t>doesn't</w:t>
+      </w:r>
+      <w:proofErr w:type="gramEnd"/>
+      <w:r>
+        <w:rPr>
+          <w:rFonts w:asciiTheme="minorHAnsi" w:hAnsiTheme="minorHAnsi" w:cstheme="minorHAnsi"/>
+          <w:b/>
+          <w:bCs/>
+          <w:sz w:val="22"/>
+          <w:szCs w:val="21"/>
+        </w:rPr>
+        <w:t xml:space="preserve"> work / known limitations (full detail in docs/limitations.md):</w:t>
       </w:r>
     </w:p>
     <w:p>
@@ -363,9 +1002,24 @@
           <w:numId w:val="2"/>
         </w:numPr>
         <w:spacing w:after="80"/>
-      </w:pPr>
-      <w:r>
-        <w:t xml:space="preserve">The free LLM router occasionally returns a non-JSON response (observed: a stray safety-classifier-style string) — mitigated with automatic retry, which succeeded in every observed case, but the underlying inconsistency is a property of the free-tier model pool.</w:t>
+        <w:rPr>
+          <w:rFonts w:asciiTheme="minorHAnsi" w:hAnsiTheme="minorHAnsi" w:cstheme="minorHAnsi"/>
+          <w:sz w:val="22"/>
+        </w:rPr>
+      </w:pPr>
+      <w:r>
+        <w:rPr>
+          <w:rFonts w:asciiTheme="minorHAnsi" w:hAnsiTheme="minorHAnsi" w:cstheme="minorHAnsi"/>
+          <w:sz w:val="22"/>
+        </w:rPr>
+        <w:t>The free LLM router occasionally returns a non-JSON response (o</w:t>
+      </w:r>
+      <w:r>
+        <w:rPr>
+          <w:rFonts w:asciiTheme="minorHAnsi" w:hAnsiTheme="minorHAnsi" w:cstheme="minorHAnsi"/>
+          <w:sz w:val="22"/>
+        </w:rPr>
+        <w:t>bserved: a stray safety-classifier-style string) — mitigated with automatic retry, which succeeded in every observed case, but the underlying inconsistency is a property of the free-tier model pool.</w:t>
       </w:r>
     </w:p>
     <w:p>
@@ -376,9 +1030,24 @@
           <w:numId w:val="2"/>
         </w:numPr>
         <w:spacing w:after="80"/>
-      </w:pPr>
-      <w:r>
-        <w:t xml:space="preserve">Some questions resolve in a single search iteration when the first retrieval happens to surface everything needed; the system has no mechanism to force a second cross-verifying search.</w:t>
+        <w:rPr>
+          <w:rFonts w:asciiTheme="minorHAnsi" w:hAnsiTheme="minorHAnsi" w:cstheme="minorHAnsi"/>
+          <w:sz w:val="22"/>
+        </w:rPr>
+      </w:pPr>
+      <w:r>
+        <w:rPr>
+          <w:rFonts w:asciiTheme="minorHAnsi" w:hAnsiTheme="minorHAnsi" w:cstheme="minorHAnsi"/>
+          <w:sz w:val="22"/>
+        </w:rPr>
+        <w:t xml:space="preserve">Some questions resolve in a single search iteration when </w:t>
+      </w:r>
+      <w:r>
+        <w:rPr>
+          <w:rFonts w:asciiTheme="minorHAnsi" w:hAnsiTheme="minorHAnsi" w:cstheme="minorHAnsi"/>
+          <w:sz w:val="22"/>
+        </w:rPr>
+        <w:t>the first retrieval happens to surface everything needed; the system has no mechanism to force a second cross-verifying search.</w:t>
       </w:r>
     </w:p>
     <w:p>
@@ -389,9 +1058,17 @@
           <w:numId w:val="2"/>
         </w:numPr>
         <w:spacing w:after="80"/>
-      </w:pPr>
-      <w:r>
-        <w:t xml:space="preserve">Text-only — cannot handle 1A-style questions requiring diagram/image reading.</w:t>
+        <w:rPr>
+          <w:rFonts w:asciiTheme="minorHAnsi" w:hAnsiTheme="minorHAnsi" w:cstheme="minorHAnsi"/>
+          <w:sz w:val="22"/>
+        </w:rPr>
+      </w:pPr>
+      <w:r>
+        <w:rPr>
+          <w:rFonts w:asciiTheme="minorHAnsi" w:hAnsiTheme="minorHAnsi" w:cstheme="minorHAnsi"/>
+          <w:sz w:val="22"/>
+        </w:rPr>
+        <w:t>Text-only — cannot handle 1A-style questions requiring diagram/image reading.</w:t>
       </w:r>
     </w:p>
     <w:p>
@@ -402,23 +1079,36 @@
           <w:numId w:val="2"/>
         </w:numPr>
         <w:spacing w:after="80"/>
-      </w:pPr>
-      <w:r>
-        <w:t xml:space="preserve">No automated scoring against a ground-truth answer key; quality assessment relied on manual verification against corpus source files.</w:t>
-      </w:r>
-    </w:p>
-    <w:p>
-      <w:pPr>
-        <w:spacing w:after="60" w:before="100"/>
-      </w:pPr>
-      <w:r>
-        <w:rPr>
-          <w:b/>
-          <w:bCs/>
-          <w:sz w:val="21"/>
+        <w:rPr>
+          <w:rFonts w:asciiTheme="minorHAnsi" w:hAnsiTheme="minorHAnsi" w:cstheme="minorHAnsi"/>
+          <w:sz w:val="22"/>
+        </w:rPr>
+      </w:pPr>
+      <w:r>
+        <w:rPr>
+          <w:rFonts w:asciiTheme="minorHAnsi" w:hAnsiTheme="minorHAnsi" w:cstheme="minorHAnsi"/>
+          <w:sz w:val="22"/>
+        </w:rPr>
+        <w:t>No automated scoring against a ground-truth answer key; quality assessment relied on manual verification against corpus source files.</w:t>
+      </w:r>
+    </w:p>
+    <w:p>
+      <w:pPr>
+        <w:spacing w:before="100" w:after="60"/>
+        <w:rPr>
+          <w:rFonts w:asciiTheme="minorHAnsi" w:hAnsiTheme="minorHAnsi" w:cstheme="minorHAnsi"/>
+          <w:sz w:val="22"/>
+        </w:rPr>
+      </w:pPr>
+      <w:r>
+        <w:rPr>
+          <w:rFonts w:asciiTheme="minorHAnsi" w:hAnsiTheme="minorHAnsi" w:cstheme="minorHAnsi"/>
+          <w:b/>
+          <w:bCs/>
+          <w:sz w:val="22"/>
           <w:szCs w:val="21"/>
         </w:rPr>
-        <w:t xml:space="preserve">Approaches tried and changed:</w:t>
+        <w:t>Approaches tried and changed:</w:t>
       </w:r>
     </w:p>
     <w:p>
@@ -429,9 +1119,40 @@
           <w:numId w:val="2"/>
         </w:numPr>
         <w:spacing w:after="80"/>
-      </w:pPr>
-      <w:r>
-        <w:t xml:space="preserve">Originally planned to use Voyage AI for embeddings per the challenge document's appendix; switched to a local model after hitting the payment-card requirement.</w:t>
+        <w:rPr>
+          <w:rFonts w:asciiTheme="minorHAnsi" w:hAnsiTheme="minorHAnsi" w:cstheme="minorHAnsi"/>
+          <w:sz w:val="22"/>
+        </w:rPr>
+      </w:pPr>
+      <w:r>
+        <w:rPr>
+          <w:rFonts w:asciiTheme="minorHAnsi" w:hAnsiTheme="minorHAnsi" w:cstheme="minorHAnsi"/>
+          <w:sz w:val="22"/>
+        </w:rPr>
+        <w:t xml:space="preserve">Originally planned to use Voyage AI for </w:t>
+      </w:r>
+      <w:proofErr w:type="spellStart"/>
+      <w:r>
+        <w:rPr>
+          <w:rFonts w:asciiTheme="minorHAnsi" w:hAnsiTheme="minorHAnsi" w:cstheme="minorHAnsi"/>
+          <w:sz w:val="22"/>
+        </w:rPr>
+        <w:t>embeddings</w:t>
+      </w:r>
+      <w:proofErr w:type="spellEnd"/>
+      <w:r>
+        <w:rPr>
+          <w:rFonts w:asciiTheme="minorHAnsi" w:hAnsiTheme="minorHAnsi" w:cstheme="minorHAnsi"/>
+          <w:sz w:val="22"/>
+        </w:rPr>
+        <w:t xml:space="preserve"> per the challenge document's appendix; sw</w:t>
+      </w:r>
+      <w:r>
+        <w:rPr>
+          <w:rFonts w:asciiTheme="minorHAnsi" w:hAnsiTheme="minorHAnsi" w:cstheme="minorHAnsi"/>
+          <w:sz w:val="22"/>
+        </w:rPr>
+        <w:t>itched to a local model after hitting the payment-card requirement.</w:t>
       </w:r>
     </w:p>
     <w:p>
@@ -442,425 +1163,921 @@
           <w:numId w:val="2"/>
         </w:numPr>
         <w:spacing w:after="80"/>
-      </w:pPr>
-      <w:r>
-        <w:t xml:space="preserve">Originally hardcoded a specific free OpenRouter model; switched to the openrouter/free router after repeated 404s from a rotating free-tier lineup.</w:t>
+        <w:rPr>
+          <w:rFonts w:asciiTheme="minorHAnsi" w:hAnsiTheme="minorHAnsi" w:cstheme="minorHAnsi"/>
+          <w:sz w:val="22"/>
+        </w:rPr>
+      </w:pPr>
+      <w:proofErr w:type="gramStart"/>
+      <w:r>
+        <w:rPr>
+          <w:rFonts w:asciiTheme="minorHAnsi" w:hAnsiTheme="minorHAnsi" w:cstheme="minorHAnsi"/>
+          <w:sz w:val="22"/>
+        </w:rPr>
+        <w:t>Originally</w:t>
+      </w:r>
+      <w:proofErr w:type="gramEnd"/>
+      <w:r>
+        <w:rPr>
+          <w:rFonts w:asciiTheme="minorHAnsi" w:hAnsiTheme="minorHAnsi" w:cstheme="minorHAnsi"/>
+          <w:sz w:val="22"/>
+        </w:rPr>
+        <w:t xml:space="preserve"> hardcoded a specific free </w:t>
+      </w:r>
+      <w:proofErr w:type="spellStart"/>
+      <w:r>
+        <w:rPr>
+          <w:rFonts w:asciiTheme="minorHAnsi" w:hAnsiTheme="minorHAnsi" w:cstheme="minorHAnsi"/>
+          <w:sz w:val="22"/>
+        </w:rPr>
+        <w:t>OpenRouter</w:t>
+      </w:r>
+      <w:proofErr w:type="spellEnd"/>
+      <w:r>
+        <w:rPr>
+          <w:rFonts w:asciiTheme="minorHAnsi" w:hAnsiTheme="minorHAnsi" w:cstheme="minorHAnsi"/>
+          <w:sz w:val="22"/>
+        </w:rPr>
+        <w:t xml:space="preserve"> model; switched to the </w:t>
+      </w:r>
+      <w:proofErr w:type="spellStart"/>
+      <w:r>
+        <w:rPr>
+          <w:rFonts w:asciiTheme="minorHAnsi" w:hAnsiTheme="minorHAnsi" w:cstheme="minorHAnsi"/>
+          <w:sz w:val="22"/>
+        </w:rPr>
+        <w:t>openrouter</w:t>
+      </w:r>
+      <w:proofErr w:type="spellEnd"/>
+      <w:r>
+        <w:rPr>
+          <w:rFonts w:asciiTheme="minorHAnsi" w:hAnsiTheme="minorHAnsi" w:cstheme="minorHAnsi"/>
+          <w:sz w:val="22"/>
+        </w:rPr>
+        <w:t>/free router after repeated 404s from a rotating free-tier lineup.</w:t>
       </w:r>
     </w:p>
     <w:p>
       <w:pPr>
         <w:pStyle w:val="Heading1"/>
-        <w:spacing w:after="100" w:before="240"/>
-      </w:pPr>
-      <w:r>
-        <w:rPr>
+        <w:spacing w:before="240" w:after="100"/>
+        <w:rPr>
+          <w:rFonts w:asciiTheme="minorHAnsi" w:hAnsiTheme="minorHAnsi" w:cstheme="minorHAnsi"/>
+        </w:rPr>
+      </w:pPr>
+      <w:r>
+        <w:rPr>
+          <w:rFonts w:asciiTheme="minorHAnsi" w:hAnsiTheme="minorHAnsi" w:cstheme="minorHAnsi"/>
           <w:b/>
           <w:bCs/>
           <w:color w:val="1A1A1A"/>
           <w:sz w:val="26"/>
           <w:szCs w:val="26"/>
         </w:rPr>
-        <w:t xml:space="preserve">5. AI Usage Disclosure</w:t>
+        <w:t>5. AI Usage Disclosure</w:t>
       </w:r>
     </w:p>
     <w:p>
       <w:pPr>
         <w:spacing w:after="100"/>
-      </w:pPr>
-      <w:r>
-        <w:t xml:space="preserve">See ai_usage/ai-usage-disclosure.md for full detail. Summary: Claude was used as a coding assistant for drafting skeleton code, debugging, and documentation; OpenRouter and a local embedding model are runtime components of the submitted system itself, not development tools. Architectural trade-off decisions were made by the team; full chat logs are included in ai_usage/claude.md.</w:t>
+        <w:rPr>
+          <w:rFonts w:asciiTheme="minorHAnsi" w:hAnsiTheme="minorHAnsi" w:cstheme="minorHAnsi"/>
+        </w:rPr>
+      </w:pPr>
+      <w:r>
+        <w:rPr>
+          <w:rFonts w:asciiTheme="minorHAnsi" w:hAnsiTheme="minorHAnsi" w:cstheme="minorHAnsi"/>
+          <w:sz w:val="22"/>
+        </w:rPr>
+        <w:t>See ai_usage/ai-u</w:t>
+      </w:r>
+      <w:r>
+        <w:rPr>
+          <w:rFonts w:asciiTheme="minorHAnsi" w:hAnsiTheme="minorHAnsi" w:cstheme="minorHAnsi"/>
+          <w:sz w:val="22"/>
+        </w:rPr>
+        <w:t xml:space="preserve">sage-disclosure.md for full detail. Summary: Claude </w:t>
+      </w:r>
+      <w:proofErr w:type="gramStart"/>
+      <w:r>
+        <w:rPr>
+          <w:rFonts w:asciiTheme="minorHAnsi" w:hAnsiTheme="minorHAnsi" w:cstheme="minorHAnsi"/>
+          <w:sz w:val="22"/>
+        </w:rPr>
+        <w:t>was used</w:t>
+      </w:r>
+      <w:proofErr w:type="gramEnd"/>
+      <w:r>
+        <w:rPr>
+          <w:rFonts w:asciiTheme="minorHAnsi" w:hAnsiTheme="minorHAnsi" w:cstheme="minorHAnsi"/>
+          <w:sz w:val="22"/>
+        </w:rPr>
+        <w:t xml:space="preserve"> as a coding assistant for drafting skeleton code, debugging, and documentation; </w:t>
+      </w:r>
+      <w:proofErr w:type="spellStart"/>
+      <w:r>
+        <w:rPr>
+          <w:rFonts w:asciiTheme="minorHAnsi" w:hAnsiTheme="minorHAnsi" w:cstheme="minorHAnsi"/>
+          <w:sz w:val="22"/>
+        </w:rPr>
+        <w:t>OpenRouter</w:t>
+      </w:r>
+      <w:proofErr w:type="spellEnd"/>
+      <w:r>
+        <w:rPr>
+          <w:rFonts w:asciiTheme="minorHAnsi" w:hAnsiTheme="minorHAnsi" w:cstheme="minorHAnsi"/>
+          <w:sz w:val="22"/>
+        </w:rPr>
+        <w:t xml:space="preserve"> and a local embedding model are runtime components of the submitted system itself, not development tools</w:t>
+      </w:r>
+      <w:r>
+        <w:rPr>
+          <w:rFonts w:asciiTheme="minorHAnsi" w:hAnsiTheme="minorHAnsi" w:cstheme="minorHAnsi"/>
+          <w:sz w:val="22"/>
+        </w:rPr>
+        <w:t xml:space="preserve">. </w:t>
+      </w:r>
+      <w:proofErr w:type="gramStart"/>
+      <w:r>
+        <w:rPr>
+          <w:rFonts w:asciiTheme="minorHAnsi" w:hAnsiTheme="minorHAnsi" w:cstheme="minorHAnsi"/>
+          <w:sz w:val="22"/>
+        </w:rPr>
+        <w:t>Architectural trade-off decisions were made by the team</w:t>
+      </w:r>
+      <w:proofErr w:type="gramEnd"/>
+      <w:r>
+        <w:rPr>
+          <w:rFonts w:asciiTheme="minorHAnsi" w:hAnsiTheme="minorHAnsi" w:cstheme="minorHAnsi"/>
+          <w:sz w:val="22"/>
+        </w:rPr>
+        <w:t xml:space="preserve">; full chat logs are included in </w:t>
+      </w:r>
+      <w:proofErr w:type="spellStart"/>
+      <w:r>
+        <w:rPr>
+          <w:rFonts w:asciiTheme="minorHAnsi" w:hAnsiTheme="minorHAnsi" w:cstheme="minorHAnsi"/>
+          <w:sz w:val="22"/>
+        </w:rPr>
+        <w:t>ai_usage</w:t>
+      </w:r>
+      <w:proofErr w:type="spellEnd"/>
+      <w:r>
+        <w:rPr>
+          <w:rFonts w:asciiTheme="minorHAnsi" w:hAnsiTheme="minorHAnsi" w:cstheme="minorHAnsi"/>
+          <w:sz w:val="22"/>
+        </w:rPr>
+        <w:t>/claude.md.</w:t>
       </w:r>
     </w:p>
     <w:p>
       <w:pPr>
         <w:pStyle w:val="Heading1"/>
-        <w:spacing w:after="100" w:before="240"/>
-      </w:pPr>
-      <w:r>
-        <w:rPr>
+        <w:spacing w:before="240" w:after="100"/>
+        <w:rPr>
+          <w:rFonts w:asciiTheme="minorHAnsi" w:hAnsiTheme="minorHAnsi" w:cstheme="minorHAnsi"/>
           <w:b/>
           <w:bCs/>
           <w:color w:val="1A1A1A"/>
           <w:sz w:val="26"/>
           <w:szCs w:val="26"/>
         </w:rPr>
-        <w:t xml:space="preserve">6. Team Members, Roles, and Contributions</w:t>
+      </w:pPr>
+    </w:p>
+    <w:p>
+      <w:pPr>
+        <w:pStyle w:val="Heading1"/>
+        <w:spacing w:before="240" w:after="100"/>
+        <w:rPr>
+          <w:rFonts w:asciiTheme="minorHAnsi" w:hAnsiTheme="minorHAnsi" w:cstheme="minorHAnsi"/>
+          <w:b/>
+          <w:bCs/>
+          <w:color w:val="1A1A1A"/>
+          <w:sz w:val="26"/>
+          <w:szCs w:val="26"/>
+        </w:rPr>
+      </w:pPr>
+    </w:p>
+    <w:p>
+      <w:pPr>
+        <w:pStyle w:val="Heading1"/>
+        <w:spacing w:before="240" w:after="100"/>
+        <w:rPr>
+          <w:rFonts w:asciiTheme="minorHAnsi" w:hAnsiTheme="minorHAnsi" w:cstheme="minorHAnsi"/>
+          <w:b/>
+          <w:bCs/>
+          <w:color w:val="1A1A1A"/>
+          <w:sz w:val="26"/>
+          <w:szCs w:val="26"/>
+        </w:rPr>
+      </w:pPr>
+    </w:p>
+    <w:p>
+      <w:pPr>
+        <w:pStyle w:val="Heading1"/>
+        <w:spacing w:before="240" w:after="100"/>
+        <w:rPr>
+          <w:rFonts w:asciiTheme="minorHAnsi" w:hAnsiTheme="minorHAnsi" w:cstheme="minorHAnsi"/>
+          <w:b/>
+          <w:bCs/>
+          <w:color w:val="1A1A1A"/>
+          <w:sz w:val="26"/>
+          <w:szCs w:val="26"/>
+        </w:rPr>
+      </w:pPr>
+    </w:p>
+    <w:p>
+      <w:pPr>
+        <w:pStyle w:val="Heading1"/>
+        <w:spacing w:before="240" w:after="100"/>
+        <w:rPr>
+          <w:rFonts w:asciiTheme="minorHAnsi" w:hAnsiTheme="minorHAnsi" w:cstheme="minorHAnsi"/>
+          <w:b/>
+          <w:bCs/>
+          <w:color w:val="1A1A1A"/>
+          <w:sz w:val="26"/>
+          <w:szCs w:val="26"/>
+        </w:rPr>
+      </w:pPr>
+    </w:p>
+    <w:p>
+      <w:pPr>
+        <w:pStyle w:val="Heading1"/>
+        <w:spacing w:before="240" w:after="100"/>
+        <w:rPr>
+          <w:rFonts w:asciiTheme="minorHAnsi" w:hAnsiTheme="minorHAnsi" w:cstheme="minorHAnsi"/>
+          <w:b/>
+          <w:bCs/>
+          <w:color w:val="1A1A1A"/>
+          <w:sz w:val="26"/>
+          <w:szCs w:val="26"/>
+        </w:rPr>
+      </w:pPr>
+    </w:p>
+    <w:p>
+      <w:pPr>
+        <w:pStyle w:val="Heading1"/>
+        <w:spacing w:before="240" w:after="100"/>
+        <w:rPr>
+          <w:rFonts w:asciiTheme="minorHAnsi" w:hAnsiTheme="minorHAnsi" w:cstheme="minorHAnsi"/>
+          <w:b/>
+          <w:bCs/>
+          <w:color w:val="1A1A1A"/>
+          <w:sz w:val="26"/>
+          <w:szCs w:val="26"/>
+        </w:rPr>
+      </w:pPr>
+    </w:p>
+    <w:p>
+      <w:pPr>
+        <w:pStyle w:val="Heading1"/>
+        <w:spacing w:before="240" w:after="100"/>
+        <w:rPr>
+          <w:rFonts w:asciiTheme="minorHAnsi" w:hAnsiTheme="minorHAnsi" w:cstheme="minorHAnsi"/>
+          <w:b/>
+          <w:bCs/>
+          <w:color w:val="1A1A1A"/>
+          <w:sz w:val="26"/>
+          <w:szCs w:val="26"/>
+        </w:rPr>
+      </w:pPr>
+    </w:p>
+    <w:p>
+      <w:pPr>
+        <w:pStyle w:val="Heading1"/>
+        <w:spacing w:before="240" w:after="100"/>
+        <w:rPr>
+          <w:rFonts w:asciiTheme="minorHAnsi" w:hAnsiTheme="minorHAnsi" w:cstheme="minorHAnsi"/>
+        </w:rPr>
+      </w:pPr>
+      <w:r>
+        <w:rPr>
+          <w:rFonts w:asciiTheme="minorHAnsi" w:hAnsiTheme="minorHAnsi" w:cstheme="minorHAnsi"/>
+          <w:b/>
+          <w:bCs/>
+          <w:color w:val="1A1A1A"/>
+          <w:sz w:val="26"/>
+          <w:szCs w:val="26"/>
+        </w:rPr>
+        <w:lastRenderedPageBreak/>
+        <w:t>6. Team Members, Roles, and Contributions</w:t>
       </w:r>
     </w:p>
     <w:tbl>
       <w:tblPr>
-        <w:tblW w:type="pct" w:w="100%"/>
+        <w:tblW w:w="5000" w:type="pct"/>
         <w:tblBorders>
-          <w:top w:val="single" w:color="auto" w:sz="4"/>
-          <w:left w:val="single" w:color="auto" w:sz="4"/>
-          <w:bottom w:val="single" w:color="auto" w:sz="4"/>
-          <w:right w:val="single" w:color="auto" w:sz="4"/>
-          <w:insideH w:val="single" w:color="auto" w:sz="4"/>
-          <w:insideV w:val="single" w:color="auto" w:sz="4"/>
+          <w:top w:val="single" w:sz="4" w:space="0" w:color="auto"/>
+          <w:left w:val="single" w:sz="4" w:space="0" w:color="auto"/>
+          <w:bottom w:val="single" w:sz="4" w:space="0" w:color="auto"/>
+          <w:right w:val="single" w:sz="4" w:space="0" w:color="auto"/>
+          <w:insideH w:val="single" w:sz="4" w:space="0" w:color="auto"/>
+          <w:insideV w:val="single" w:sz="4" w:space="0" w:color="auto"/>
         </w:tblBorders>
+        <w:tblCellMar>
+          <w:left w:w="10" w:type="dxa"/>
+          <w:right w:w="10" w:type="dxa"/>
+        </w:tblCellMar>
+        <w:tblLook w:val="0000" w:firstRow="0" w:lastRow="0" w:firstColumn="0" w:lastColumn="0" w:noHBand="0" w:noVBand="0"/>
       </w:tblPr>
       <w:tblGrid>
-        <w:gridCol w:w="100"/>
-        <w:gridCol w:w="100"/>
-        <w:gridCol w:w="100"/>
+        <w:gridCol w:w="3116"/>
+        <w:gridCol w:w="3117"/>
+        <w:gridCol w:w="3117"/>
       </w:tblGrid>
       <w:tr>
+        <w:tblPrEx>
+          <w:tblCellMar>
+            <w:top w:w="0" w:type="dxa"/>
+            <w:bottom w:w="0" w:type="dxa"/>
+          </w:tblCellMar>
+        </w:tblPrEx>
         <w:trPr>
           <w:cantSplit/>
         </w:trPr>
         <w:tc>
           <w:tcPr>
-            <w:tcW w:type="pct" w:w="33%"/>
-            <w:shd w:fill="2C2C2C" w:val="clear"/>
+            <w:tcW w:w="1650" w:type="pct"/>
+            <w:shd w:val="clear" w:color="auto" w:fill="2C2C2C"/>
             <w:tcMar>
-              <w:top w:type="dxa" w:w="90"/>
-              <w:left w:type="dxa" w:w="100"/>
-              <w:bottom w:type="dxa" w:w="90"/>
-              <w:right w:type="dxa" w:w="100"/>
+              <w:top w:w="90" w:type="dxa"/>
+              <w:left w:w="100" w:type="dxa"/>
+              <w:bottom w:w="90" w:type="dxa"/>
+              <w:right w:w="100" w:type="dxa"/>
             </w:tcMar>
           </w:tcPr>
           <w:p>
+            <w:pPr>
+              <w:jc w:val="both"/>
+              <w:rPr>
+                <w:rFonts w:asciiTheme="minorHAnsi" w:hAnsiTheme="minorHAnsi" w:cstheme="minorHAnsi"/>
+                <w:sz w:val="22"/>
+              </w:rPr>
+            </w:pPr>
             <w:r>
               <w:rPr>
+                <w:rFonts w:asciiTheme="minorHAnsi" w:hAnsiTheme="minorHAnsi" w:cstheme="minorHAnsi"/>
                 <w:b/>
                 <w:bCs/>
                 <w:color w:val="FFFFFF"/>
-                <w:sz w:val="18"/>
+                <w:sz w:val="22"/>
                 <w:szCs w:val="18"/>
               </w:rPr>
-              <w:t xml:space="preserve">Name</w:t>
+              <w:t>Name</w:t>
             </w:r>
           </w:p>
         </w:tc>
         <w:tc>
           <w:tcPr>
-            <w:tcW w:type="pct" w:w="33%"/>
-            <w:shd w:fill="2C2C2C" w:val="clear"/>
+            <w:tcW w:w="1650" w:type="pct"/>
+            <w:shd w:val="clear" w:color="auto" w:fill="2C2C2C"/>
             <w:tcMar>
-              <w:top w:type="dxa" w:w="90"/>
-              <w:left w:type="dxa" w:w="100"/>
-              <w:bottom w:type="dxa" w:w="90"/>
-              <w:right w:type="dxa" w:w="100"/>
+              <w:top w:w="90" w:type="dxa"/>
+              <w:left w:w="100" w:type="dxa"/>
+              <w:bottom w:w="90" w:type="dxa"/>
+              <w:right w:w="100" w:type="dxa"/>
             </w:tcMar>
           </w:tcPr>
           <w:p>
+            <w:pPr>
+              <w:jc w:val="both"/>
+              <w:rPr>
+                <w:rFonts w:asciiTheme="minorHAnsi" w:hAnsiTheme="minorHAnsi" w:cstheme="minorHAnsi"/>
+                <w:sz w:val="22"/>
+              </w:rPr>
+            </w:pPr>
             <w:r>
               <w:rPr>
+                <w:rFonts w:asciiTheme="minorHAnsi" w:hAnsiTheme="minorHAnsi" w:cstheme="minorHAnsi"/>
                 <w:b/>
                 <w:bCs/>
                 <w:color w:val="FFFFFF"/>
-                <w:sz w:val="18"/>
+                <w:sz w:val="22"/>
                 <w:szCs w:val="18"/>
               </w:rPr>
-              <w:t xml:space="preserve">Role</w:t>
+              <w:t>Role</w:t>
             </w:r>
           </w:p>
         </w:tc>
         <w:tc>
           <w:tcPr>
-            <w:tcW w:type="pct" w:w="33%"/>
-            <w:shd w:fill="2C2C2C" w:val="clear"/>
+            <w:tcW w:w="1650" w:type="pct"/>
+            <w:shd w:val="clear" w:color="auto" w:fill="2C2C2C"/>
             <w:tcMar>
-              <w:top w:type="dxa" w:w="90"/>
-              <w:left w:type="dxa" w:w="100"/>
-              <w:bottom w:type="dxa" w:w="90"/>
-              <w:right w:type="dxa" w:w="100"/>
+              <w:top w:w="90" w:type="dxa"/>
+              <w:left w:w="100" w:type="dxa"/>
+              <w:bottom w:w="90" w:type="dxa"/>
+              <w:right w:w="100" w:type="dxa"/>
             </w:tcMar>
           </w:tcPr>
           <w:p>
+            <w:pPr>
+              <w:jc w:val="both"/>
+              <w:rPr>
+                <w:rFonts w:asciiTheme="minorHAnsi" w:hAnsiTheme="minorHAnsi" w:cstheme="minorHAnsi"/>
+                <w:sz w:val="22"/>
+              </w:rPr>
+            </w:pPr>
             <w:r>
               <w:rPr>
+                <w:rFonts w:asciiTheme="minorHAnsi" w:hAnsiTheme="minorHAnsi" w:cstheme="minorHAnsi"/>
                 <w:b/>
                 <w:bCs/>
                 <w:color w:val="FFFFFF"/>
-                <w:sz w:val="18"/>
+                <w:sz w:val="22"/>
                 <w:szCs w:val="18"/>
               </w:rPr>
-              <w:t xml:space="preserve">Contribution</w:t>
+              <w:t>Contribution</w:t>
             </w:r>
           </w:p>
         </w:tc>
       </w:tr>
       <w:tr>
+        <w:tblPrEx>
+          <w:tblCellMar>
+            <w:top w:w="0" w:type="dxa"/>
+            <w:bottom w:w="0" w:type="dxa"/>
+          </w:tblCellMar>
+        </w:tblPrEx>
         <w:trPr>
           <w:cantSplit/>
         </w:trPr>
         <w:tc>
           <w:tcPr>
-            <w:tcW w:type="pct" w:w="33%"/>
+            <w:tcW w:w="1650" w:type="pct"/>
             <w:tcMar>
-              <w:top w:type="dxa" w:w="90"/>
-              <w:left w:type="dxa" w:w="100"/>
-              <w:bottom w:type="dxa" w:w="90"/>
-              <w:right w:type="dxa" w:w="100"/>
+              <w:top w:w="90" w:type="dxa"/>
+              <w:left w:w="100" w:type="dxa"/>
+              <w:bottom w:w="90" w:type="dxa"/>
+              <w:right w:w="100" w:type="dxa"/>
             </w:tcMar>
           </w:tcPr>
           <w:p>
+            <w:pPr>
+              <w:jc w:val="both"/>
+              <w:rPr>
+                <w:rFonts w:asciiTheme="minorHAnsi" w:hAnsiTheme="minorHAnsi" w:cstheme="minorHAnsi"/>
+                <w:sz w:val="22"/>
+              </w:rPr>
+            </w:pPr>
             <w:r>
               <w:rPr>
+                <w:rFonts w:asciiTheme="minorHAnsi" w:hAnsiTheme="minorHAnsi" w:cstheme="minorHAnsi"/>
                 <w:b/>
                 <w:bCs/>
-                <w:sz w:val="18"/>
+                <w:sz w:val="22"/>
                 <w:szCs w:val="18"/>
               </w:rPr>
-              <w:t xml:space="preserve">M.K. Hafees Ahamed</w:t>
+              <w:t>M.K. Hafees Ahamed</w:t>
             </w:r>
           </w:p>
         </w:tc>
         <w:tc>
           <w:tcPr>
-            <w:tcW w:type="pct" w:w="33%"/>
+            <w:tcW w:w="1650" w:type="pct"/>
             <w:tcMar>
-              <w:top w:type="dxa" w:w="90"/>
-              <w:left w:type="dxa" w:w="100"/>
-              <w:bottom w:type="dxa" w:w="90"/>
-              <w:right w:type="dxa" w:w="100"/>
+              <w:top w:w="90" w:type="dxa"/>
+              <w:left w:w="100" w:type="dxa"/>
+              <w:bottom w:w="90" w:type="dxa"/>
+              <w:right w:w="100" w:type="dxa"/>
             </w:tcMar>
           </w:tcPr>
           <w:p>
+            <w:pPr>
+              <w:jc w:val="both"/>
+              <w:rPr>
+                <w:rFonts w:asciiTheme="minorHAnsi" w:hAnsiTheme="minorHAnsi" w:cstheme="minorHAnsi"/>
+                <w:sz w:val="22"/>
+              </w:rPr>
+            </w:pPr>
             <w:r>
               <w:rPr>
-                <w:b w:val="false"/>
-                <w:bCs w:val="false"/>
-                <w:sz w:val="18"/>
+                <w:rFonts w:asciiTheme="minorHAnsi" w:hAnsiTheme="minorHAnsi" w:cstheme="minorHAnsi"/>
+                <w:sz w:val="22"/>
                 <w:szCs w:val="18"/>
               </w:rPr>
-              <w:t xml:space="preserve">Team Leader</w:t>
+              <w:t>Team Leader</w:t>
             </w:r>
           </w:p>
         </w:tc>
         <w:tc>
           <w:tcPr>
-            <w:tcW w:type="pct" w:w="33%"/>
+            <w:tcW w:w="1650" w:type="pct"/>
             <w:tcMar>
-              <w:top w:type="dxa" w:w="90"/>
-              <w:left w:type="dxa" w:w="100"/>
-              <w:bottom w:type="dxa" w:w="90"/>
-              <w:right w:type="dxa" w:w="100"/>
+              <w:top w:w="90" w:type="dxa"/>
+              <w:left w:w="100" w:type="dxa"/>
+              <w:bottom w:w="90" w:type="dxa"/>
+              <w:right w:w="100" w:type="dxa"/>
             </w:tcMar>
           </w:tcPr>
           <w:p>
+            <w:pPr>
+              <w:jc w:val="both"/>
+              <w:rPr>
+                <w:rFonts w:asciiTheme="minorHAnsi" w:hAnsiTheme="minorHAnsi" w:cstheme="minorHAnsi"/>
+                <w:sz w:val="22"/>
+              </w:rPr>
+            </w:pPr>
             <w:r>
               <w:rPr>
-                <w:b w:val="false"/>
-                <w:bCs w:val="false"/>
-                <w:sz w:val="18"/>
+                <w:rFonts w:asciiTheme="minorHAnsi" w:hAnsiTheme="minorHAnsi" w:cstheme="minorHAnsi"/>
+                <w:sz w:val="22"/>
                 <w:szCs w:val="18"/>
               </w:rPr>
-              <w:t xml:space="preserve">Led technical architecture and implementation: built the ingestion pipeline (multi-format parsing, OCR, deduplication, encoding fixes), the embedding pipeline, and the core orchestrator loop. Ran all testing and manually verified results against source documents. Coordinated repo structure, documentation, and submission packaging.</w:t>
+              <w:t>Led technical architecture and implementation: built the ingestion pipeline (multi-format parsing, OCR, deduplication, encoding fixes), the embedding pipeline, and the core orchestrator loop. Ran all testing and manually verified results against source doc</w:t>
+            </w:r>
+            <w:r>
+              <w:rPr>
+                <w:rFonts w:asciiTheme="minorHAnsi" w:hAnsiTheme="minorHAnsi" w:cstheme="minorHAnsi"/>
+                <w:sz w:val="22"/>
+                <w:szCs w:val="18"/>
+              </w:rPr>
+              <w:t>uments. Coordinated repo structure, documentation, and submission packaging.</w:t>
             </w:r>
           </w:p>
         </w:tc>
       </w:tr>
       <w:tr>
+        <w:tblPrEx>
+          <w:tblCellMar>
+            <w:top w:w="0" w:type="dxa"/>
+            <w:bottom w:w="0" w:type="dxa"/>
+          </w:tblCellMar>
+        </w:tblPrEx>
         <w:trPr>
           <w:cantSplit/>
         </w:trPr>
         <w:tc>
           <w:tcPr>
-            <w:tcW w:type="pct" w:w="33%"/>
+            <w:tcW w:w="1650" w:type="pct"/>
             <w:tcMar>
-              <w:top w:type="dxa" w:w="90"/>
-              <w:left w:type="dxa" w:w="100"/>
-              <w:bottom w:type="dxa" w:w="90"/>
-              <w:right w:type="dxa" w:w="100"/>
+              <w:top w:w="90" w:type="dxa"/>
+              <w:left w:w="100" w:type="dxa"/>
+              <w:bottom w:w="90" w:type="dxa"/>
+              <w:right w:w="100" w:type="dxa"/>
             </w:tcMar>
           </w:tcPr>
           <w:p>
+            <w:pPr>
+              <w:jc w:val="both"/>
+              <w:rPr>
+                <w:rFonts w:asciiTheme="minorHAnsi" w:hAnsiTheme="minorHAnsi" w:cstheme="minorHAnsi"/>
+                <w:sz w:val="22"/>
+              </w:rPr>
+            </w:pPr>
             <w:r>
               <w:rPr>
-                <w:b w:val="false"/>
-                <w:bCs w:val="false"/>
-                <w:sz w:val="18"/>
+                <w:rFonts w:asciiTheme="minorHAnsi" w:hAnsiTheme="minorHAnsi" w:cstheme="minorHAnsi"/>
+                <w:sz w:val="22"/>
                 <w:szCs w:val="18"/>
               </w:rPr>
-              <w:t xml:space="preserve">M.F.M. Ayyash</w:t>
+              <w:t xml:space="preserve">M.F.M. </w:t>
+            </w:r>
+            <w:proofErr w:type="spellStart"/>
+            <w:r>
+              <w:rPr>
+                <w:rFonts w:asciiTheme="minorHAnsi" w:hAnsiTheme="minorHAnsi" w:cstheme="minorHAnsi"/>
+                <w:sz w:val="22"/>
+                <w:szCs w:val="18"/>
+              </w:rPr>
+              <w:t>Ayyash</w:t>
+            </w:r>
+            <w:proofErr w:type="spellEnd"/>
+          </w:p>
+        </w:tc>
+        <w:tc>
+          <w:tcPr>
+            <w:tcW w:w="1650" w:type="pct"/>
+            <w:tcMar>
+              <w:top w:w="90" w:type="dxa"/>
+              <w:left w:w="100" w:type="dxa"/>
+              <w:bottom w:w="90" w:type="dxa"/>
+              <w:right w:w="100" w:type="dxa"/>
+            </w:tcMar>
+          </w:tcPr>
+          <w:p>
+            <w:pPr>
+              <w:jc w:val="both"/>
+              <w:rPr>
+                <w:rFonts w:asciiTheme="minorHAnsi" w:hAnsiTheme="minorHAnsi" w:cstheme="minorHAnsi"/>
+                <w:sz w:val="22"/>
+              </w:rPr>
+            </w:pPr>
+            <w:r>
+              <w:rPr>
+                <w:rFonts w:asciiTheme="minorHAnsi" w:hAnsiTheme="minorHAnsi" w:cstheme="minorHAnsi"/>
+                <w:sz w:val="22"/>
+                <w:szCs w:val="18"/>
+              </w:rPr>
+              <w:t>Team Member</w:t>
             </w:r>
           </w:p>
         </w:tc>
         <w:tc>
           <w:tcPr>
-            <w:tcW w:type="pct" w:w="33%"/>
+            <w:tcW w:w="1650" w:type="pct"/>
             <w:tcMar>
-              <w:top w:type="dxa" w:w="90"/>
-              <w:left w:type="dxa" w:w="100"/>
-              <w:bottom w:type="dxa" w:w="90"/>
-              <w:right w:type="dxa" w:w="100"/>
+              <w:top w:w="90" w:type="dxa"/>
+              <w:left w:w="100" w:type="dxa"/>
+              <w:bottom w:w="90" w:type="dxa"/>
+              <w:right w:w="100" w:type="dxa"/>
             </w:tcMar>
           </w:tcPr>
           <w:p>
+            <w:pPr>
+              <w:jc w:val="both"/>
+              <w:rPr>
+                <w:rFonts w:asciiTheme="minorHAnsi" w:hAnsiTheme="minorHAnsi" w:cstheme="minorHAnsi"/>
+                <w:sz w:val="22"/>
+              </w:rPr>
+            </w:pPr>
             <w:r>
               <w:rPr>
-                <w:b w:val="false"/>
-                <w:bCs w:val="false"/>
-                <w:sz w:val="18"/>
+                <w:rFonts w:asciiTheme="minorHAnsi" w:hAnsiTheme="minorHAnsi" w:cstheme="minorHAnsi"/>
+                <w:sz w:val="22"/>
                 <w:szCs w:val="18"/>
               </w:rPr>
-              <w:t xml:space="preserve">Team Member</w:t>
+              <w:t xml:space="preserve">Corpus analysis and question design: reviewed the archive's document types and cross-references to identify entities suited to multi-hop testing, and contributed candidate </w:t>
+            </w:r>
+            <w:proofErr w:type="gramStart"/>
+            <w:r>
+              <w:rPr>
+                <w:rFonts w:asciiTheme="minorHAnsi" w:hAnsiTheme="minorHAnsi" w:cstheme="minorHAnsi"/>
+                <w:sz w:val="22"/>
+                <w:szCs w:val="18"/>
+              </w:rPr>
+              <w:t>stress-test</w:t>
+            </w:r>
+            <w:proofErr w:type="gramEnd"/>
+            <w:r>
+              <w:rPr>
+                <w:rFonts w:asciiTheme="minorHAnsi" w:hAnsiTheme="minorHAnsi" w:cstheme="minorHAnsi"/>
+                <w:sz w:val="22"/>
+                <w:szCs w:val="18"/>
+              </w:rPr>
+              <w:t xml:space="preserve"> questions used to validate the orchestrator's search behavior.</w:t>
+            </w:r>
+          </w:p>
+        </w:tc>
+      </w:tr>
+      <w:tr>
+        <w:tblPrEx>
+          <w:tblCellMar>
+            <w:top w:w="0" w:type="dxa"/>
+            <w:bottom w:w="0" w:type="dxa"/>
+          </w:tblCellMar>
+        </w:tblPrEx>
+        <w:trPr>
+          <w:cantSplit/>
+        </w:trPr>
+        <w:tc>
+          <w:tcPr>
+            <w:tcW w:w="1650" w:type="pct"/>
+            <w:tcMar>
+              <w:top w:w="90" w:type="dxa"/>
+              <w:left w:w="100" w:type="dxa"/>
+              <w:bottom w:w="90" w:type="dxa"/>
+              <w:right w:w="100" w:type="dxa"/>
+            </w:tcMar>
+          </w:tcPr>
+          <w:p>
+            <w:pPr>
+              <w:jc w:val="both"/>
+              <w:rPr>
+                <w:rFonts w:asciiTheme="minorHAnsi" w:hAnsiTheme="minorHAnsi" w:cstheme="minorHAnsi"/>
+                <w:sz w:val="22"/>
+              </w:rPr>
+            </w:pPr>
+            <w:r>
+              <w:rPr>
+                <w:rFonts w:asciiTheme="minorHAnsi" w:hAnsiTheme="minorHAnsi" w:cstheme="minorHAnsi"/>
+                <w:sz w:val="22"/>
+                <w:szCs w:val="18"/>
+              </w:rPr>
+              <w:t xml:space="preserve">M.A.M. </w:t>
+            </w:r>
+            <w:proofErr w:type="spellStart"/>
+            <w:r>
+              <w:rPr>
+                <w:rFonts w:asciiTheme="minorHAnsi" w:hAnsiTheme="minorHAnsi" w:cstheme="minorHAnsi"/>
+                <w:sz w:val="22"/>
+                <w:szCs w:val="18"/>
+              </w:rPr>
+              <w:t>A</w:t>
+            </w:r>
+            <w:r>
+              <w:rPr>
+                <w:rFonts w:asciiTheme="minorHAnsi" w:hAnsiTheme="minorHAnsi" w:cstheme="minorHAnsi"/>
+                <w:sz w:val="22"/>
+                <w:szCs w:val="18"/>
+              </w:rPr>
+              <w:t>ssadh</w:t>
+            </w:r>
+            <w:proofErr w:type="spellEnd"/>
+          </w:p>
+        </w:tc>
+        <w:tc>
+          <w:tcPr>
+            <w:tcW w:w="1650" w:type="pct"/>
+            <w:tcMar>
+              <w:top w:w="90" w:type="dxa"/>
+              <w:left w:w="100" w:type="dxa"/>
+              <w:bottom w:w="90" w:type="dxa"/>
+              <w:right w:w="100" w:type="dxa"/>
+            </w:tcMar>
+          </w:tcPr>
+          <w:p>
+            <w:pPr>
+              <w:jc w:val="both"/>
+              <w:rPr>
+                <w:rFonts w:asciiTheme="minorHAnsi" w:hAnsiTheme="minorHAnsi" w:cstheme="minorHAnsi"/>
+                <w:sz w:val="22"/>
+              </w:rPr>
+            </w:pPr>
+            <w:r>
+              <w:rPr>
+                <w:rFonts w:asciiTheme="minorHAnsi" w:hAnsiTheme="minorHAnsi" w:cstheme="minorHAnsi"/>
+                <w:sz w:val="22"/>
+                <w:szCs w:val="18"/>
+              </w:rPr>
+              <w:t>Team Member</w:t>
             </w:r>
           </w:p>
         </w:tc>
         <w:tc>
           <w:tcPr>
-            <w:tcW w:type="pct" w:w="33%"/>
+            <w:tcW w:w="1650" w:type="pct"/>
             <w:tcMar>
-              <w:top w:type="dxa" w:w="90"/>
-              <w:left w:type="dxa" w:w="100"/>
-              <w:bottom w:type="dxa" w:w="90"/>
-              <w:right w:type="dxa" w:w="100"/>
+              <w:top w:w="90" w:type="dxa"/>
+              <w:left w:w="100" w:type="dxa"/>
+              <w:bottom w:w="90" w:type="dxa"/>
+              <w:right w:w="100" w:type="dxa"/>
             </w:tcMar>
           </w:tcPr>
           <w:p>
+            <w:pPr>
+              <w:jc w:val="both"/>
+              <w:rPr>
+                <w:rFonts w:asciiTheme="minorHAnsi" w:hAnsiTheme="minorHAnsi" w:cstheme="minorHAnsi"/>
+                <w:sz w:val="22"/>
+              </w:rPr>
+            </w:pPr>
             <w:r>
               <w:rPr>
-                <w:b w:val="false"/>
-                <w:bCs w:val="false"/>
-                <w:sz w:val="18"/>
+                <w:rFonts w:asciiTheme="minorHAnsi" w:hAnsiTheme="minorHAnsi" w:cstheme="minorHAnsi"/>
+                <w:sz w:val="22"/>
                 <w:szCs w:val="18"/>
               </w:rPr>
-              <w:t xml:space="preserve">Corpus analysis and question design: reviewed the archive's document types and cross-references to identify entities suited to multi-hop testing, and contributed candidate stress-test questions used to validate the orchestrator's search behavior.</w:t>
+              <w:t xml:space="preserve">Testing and quality review: </w:t>
+            </w:r>
+            <w:proofErr w:type="gramStart"/>
+            <w:r>
+              <w:rPr>
+                <w:rFonts w:asciiTheme="minorHAnsi" w:hAnsiTheme="minorHAnsi" w:cstheme="minorHAnsi"/>
+                <w:sz w:val="22"/>
+                <w:szCs w:val="18"/>
+              </w:rPr>
+              <w:t>cross-checked</w:t>
+            </w:r>
+            <w:proofErr w:type="gramEnd"/>
+            <w:r>
+              <w:rPr>
+                <w:rFonts w:asciiTheme="minorHAnsi" w:hAnsiTheme="minorHAnsi" w:cstheme="minorHAnsi"/>
+                <w:sz w:val="22"/>
+                <w:szCs w:val="18"/>
+              </w:rPr>
+              <w:t xml:space="preserve"> orchestrator answers against raw corpus source files to confirm accuracy and flag discrepancies, and reviewed documentation drafts for completeness and clarity.</w:t>
             </w:r>
           </w:p>
         </w:tc>
       </w:tr>
       <w:tr>
+        <w:tblPrEx>
+          <w:tblCellMar>
+            <w:top w:w="0" w:type="dxa"/>
+            <w:bottom w:w="0" w:type="dxa"/>
+          </w:tblCellMar>
+        </w:tblPrEx>
         <w:trPr>
           <w:cantSplit/>
         </w:trPr>
         <w:tc>
           <w:tcPr>
-            <w:tcW w:type="pct" w:w="33%"/>
+            <w:tcW w:w="1650" w:type="pct"/>
             <w:tcMar>
-              <w:top w:type="dxa" w:w="90"/>
-              <w:left w:type="dxa" w:w="100"/>
-              <w:bottom w:type="dxa" w:w="90"/>
-              <w:right w:type="dxa" w:w="100"/>
+              <w:top w:w="90" w:type="dxa"/>
+              <w:left w:w="100" w:type="dxa"/>
+              <w:bottom w:w="90" w:type="dxa"/>
+              <w:right w:w="100" w:type="dxa"/>
             </w:tcMar>
           </w:tcPr>
           <w:p>
+            <w:pPr>
+              <w:jc w:val="both"/>
+              <w:rPr>
+                <w:rFonts w:asciiTheme="minorHAnsi" w:hAnsiTheme="minorHAnsi" w:cstheme="minorHAnsi"/>
+                <w:sz w:val="22"/>
+              </w:rPr>
+            </w:pPr>
             <w:r>
               <w:rPr>
-                <w:b w:val="false"/>
-                <w:bCs w:val="false"/>
-                <w:sz w:val="18"/>
+                <w:rFonts w:asciiTheme="minorHAnsi" w:hAnsiTheme="minorHAnsi" w:cstheme="minorHAnsi"/>
+                <w:sz w:val="22"/>
                 <w:szCs w:val="18"/>
               </w:rPr>
-              <w:t xml:space="preserve">M.A.M. Assadh</w:t>
+              <w:t xml:space="preserve">M.N. </w:t>
+            </w:r>
+            <w:proofErr w:type="spellStart"/>
+            <w:r>
+              <w:rPr>
+                <w:rFonts w:asciiTheme="minorHAnsi" w:hAnsiTheme="minorHAnsi" w:cstheme="minorHAnsi"/>
+                <w:sz w:val="22"/>
+                <w:szCs w:val="18"/>
+              </w:rPr>
+              <w:t>Aamir</w:t>
+            </w:r>
+            <w:proofErr w:type="spellEnd"/>
+          </w:p>
+        </w:tc>
+        <w:tc>
+          <w:tcPr>
+            <w:tcW w:w="1650" w:type="pct"/>
+            <w:tcMar>
+              <w:top w:w="90" w:type="dxa"/>
+              <w:left w:w="100" w:type="dxa"/>
+              <w:bottom w:w="90" w:type="dxa"/>
+              <w:right w:w="100" w:type="dxa"/>
+            </w:tcMar>
+          </w:tcPr>
+          <w:p>
+            <w:pPr>
+              <w:jc w:val="both"/>
+              <w:rPr>
+                <w:rFonts w:asciiTheme="minorHAnsi" w:hAnsiTheme="minorHAnsi" w:cstheme="minorHAnsi"/>
+                <w:sz w:val="22"/>
+              </w:rPr>
+            </w:pPr>
+            <w:r>
+              <w:rPr>
+                <w:rFonts w:asciiTheme="minorHAnsi" w:hAnsiTheme="minorHAnsi" w:cstheme="minorHAnsi"/>
+                <w:sz w:val="22"/>
+                <w:szCs w:val="18"/>
+              </w:rPr>
+              <w:t>Team Member</w:t>
             </w:r>
           </w:p>
         </w:tc>
         <w:tc>
           <w:tcPr>
-            <w:tcW w:type="pct" w:w="33%"/>
+            <w:tcW w:w="1650" w:type="pct"/>
             <w:tcMar>
-              <w:top w:type="dxa" w:w="90"/>
-              <w:left w:type="dxa" w:w="100"/>
-              <w:bottom w:type="dxa" w:w="90"/>
-              <w:right w:type="dxa" w:w="100"/>
+              <w:top w:w="90" w:type="dxa"/>
+              <w:left w:w="100" w:type="dxa"/>
+              <w:bottom w:w="90" w:type="dxa"/>
+              <w:right w:w="100" w:type="dxa"/>
             </w:tcMar>
           </w:tcPr>
           <w:p>
+            <w:pPr>
+              <w:jc w:val="both"/>
+              <w:rPr>
+                <w:rFonts w:asciiTheme="minorHAnsi" w:hAnsiTheme="minorHAnsi" w:cstheme="minorHAnsi"/>
+                <w:sz w:val="22"/>
+              </w:rPr>
+            </w:pPr>
             <w:r>
               <w:rPr>
-                <w:b w:val="false"/>
-                <w:bCs w:val="false"/>
-                <w:sz w:val="18"/>
+                <w:rFonts w:asciiTheme="minorHAnsi" w:hAnsiTheme="minorHAnsi" w:cstheme="minorHAnsi"/>
+                <w:sz w:val="22"/>
                 <w:szCs w:val="18"/>
               </w:rPr>
-              <w:t xml:space="preserve">Team Member</w:t>
+              <w:t>Deliverable</w:t>
             </w:r>
-          </w:p>
-        </w:tc>
-        <w:tc>
-          <w:tcPr>
-            <w:tcW w:type="pct" w:w="33%"/>
-            <w:tcMar>
-              <w:top w:type="dxa" w:w="90"/>
-              <w:left w:type="dxa" w:w="100"/>
-              <w:bottom w:type="dxa" w:w="90"/>
-              <w:right w:type="dxa" w:w="100"/>
-            </w:tcMar>
-          </w:tcPr>
-          <w:p>
             <w:r>
               <w:rPr>
-                <w:b w:val="false"/>
-                <w:bCs w:val="false"/>
-                <w:sz w:val="18"/>
+                <w:rFonts w:asciiTheme="minorHAnsi" w:hAnsiTheme="minorHAnsi" w:cstheme="minorHAnsi"/>
+                <w:sz w:val="22"/>
                 <w:szCs w:val="18"/>
               </w:rPr>
-              <w:t xml:space="preserve">Testing and quality review: cross-checked orchestrator answers against raw corpus source files to confirm accuracy and flag discrepancies, and reviewed documentation drafts for completeness and clarity.</w:t>
+              <w:t xml:space="preserve">s and presentation: prepared the demo video plan and live-demo script, assembled the submission report content, and helped organize the </w:t>
             </w:r>
-          </w:p>
-        </w:tc>
-      </w:tr>
-      <w:tr>
-        <w:trPr>
-          <w:cantSplit/>
-        </w:trPr>
-        <w:tc>
-          <w:tcPr>
-            <w:tcW w:type="pct" w:w="33%"/>
-            <w:tcMar>
-              <w:top w:type="dxa" w:w="90"/>
-              <w:left w:type="dxa" w:w="100"/>
-              <w:bottom w:type="dxa" w:w="90"/>
-              <w:right w:type="dxa" w:w="100"/>
-            </w:tcMar>
-          </w:tcPr>
-          <w:p>
+            <w:proofErr w:type="spellStart"/>
             <w:r>
               <w:rPr>
-                <w:b w:val="false"/>
-                <w:bCs w:val="false"/>
-                <w:sz w:val="18"/>
+                <w:rFonts w:asciiTheme="minorHAnsi" w:hAnsiTheme="minorHAnsi" w:cstheme="minorHAnsi"/>
+                <w:sz w:val="22"/>
                 <w:szCs w:val="18"/>
               </w:rPr>
-              <w:t xml:space="preserve">M.N. Aamir</w:t>
+              <w:t>Git</w:t>
             </w:r>
-          </w:p>
-        </w:tc>
-        <w:tc>
-          <w:tcPr>
-            <w:tcW w:type="pct" w:w="33%"/>
-            <w:tcMar>
-              <w:top w:type="dxa" w:w="90"/>
-              <w:left w:type="dxa" w:w="100"/>
-              <w:bottom w:type="dxa" w:w="90"/>
-              <w:right w:type="dxa" w:w="100"/>
-            </w:tcMar>
-          </w:tcPr>
-          <w:p>
+            <w:proofErr w:type="spellEnd"/>
             <w:r>
               <w:rPr>
-                <w:b w:val="false"/>
-                <w:bCs w:val="false"/>
-                <w:sz w:val="18"/>
+                <w:rFonts w:asciiTheme="minorHAnsi" w:hAnsiTheme="minorHAnsi" w:cstheme="minorHAnsi"/>
+                <w:sz w:val="22"/>
                 <w:szCs w:val="18"/>
               </w:rPr>
-              <w:t xml:space="preserve">Team Member</w:t>
-            </w:r>
-          </w:p>
-        </w:tc>
-        <w:tc>
-          <w:tcPr>
-            <w:tcW w:type="pct" w:w="33%"/>
-            <w:tcMar>
-              <w:top w:type="dxa" w:w="90"/>
-              <w:left w:type="dxa" w:w="100"/>
-              <w:bottom w:type="dxa" w:w="90"/>
-              <w:right w:type="dxa" w:w="100"/>
-            </w:tcMar>
-          </w:tcPr>
-          <w:p>
-            <w:r>
-              <w:rPr>
-                <w:b w:val="false"/>
-                <w:bCs w:val="false"/>
-                <w:sz w:val="18"/>
-                <w:szCs w:val="18"/>
-              </w:rPr>
-              <w:t xml:space="preserve">Deliverables and presentation: prepared the demo video plan and live-demo script, assembled the submission report content, and helped organize the Git repository and AI usage disclosure materials.</w:t>
+              <w:t xml:space="preserve"> repository and AI usage disclosure materials.</w:t>
             </w:r>
           </w:p>
         </w:tc>
@@ -869,111 +2086,30 @@
     <w:p>
       <w:pPr>
         <w:spacing w:before="160"/>
-      </w:pPr>
-      <w:r>
-        <w:rPr>
-          <w:i/>
-          <w:iCs/>
-          <w:color w:val="777777"/>
-          <w:sz w:val="16"/>
-          <w:szCs w:val="16"/>
-        </w:rPr>
-        <w:t xml:space="preserve">Note: contribution descriptions were drafted based on typical role division for this project structure — please review and adjust to accurately reflect each member's actual work before final submission.</w:t>
-      </w:r>
+        <w:rPr>
+          <w:rFonts w:asciiTheme="minorHAnsi" w:hAnsiTheme="minorHAnsi" w:cstheme="minorHAnsi"/>
+        </w:rPr>
+      </w:pPr>
+      <w:bookmarkStart w:id="0" w:name="_GoBack"/>
+      <w:bookmarkEnd w:id="0"/>
     </w:p>
     <w:sectPr>
-      <w:pgSz w:w="12240" w:h="15840" w:orient="portrait"/>
+      <w:pgSz w:w="12240" w:h="15840"/>
       <w:pgMar w:top="1440" w:right="1440" w:bottom="1440" w:left="1440" w:header="708" w:footer="708" w:gutter="0"/>
-      <w:pgNumType/>
+      <w:cols w:space="720"/>
       <w:docGrid w:linePitch="360"/>
     </w:sectPr>
   </w:body>
 </w:document>
 </file>
 
-<file path=word/comments.xml><?xml version="1.0" encoding="utf-8"?>
-<w:comments xmlns:cx="http://schemas.microsoft.com/office/drawing/2014/chartex" xmlns:cx1="http://schemas.microsoft.com/office/drawing/2015/9/8/chartex" xmlns:cx2="http://schemas.microsoft.com/office/drawing/2015/10/21/chartex" xmlns:cx3="http://schemas.microsoft.com/office/drawing/2016/5/9/chartex" xmlns:cx4="http://schemas.microsoft.com/office/drawing/2016/5/10/chartex" xmlns:cx5="http://schemas.microsoft.com/office/drawing/2016/5/11/chartex" xmlns:cx6="http://schemas.microsoft.com/office/drawing/2016/5/12/chartex" xmlns:cx7="http://schemas.microsoft.com/office/drawing/2016/5/13/chartex" xmlns:cx8="http://schemas.microsoft.com/office/drawing/2016/5/14/chartex" xmlns:mc="http://schemas.openxmlformats.org/markup-compatibility/2006" xmlns:aink="http://schemas.microsoft.com/office/drawing/2016/ink" xmlns:am3d="http://schemas.microsoft.com/office/drawing/2017/model3d" xmlns:o="urn:schemas-microsoft-com:office:office" xmlns:r="http://schemas.openxmlformats.org/officeDocument/2006/relationships" xmlns:m="http://schemas.openxmlformats.org/officeDocument/2006/math" xmlns:v="urn:schemas-microsoft-com:vml" xmlns:wp14="http://schemas.microsoft.com/office/word/2010/wordprocessingDrawing" xmlns:wp="http://schemas.openxmlformats.org/drawingml/2006/wordprocessingDrawing" xmlns:w10="urn:schemas-microsoft-com:office:word" xmlns:w="http://schemas.openxmlformats.org/wordprocessingml/2006/main" xmlns:w14="http://schemas.microsoft.com/office/word/2010/wordml" xmlns:w15="http://schemas.microsoft.com/office/word/2012/wordml" xmlns:w16cex="http://schemas.microsoft.com/office/word/2018/wordml/cex" xmlns:w16cid="http://schemas.microsoft.com/office/word/2016/wordml/cid" xmlns:w16="http://schemas.microsoft.com/office/word/2018/wordml" xmlns:w16sdtdh="http://schemas.microsoft.com/office/word/2020/wordml/sdtdatahash" xmlns:w16se="http://schemas.microsoft.com/office/word/2015/wordml/symex" xmlns:wpg="http://schemas.microsoft.com/office/word/2010/wordprocessingGroup" xmlns:wpi="http://schemas.microsoft.com/office/word/2010/wordprocessingInk" xmlns:wne="http://schemas.microsoft.com/office/word/2006/wordml" xmlns:wps="http://schemas.microsoft.com/office/word/2010/wordprocessingShape"/>
-</file>
-
-<file path=word/endnotes.xml><?xml version="1.0" encoding="utf-8"?>
-<w:endnotes xmlns:wpc="http://schemas.microsoft.com/office/word/2010/wordprocessingCanvas" xmlns:mc="http://schemas.openxmlformats.org/markup-compatibility/2006" xmlns:o="urn:schemas-microsoft-com:office:office" xmlns:r="http://schemas.openxmlformats.org/officeDocument/2006/relationships" xmlns:m="http://schemas.openxmlformats.org/officeDocument/2006/math" xmlns:v="urn:schemas-microsoft-com:vml" xmlns:wp14="http://schemas.microsoft.com/office/word/2010/wordprocessingDrawing" xmlns:wp="http://schemas.openxmlformats.org/drawingml/2006/wordprocessingDrawing" xmlns:w10="urn:schemas-microsoft-com:office:word" xmlns:w="http://schemas.openxmlformats.org/wordprocessingml/2006/main" xmlns:w14="http://schemas.microsoft.com/office/word/2010/wordml" xmlns:w15="http://schemas.microsoft.com/office/word/2012/wordml" xmlns:wpg="http://schemas.microsoft.com/office/word/2010/wordprocessingGroup" xmlns:wpi="http://schemas.microsoft.com/office/word/2010/wordprocessingInk" xmlns:wne="http://schemas.microsoft.com/office/word/2006/wordml" xmlns:wps="http://schemas.microsoft.com/office/word/2010/wordprocessingShape" mc:Ignorable="w14 w15 wp14">
-  <w:endnote w:type="separator" w:id="-1">
-    <w:p>
-      <w:pPr>
-        <w:spacing w:after="0" w:line="240" w:lineRule="auto"/>
-      </w:pPr>
-      <w:r>
-        <w:rPr>
-          <w:rStyle w:val="EndnoteReference"/>
-        </w:rPr>
-        <w:endnoteRef/>
-      </w:r>
-      <w:r>
-        <w:separator/>
-      </w:r>
-    </w:p>
-  </w:endnote>
-  <w:endnote w:type="continuationSeparator" w:id="0">
-    <w:p>
-      <w:pPr>
-        <w:spacing w:after="0" w:line="240" w:lineRule="auto"/>
-      </w:pPr>
-      <w:r>
-        <w:rPr>
-          <w:rStyle w:val="EndnoteReference"/>
-        </w:rPr>
-        <w:endnoteRef/>
-      </w:r>
-      <w:r>
-        <w:continuationSeparator/>
-      </w:r>
-    </w:p>
-  </w:endnote>
-</w:endnotes>
-</file>
-
-<file path=word/footnotes.xml><?xml version="1.0" encoding="utf-8"?>
-<w:footnotes xmlns:wpc="http://schemas.microsoft.com/office/word/2010/wordprocessingCanvas" xmlns:mc="http://schemas.openxmlformats.org/markup-compatibility/2006" xmlns:o="urn:schemas-microsoft-com:office:office" xmlns:r="http://schemas.openxmlformats.org/officeDocument/2006/relationships" xmlns:m="http://schemas.openxmlformats.org/officeDocument/2006/math" xmlns:v="urn:schemas-microsoft-com:vml" xmlns:wp14="http://schemas.microsoft.com/office/word/2010/wordprocessingDrawing" xmlns:wp="http://schemas.openxmlformats.org/drawingml/2006/wordprocessingDrawing" xmlns:w10="urn:schemas-microsoft-com:office:word" xmlns:w="http://schemas.openxmlformats.org/wordprocessingml/2006/main" xmlns:w14="http://schemas.microsoft.com/office/word/2010/wordml" xmlns:w15="http://schemas.microsoft.com/office/word/2012/wordml" xmlns:wpg="http://schemas.microsoft.com/office/word/2010/wordprocessingGroup" xmlns:wpi="http://schemas.microsoft.com/office/word/2010/wordprocessingInk" xmlns:wne="http://schemas.microsoft.com/office/word/2006/wordml" xmlns:wps="http://schemas.microsoft.com/office/word/2010/wordprocessingShape" mc:Ignorable="w14 w15 wp14">
-  <w:footnote w:type="separator" w:id="-1">
-    <w:p>
-      <w:pPr>
-        <w:spacing w:after="0" w:line="240" w:lineRule="auto"/>
-      </w:pPr>
-      <w:r>
-        <w:rPr>
-          <w:rStyle w:val="FootnoteReference"/>
-        </w:rPr>
-        <w:footnoteRef/>
-      </w:r>
-      <w:r>
-        <w:separator/>
-      </w:r>
-    </w:p>
-  </w:footnote>
-  <w:footnote w:type="continuationSeparator" w:id="0">
-    <w:p>
-      <w:pPr>
-        <w:spacing w:after="0" w:line="240" w:lineRule="auto"/>
-      </w:pPr>
-      <w:r>
-        <w:rPr>
-          <w:rStyle w:val="FootnoteReference"/>
-        </w:rPr>
-        <w:footnoteRef/>
-      </w:r>
-      <w:r>
-        <w:continuationSeparator/>
-      </w:r>
-    </w:p>
-  </w:footnote>
-</w:footnotes>
-</file>
-
 <file path=word/numbering.xml><?xml version="1.0" encoding="utf-8"?>
-<w:numbering xmlns:wpc="http://schemas.microsoft.com/office/word/2010/wordprocessingCanvas" xmlns:mc="http://schemas.openxmlformats.org/markup-compatibility/2006" xmlns:o="urn:schemas-microsoft-com:office:office" xmlns:r="http://schemas.openxmlformats.org/officeDocument/2006/relationships" xmlns:m="http://schemas.openxmlformats.org/officeDocument/2006/math" xmlns:v="urn:schemas-microsoft-com:vml" xmlns:wp14="http://schemas.microsoft.com/office/word/2010/wordprocessingDrawing" xmlns:wp="http://schemas.openxmlformats.org/drawingml/2006/wordprocessingDrawing" xmlns:w10="urn:schemas-microsoft-com:office:word" xmlns:w="http://schemas.openxmlformats.org/wordprocessingml/2006/main" xmlns:w14="http://schemas.microsoft.com/office/word/2010/wordml" xmlns:w15="http://schemas.microsoft.com/office/word/2012/wordml" xmlns:wpg="http://schemas.microsoft.com/office/word/2010/wordprocessingGroup" xmlns:wpi="http://schemas.microsoft.com/office/word/2010/wordprocessingInk" xmlns:wne="http://schemas.microsoft.com/office/word/2006/wordml" xmlns:wps="http://schemas.microsoft.com/office/word/2010/wordprocessingShape" mc:Ignorable="w14 w15 wp14">
-  <w:abstractNum w:abstractNumId="1" w15:restartNumberingAfterBreak="0">
+<w:numbering xmlns:wpc="http://schemas.microsoft.com/office/word/2010/wordprocessingCanvas" xmlns:cx="http://schemas.microsoft.com/office/drawing/2014/chartex" xmlns:cx1="http://schemas.microsoft.com/office/drawing/2015/9/8/chartex" xmlns:mc="http://schemas.openxmlformats.org/markup-compatibility/2006" xmlns:o="urn:schemas-microsoft-com:office:office" xmlns:r="http://schemas.openxmlformats.org/officeDocument/2006/relationships" xmlns:m="http://schemas.openxmlformats.org/officeDocument/2006/math" xmlns:v="urn:schemas-microsoft-com:vml" xmlns:wp14="http://schemas.microsoft.com/office/word/2010/wordprocessingDrawing" xmlns:wp="http://schemas.openxmlformats.org/drawingml/2006/wordprocessingDrawing" xmlns:w10="urn:schemas-microsoft-com:office:word" xmlns:w="http://schemas.openxmlformats.org/wordprocessingml/2006/main" xmlns:w14="http://schemas.microsoft.com/office/word/2010/wordml" xmlns:w15="http://schemas.microsoft.com/office/word/2012/wordml" xmlns:w16se="http://schemas.microsoft.com/office/word/2015/wordml/symex" xmlns:wpg="http://schemas.microsoft.com/office/word/2010/wordprocessingGroup" xmlns:wpi="http://schemas.microsoft.com/office/word/2010/wordprocessingInk" xmlns:wne="http://schemas.microsoft.com/office/word/2006/wordml" xmlns:wps="http://schemas.microsoft.com/office/word/2010/wordprocessingShape" mc:Ignorable="w14 w15 w16se wp14">
+  <w:abstractNum w:abstractNumId="0" w15:restartNumberingAfterBreak="0">
+    <w:nsid w:val="3B6C6054"/>
     <w:multiLevelType w:val="hybridMultilevel"/>
-    <w:lvl w:ilvl="0" w15:tentative="1">
+    <w:tmpl w:val="74066456"/>
+    <w:lvl w:ilvl="0" w:tplc="917E17D2">
       <w:start w:val="1"/>
       <w:numFmt w:val="bullet"/>
       <w:lvlText w:val="●"/>
@@ -982,7 +2118,7 @@
         <w:ind w:left="720" w:hanging="360"/>
       </w:pPr>
     </w:lvl>
-    <w:lvl w:ilvl="1" w15:tentative="1">
+    <w:lvl w:ilvl="1" w:tplc="51A0CAEA">
       <w:start w:val="1"/>
       <w:numFmt w:val="bullet"/>
       <w:lvlText w:val="○"/>
@@ -991,7 +2127,7 @@
         <w:ind w:left="1440" w:hanging="360"/>
       </w:pPr>
     </w:lvl>
-    <w:lvl w:ilvl="2" w15:tentative="1">
+    <w:lvl w:ilvl="2" w:tplc="01E61D72">
       <w:start w:val="1"/>
       <w:numFmt w:val="bullet"/>
       <w:lvlText w:val="■"/>
@@ -1000,7 +2136,7 @@
         <w:ind w:left="2160" w:hanging="360"/>
       </w:pPr>
     </w:lvl>
-    <w:lvl w:ilvl="3" w15:tentative="1">
+    <w:lvl w:ilvl="3" w:tplc="DE5C0ED4">
       <w:start w:val="1"/>
       <w:numFmt w:val="bullet"/>
       <w:lvlText w:val="●"/>
@@ -1009,7 +2145,7 @@
         <w:ind w:left="2880" w:hanging="360"/>
       </w:pPr>
     </w:lvl>
-    <w:lvl w:ilvl="4" w15:tentative="1">
+    <w:lvl w:ilvl="4" w:tplc="1D605860">
       <w:start w:val="1"/>
       <w:numFmt w:val="bullet"/>
       <w:lvlText w:val="○"/>
@@ -1018,7 +2154,7 @@
         <w:ind w:left="3600" w:hanging="360"/>
       </w:pPr>
     </w:lvl>
-    <w:lvl w:ilvl="5" w15:tentative="1">
+    <w:lvl w:ilvl="5" w:tplc="E1B68B04">
       <w:start w:val="1"/>
       <w:numFmt w:val="bullet"/>
       <w:lvlText w:val="■"/>
@@ -1027,7 +2163,7 @@
         <w:ind w:left="4320" w:hanging="360"/>
       </w:pPr>
     </w:lvl>
-    <w:lvl w:ilvl="6" w15:tentative="1">
+    <w:lvl w:ilvl="6" w:tplc="8EC6CE2A">
       <w:start w:val="1"/>
       <w:numFmt w:val="bullet"/>
       <w:lvlText w:val="●"/>
@@ -1036,7 +2172,7 @@
         <w:ind w:left="5040" w:hanging="360"/>
       </w:pPr>
     </w:lvl>
-    <w:lvl w:ilvl="7" w15:tentative="1">
+    <w:lvl w:ilvl="7" w:tplc="A39654E4">
       <w:start w:val="1"/>
       <w:numFmt w:val="bullet"/>
       <w:lvlText w:val="●"/>
@@ -1045,7 +2181,7 @@
         <w:ind w:left="5760" w:hanging="360"/>
       </w:pPr>
     </w:lvl>
-    <w:lvl w:ilvl="8" w15:tentative="1">
+    <w:lvl w:ilvl="8" w:tplc="012678F6">
       <w:start w:val="1"/>
       <w:numFmt w:val="bullet"/>
       <w:lvlText w:val="●"/>
@@ -1055,9 +2191,11 @@
       </w:pPr>
     </w:lvl>
   </w:abstractNum>
-  <w:abstractNum w:abstractNumId="2" w15:restartNumberingAfterBreak="0">
+  <w:abstractNum w:abstractNumId="1" w15:restartNumberingAfterBreak="0">
+    <w:nsid w:val="6E8A719F"/>
     <w:multiLevelType w:val="hybridMultilevel"/>
-    <w:lvl w:ilvl="0" w15:tentative="1">
+    <w:tmpl w:val="6FEC1548"/>
+    <w:lvl w:ilvl="0" w:tplc="E98C57F4">
       <w:start w:val="1"/>
       <w:numFmt w:val="bullet"/>
       <w:lvlText w:val="•"/>
@@ -1066,15 +2204,55 @@
         <w:ind w:left="360" w:hanging="260"/>
       </w:pPr>
     </w:lvl>
+    <w:lvl w:ilvl="1" w:tplc="82A67996">
+      <w:numFmt w:val="decimal"/>
+      <w:lvlText w:val=""/>
+      <w:lvlJc w:val="left"/>
+    </w:lvl>
+    <w:lvl w:ilvl="2" w:tplc="E2846FF8">
+      <w:numFmt w:val="decimal"/>
+      <w:lvlText w:val=""/>
+      <w:lvlJc w:val="left"/>
+    </w:lvl>
+    <w:lvl w:ilvl="3" w:tplc="0590C282">
+      <w:numFmt w:val="decimal"/>
+      <w:lvlText w:val=""/>
+      <w:lvlJc w:val="left"/>
+    </w:lvl>
+    <w:lvl w:ilvl="4" w:tplc="7D023A10">
+      <w:numFmt w:val="decimal"/>
+      <w:lvlText w:val=""/>
+      <w:lvlJc w:val="left"/>
+    </w:lvl>
+    <w:lvl w:ilvl="5" w:tplc="F3DA956A">
+      <w:numFmt w:val="decimal"/>
+      <w:lvlText w:val=""/>
+      <w:lvlJc w:val="left"/>
+    </w:lvl>
+    <w:lvl w:ilvl="6" w:tplc="939AF32E">
+      <w:numFmt w:val="decimal"/>
+      <w:lvlText w:val=""/>
+      <w:lvlJc w:val="left"/>
+    </w:lvl>
+    <w:lvl w:ilvl="7" w:tplc="B8E25DA4">
+      <w:numFmt w:val="decimal"/>
+      <w:lvlText w:val=""/>
+      <w:lvlJc w:val="left"/>
+    </w:lvl>
+    <w:lvl w:ilvl="8" w:tplc="F9BC64C0">
+      <w:numFmt w:val="decimal"/>
+      <w:lvlText w:val=""/>
+      <w:lvlJc w:val="left"/>
+    </w:lvl>
   </w:abstractNum>
   <w:num w:numId="1">
-    <w:abstractNumId w:val="1"/>
+    <w:abstractNumId w:val="0"/>
     <w:lvlOverride w:ilvl="0">
       <w:startOverride w:val="1"/>
     </w:lvlOverride>
   </w:num>
   <w:num w:numId="2">
-    <w:abstractNumId w:val="2"/>
+    <w:abstractNumId w:val="1"/>
     <w:lvlOverride w:ilvl="0">
       <w:startOverride w:val="1"/>
     </w:lvlOverride>
@@ -1083,26 +2261,399 @@
 </file>
 
 <file path=word/styles.xml><?xml version="1.0" encoding="utf-8"?>
-<w:styles xmlns:mc="http://schemas.openxmlformats.org/markup-compatibility/2006" xmlns:r="http://schemas.openxmlformats.org/officeDocument/2006/relationships" xmlns:w="http://schemas.openxmlformats.org/wordprocessingml/2006/main" xmlns:w14="http://schemas.microsoft.com/office/word/2010/wordml" xmlns:w15="http://schemas.microsoft.com/office/word/2012/wordml" mc:Ignorable="w14 w15">
+<w:styles xmlns:mc="http://schemas.openxmlformats.org/markup-compatibility/2006" xmlns:r="http://schemas.openxmlformats.org/officeDocument/2006/relationships" xmlns:w="http://schemas.openxmlformats.org/wordprocessingml/2006/main" xmlns:w14="http://schemas.microsoft.com/office/word/2010/wordml" xmlns:w15="http://schemas.microsoft.com/office/word/2012/wordml" xmlns:w16se="http://schemas.microsoft.com/office/word/2015/wordml/symex" mc:Ignorable="w14 w15 w16se">
   <w:docDefaults>
-    <w:rPrDefault/>
+    <w:rPrDefault>
+      <w:rPr>
+        <w:rFonts w:ascii="Times New Roman" w:eastAsia="Times New Roman" w:hAnsi="Times New Roman" w:cs="Times New Roman"/>
+        <w:lang w:val="en-US" w:eastAsia="en-US" w:bidi="ar-SA"/>
+      </w:rPr>
+    </w:rPrDefault>
     <w:pPrDefault/>
   </w:docDefaults>
-  <w:style w:type="paragraph" w:styleId="Title">
-    <w:name w:val="Title"/>
-    <w:basedOn w:val="Normal"/>
-    <w:next w:val="Normal"/>
+  <w:latentStyles w:defLockedState="0" w:defUIPriority="99" w:defSemiHidden="0" w:defUnhideWhenUsed="0" w:defQFormat="0" w:count="371">
+    <w:lsdException w:name="Normal" w:uiPriority="0" w:qFormat="1"/>
+    <w:lsdException w:name="heading 1" w:uiPriority="9" w:qFormat="1"/>
+    <w:lsdException w:name="heading 2" w:semiHidden="1" w:uiPriority="9" w:unhideWhenUsed="1" w:qFormat="1"/>
+    <w:lsdException w:name="heading 3" w:semiHidden="1" w:uiPriority="9" w:unhideWhenUsed="1" w:qFormat="1"/>
+    <w:lsdException w:name="heading 4" w:semiHidden="1" w:uiPriority="9" w:unhideWhenUsed="1" w:qFormat="1"/>
+    <w:lsdException w:name="heading 5" w:semiHidden="1" w:uiPriority="9" w:unhideWhenUsed="1" w:qFormat="1"/>
+    <w:lsdException w:name="heading 6" w:semiHidden="1" w:uiPriority="9" w:unhideWhenUsed="1" w:qFormat="1"/>
+    <w:lsdException w:name="heading 7" w:semiHidden="1" w:uiPriority="9" w:unhideWhenUsed="1" w:qFormat="1"/>
+    <w:lsdException w:name="heading 8" w:semiHidden="1" w:uiPriority="9" w:unhideWhenUsed="1" w:qFormat="1"/>
+    <w:lsdException w:name="heading 9" w:semiHidden="1" w:uiPriority="9" w:unhideWhenUsed="1" w:qFormat="1"/>
+    <w:lsdException w:name="index 1" w:semiHidden="1" w:unhideWhenUsed="1"/>
+    <w:lsdException w:name="index 2" w:semiHidden="1" w:unhideWhenUsed="1"/>
+    <w:lsdException w:name="index 3" w:semiHidden="1" w:unhideWhenUsed="1"/>
+    <w:lsdException w:name="index 4" w:semiHidden="1" w:unhideWhenUsed="1"/>
+    <w:lsdException w:name="index 5" w:semiHidden="1" w:unhideWhenUsed="1"/>
+    <w:lsdException w:name="index 6" w:semiHidden="1" w:unhideWhenUsed="1"/>
+    <w:lsdException w:name="index 7" w:semiHidden="1" w:unhideWhenUsed="1"/>
+    <w:lsdException w:name="index 8" w:semiHidden="1" w:unhideWhenUsed="1"/>
+    <w:lsdException w:name="index 9" w:semiHidden="1" w:unhideWhenUsed="1"/>
+    <w:lsdException w:name="toc 1" w:semiHidden="1" w:uiPriority="39" w:unhideWhenUsed="1"/>
+    <w:lsdException w:name="toc 2" w:semiHidden="1" w:uiPriority="39" w:unhideWhenUsed="1"/>
+    <w:lsdException w:name="toc 3" w:semiHidden="1" w:uiPriority="39" w:unhideWhenUsed="1"/>
+    <w:lsdException w:name="toc 4" w:semiHidden="1" w:uiPriority="39" w:unhideWhenUsed="1"/>
+    <w:lsdException w:name="toc 5" w:semiHidden="1" w:uiPriority="39" w:unhideWhenUsed="1"/>
+    <w:lsdException w:name="toc 6" w:semiHidden="1" w:uiPriority="39" w:unhideWhenUsed="1"/>
+    <w:lsdException w:name="toc 7" w:semiHidden="1" w:uiPriority="39" w:unhideWhenUsed="1"/>
+    <w:lsdException w:name="toc 8" w:semiHidden="1" w:uiPriority="39" w:unhideWhenUsed="1"/>
+    <w:lsdException w:name="toc 9" w:semiHidden="1" w:uiPriority="39" w:unhideWhenUsed="1"/>
+    <w:lsdException w:name="Normal Indent" w:semiHidden="1" w:unhideWhenUsed="1"/>
+    <w:lsdException w:name="footnote text" w:semiHidden="1" w:unhideWhenUsed="1"/>
+    <w:lsdException w:name="annotation text" w:semiHidden="1" w:unhideWhenUsed="1"/>
+    <w:lsdException w:name="header" w:semiHidden="1" w:unhideWhenUsed="1"/>
+    <w:lsdException w:name="footer" w:semiHidden="1" w:unhideWhenUsed="1"/>
+    <w:lsdException w:name="index heading" w:semiHidden="1" w:unhideWhenUsed="1"/>
+    <w:lsdException w:name="caption" w:semiHidden="1" w:uiPriority="35" w:unhideWhenUsed="1" w:qFormat="1"/>
+    <w:lsdException w:name="table of figures" w:semiHidden="1" w:unhideWhenUsed="1"/>
+    <w:lsdException w:name="envelope address" w:semiHidden="1" w:unhideWhenUsed="1"/>
+    <w:lsdException w:name="envelope return" w:semiHidden="1" w:unhideWhenUsed="1"/>
+    <w:lsdException w:name="footnote reference" w:semiHidden="1" w:unhideWhenUsed="1"/>
+    <w:lsdException w:name="annotation reference" w:semiHidden="1" w:unhideWhenUsed="1"/>
+    <w:lsdException w:name="line number" w:semiHidden="1" w:unhideWhenUsed="1"/>
+    <w:lsdException w:name="page number" w:semiHidden="1" w:unhideWhenUsed="1"/>
+    <w:lsdException w:name="endnote reference" w:semiHidden="1" w:unhideWhenUsed="1"/>
+    <w:lsdException w:name="endnote text" w:semiHidden="1" w:unhideWhenUsed="1"/>
+    <w:lsdException w:name="table of authorities" w:semiHidden="1" w:unhideWhenUsed="1"/>
+    <w:lsdException w:name="macro" w:semiHidden="1" w:unhideWhenUsed="1"/>
+    <w:lsdException w:name="toa heading" w:semiHidden="1" w:unhideWhenUsed="1"/>
+    <w:lsdException w:name="List" w:semiHidden="1" w:unhideWhenUsed="1"/>
+    <w:lsdException w:name="List Bullet" w:semiHidden="1" w:unhideWhenUsed="1"/>
+    <w:lsdException w:name="List Number" w:semiHidden="1" w:unhideWhenUsed="1"/>
+    <w:lsdException w:name="List 2" w:semiHidden="1" w:unhideWhenUsed="1"/>
+    <w:lsdException w:name="List 3" w:semiHidden="1" w:unhideWhenUsed="1"/>
+    <w:lsdException w:name="List 4" w:semiHidden="1" w:unhideWhenUsed="1"/>
+    <w:lsdException w:name="List 5" w:semiHidden="1" w:unhideWhenUsed="1"/>
+    <w:lsdException w:name="List Bullet 2" w:semiHidden="1" w:unhideWhenUsed="1"/>
+    <w:lsdException w:name="List Bullet 3" w:semiHidden="1" w:unhideWhenUsed="1"/>
+    <w:lsdException w:name="List Bullet 4" w:semiHidden="1" w:unhideWhenUsed="1"/>
+    <w:lsdException w:name="List Bullet 5" w:semiHidden="1" w:unhideWhenUsed="1"/>
+    <w:lsdException w:name="List Number 2" w:semiHidden="1" w:unhideWhenUsed="1"/>
+    <w:lsdException w:name="List Number 3" w:semiHidden="1" w:unhideWhenUsed="1"/>
+    <w:lsdException w:name="List Number 4" w:semiHidden="1" w:unhideWhenUsed="1"/>
+    <w:lsdException w:name="List Number 5" w:semiHidden="1" w:unhideWhenUsed="1"/>
+    <w:lsdException w:name="Title" w:uiPriority="10" w:qFormat="1"/>
+    <w:lsdException w:name="Closing" w:semiHidden="1" w:unhideWhenUsed="1"/>
+    <w:lsdException w:name="Signature" w:semiHidden="1" w:unhideWhenUsed="1"/>
+    <w:lsdException w:name="Default Paragraph Font" w:semiHidden="1" w:uiPriority="1" w:unhideWhenUsed="1"/>
+    <w:lsdException w:name="Body Text" w:semiHidden="1" w:unhideWhenUsed="1"/>
+    <w:lsdException w:name="Body Text Indent" w:semiHidden="1" w:unhideWhenUsed="1"/>
+    <w:lsdException w:name="List Continue" w:semiHidden="1" w:unhideWhenUsed="1"/>
+    <w:lsdException w:name="List Continue 2" w:semiHidden="1" w:unhideWhenUsed="1"/>
+    <w:lsdException w:name="List Continue 3" w:semiHidden="1" w:unhideWhenUsed="1"/>
+    <w:lsdException w:name="List Continue 4" w:semiHidden="1" w:unhideWhenUsed="1"/>
+    <w:lsdException w:name="List Continue 5" w:semiHidden="1" w:unhideWhenUsed="1"/>
+    <w:lsdException w:name="Message Header" w:semiHidden="1" w:unhideWhenUsed="1"/>
+    <w:lsdException w:name="Subtitle" w:uiPriority="11" w:qFormat="1"/>
+    <w:lsdException w:name="Salutation" w:semiHidden="1" w:unhideWhenUsed="1"/>
+    <w:lsdException w:name="Date" w:semiHidden="1" w:unhideWhenUsed="1"/>
+    <w:lsdException w:name="Body Text First Indent" w:semiHidden="1" w:unhideWhenUsed="1"/>
+    <w:lsdException w:name="Body Text First Indent 2" w:semiHidden="1" w:unhideWhenUsed="1"/>
+    <w:lsdException w:name="Note Heading" w:semiHidden="1" w:unhideWhenUsed="1"/>
+    <w:lsdException w:name="Body Text 2" w:semiHidden="1" w:unhideWhenUsed="1"/>
+    <w:lsdException w:name="Body Text 3" w:semiHidden="1" w:unhideWhenUsed="1"/>
+    <w:lsdException w:name="Body Text Indent 2" w:semiHidden="1" w:unhideWhenUsed="1"/>
+    <w:lsdException w:name="Body Text Indent 3" w:semiHidden="1" w:unhideWhenUsed="1"/>
+    <w:lsdException w:name="Block Text" w:semiHidden="1" w:unhideWhenUsed="1"/>
+    <w:lsdException w:name="Hyperlink" w:semiHidden="1" w:unhideWhenUsed="1"/>
+    <w:lsdException w:name="FollowedHyperlink" w:semiHidden="1" w:unhideWhenUsed="1"/>
+    <w:lsdException w:name="Strong" w:uiPriority="22" w:qFormat="1"/>
+    <w:lsdException w:name="Emphasis" w:uiPriority="20" w:qFormat="1"/>
+    <w:lsdException w:name="Document Map" w:semiHidden="1" w:unhideWhenUsed="1"/>
+    <w:lsdException w:name="Plain Text" w:semiHidden="1" w:unhideWhenUsed="1"/>
+    <w:lsdException w:name="E-mail Signature" w:semiHidden="1" w:unhideWhenUsed="1"/>
+    <w:lsdException w:name="HTML Top of Form" w:semiHidden="1" w:unhideWhenUsed="1"/>
+    <w:lsdException w:name="HTML Bottom of Form" w:semiHidden="1" w:unhideWhenUsed="1"/>
+    <w:lsdException w:name="Normal (Web)" w:semiHidden="1" w:unhideWhenUsed="1"/>
+    <w:lsdException w:name="HTML Acronym" w:semiHidden="1" w:unhideWhenUsed="1"/>
+    <w:lsdException w:name="HTML Address" w:semiHidden="1" w:unhideWhenUsed="1"/>
+    <w:lsdException w:name="HTML Cite" w:semiHidden="1" w:unhideWhenUsed="1"/>
+    <w:lsdException w:name="HTML Code" w:semiHidden="1" w:unhideWhenUsed="1"/>
+    <w:lsdException w:name="HTML Definition" w:semiHidden="1" w:unhideWhenUsed="1"/>
+    <w:lsdException w:name="HTML Keyboard" w:semiHidden="1" w:unhideWhenUsed="1"/>
+    <w:lsdException w:name="HTML Preformatted" w:semiHidden="1" w:unhideWhenUsed="1"/>
+    <w:lsdException w:name="HTML Sample" w:semiHidden="1" w:unhideWhenUsed="1"/>
+    <w:lsdException w:name="HTML Typewriter" w:semiHidden="1" w:unhideWhenUsed="1"/>
+    <w:lsdException w:name="HTML Variable" w:semiHidden="1" w:unhideWhenUsed="1"/>
+    <w:lsdException w:name="Normal Table" w:semiHidden="1" w:unhideWhenUsed="1"/>
+    <w:lsdException w:name="annotation subject" w:semiHidden="1" w:unhideWhenUsed="1"/>
+    <w:lsdException w:name="No List" w:semiHidden="1" w:unhideWhenUsed="1"/>
+    <w:lsdException w:name="Outline List 1" w:semiHidden="1" w:unhideWhenUsed="1"/>
+    <w:lsdException w:name="Outline List 2" w:semiHidden="1" w:unhideWhenUsed="1"/>
+    <w:lsdException w:name="Outline List 3" w:semiHidden="1" w:unhideWhenUsed="1"/>
+    <w:lsdException w:name="Table Simple 1" w:semiHidden="1" w:unhideWhenUsed="1"/>
+    <w:lsdException w:name="Table Simple 2" w:semiHidden="1" w:unhideWhenUsed="1"/>
+    <w:lsdException w:name="Table Simple 3" w:semiHidden="1" w:unhideWhenUsed="1"/>
+    <w:lsdException w:name="Table Classic 1" w:semiHidden="1" w:unhideWhenUsed="1"/>
+    <w:lsdException w:name="Table Classic 2" w:semiHidden="1" w:unhideWhenUsed="1"/>
+    <w:lsdException w:name="Table Classic 3" w:semiHidden="1" w:unhideWhenUsed="1"/>
+    <w:lsdException w:name="Table Classic 4" w:semiHidden="1" w:unhideWhenUsed="1"/>
+    <w:lsdException w:name="Table Colorful 1" w:semiHidden="1" w:unhideWhenUsed="1"/>
+    <w:lsdException w:name="Table Colorful 2" w:semiHidden="1" w:unhideWhenUsed="1"/>
+    <w:lsdException w:name="Table Colorful 3" w:semiHidden="1" w:unhideWhenUsed="1"/>
+    <w:lsdException w:name="Table Columns 1" w:semiHidden="1" w:unhideWhenUsed="1"/>
+    <w:lsdException w:name="Table Columns 2" w:semiHidden="1" w:unhideWhenUsed="1"/>
+    <w:lsdException w:name="Table Columns 3" w:semiHidden="1" w:unhideWhenUsed="1"/>
+    <w:lsdException w:name="Table Columns 4" w:semiHidden="1" w:unhideWhenUsed="1"/>
+    <w:lsdException w:name="Table Columns 5" w:semiHidden="1" w:unhideWhenUsed="1"/>
+    <w:lsdException w:name="Table Grid 1" w:semiHidden="1" w:unhideWhenUsed="1"/>
+    <w:lsdException w:name="Table Grid 2" w:semiHidden="1" w:unhideWhenUsed="1"/>
+    <w:lsdException w:name="Table Grid 3" w:semiHidden="1" w:unhideWhenUsed="1"/>
+    <w:lsdException w:name="Table Grid 4" w:semiHidden="1" w:unhideWhenUsed="1"/>
+    <w:lsdException w:name="Table Grid 5" w:semiHidden="1" w:unhideWhenUsed="1"/>
+    <w:lsdException w:name="Table Grid 6" w:semiHidden="1" w:unhideWhenUsed="1"/>
+    <w:lsdException w:name="Table Grid 7" w:semiHidden="1" w:unhideWhenUsed="1"/>
+    <w:lsdException w:name="Table Grid 8" w:semiHidden="1" w:unhideWhenUsed="1"/>
+    <w:lsdException w:name="Table List 1" w:semiHidden="1" w:unhideWhenUsed="1"/>
+    <w:lsdException w:name="Table List 2" w:semiHidden="1" w:unhideWhenUsed="1"/>
+    <w:lsdException w:name="Table List 3" w:semiHidden="1" w:unhideWhenUsed="1"/>
+    <w:lsdException w:name="Table List 4" w:semiHidden="1" w:unhideWhenUsed="1"/>
+    <w:lsdException w:name="Table List 5" w:semiHidden="1" w:unhideWhenUsed="1"/>
+    <w:lsdException w:name="Table List 6" w:semiHidden="1" w:unhideWhenUsed="1"/>
+    <w:lsdException w:name="Table List 7" w:semiHidden="1" w:unhideWhenUsed="1"/>
+    <w:lsdException w:name="Table List 8" w:semiHidden="1" w:unhideWhenUsed="1"/>
+    <w:lsdException w:name="Table 3D effects 1" w:semiHidden="1" w:unhideWhenUsed="1"/>
+    <w:lsdException w:name="Table 3D effects 2" w:semiHidden="1" w:unhideWhenUsed="1"/>
+    <w:lsdException w:name="Table 3D effects 3" w:semiHidden="1" w:unhideWhenUsed="1"/>
+    <w:lsdException w:name="Table Contemporary" w:semiHidden="1" w:unhideWhenUsed="1"/>
+    <w:lsdException w:name="Table Elegant" w:semiHidden="1" w:unhideWhenUsed="1"/>
+    <w:lsdException w:name="Table Professional" w:semiHidden="1" w:unhideWhenUsed="1"/>
+    <w:lsdException w:name="Table Subtle 1" w:semiHidden="1" w:unhideWhenUsed="1"/>
+    <w:lsdException w:name="Table Subtle 2" w:semiHidden="1" w:unhideWhenUsed="1"/>
+    <w:lsdException w:name="Table Web 1" w:semiHidden="1" w:unhideWhenUsed="1"/>
+    <w:lsdException w:name="Table Web 2" w:semiHidden="1" w:unhideWhenUsed="1"/>
+    <w:lsdException w:name="Table Web 3" w:semiHidden="1" w:unhideWhenUsed="1"/>
+    <w:lsdException w:name="Balloon Text" w:semiHidden="1" w:unhideWhenUsed="1"/>
+    <w:lsdException w:name="Table Grid" w:uiPriority="39"/>
+    <w:lsdException w:name="Table Theme" w:semiHidden="1" w:unhideWhenUsed="1"/>
+    <w:lsdException w:name="Placeholder Text" w:semiHidden="1"/>
+    <w:lsdException w:name="No Spacing" w:uiPriority="1" w:qFormat="1"/>
+    <w:lsdException w:name="Light Shading" w:uiPriority="60"/>
+    <w:lsdException w:name="Light List" w:uiPriority="61"/>
+    <w:lsdException w:name="Light Grid" w:uiPriority="62"/>
+    <w:lsdException w:name="Medium Shading 1" w:uiPriority="63"/>
+    <w:lsdException w:name="Medium Shading 2" w:uiPriority="64"/>
+    <w:lsdException w:name="Medium List 1" w:uiPriority="65"/>
+    <w:lsdException w:name="Medium List 2" w:uiPriority="66"/>
+    <w:lsdException w:name="Medium Grid 1" w:uiPriority="67"/>
+    <w:lsdException w:name="Medium Grid 2" w:uiPriority="68"/>
+    <w:lsdException w:name="Medium Grid 3" w:uiPriority="69"/>
+    <w:lsdException w:name="Dark List" w:uiPriority="70"/>
+    <w:lsdException w:name="Colorful Shading" w:uiPriority="71"/>
+    <w:lsdException w:name="Colorful List" w:uiPriority="72"/>
+    <w:lsdException w:name="Colorful Grid" w:uiPriority="73"/>
+    <w:lsdException w:name="Light Shading Accent 1" w:uiPriority="60"/>
+    <w:lsdException w:name="Light List Accent 1" w:uiPriority="61"/>
+    <w:lsdException w:name="Light Grid Accent 1" w:uiPriority="62"/>
+    <w:lsdException w:name="Medium Shading 1 Accent 1" w:uiPriority="63"/>
+    <w:lsdException w:name="Medium Shading 2 Accent 1" w:uiPriority="64"/>
+    <w:lsdException w:name="Medium List 1 Accent 1" w:uiPriority="65"/>
+    <w:lsdException w:name="Revision" w:semiHidden="1"/>
+    <w:lsdException w:name="List Paragraph" w:uiPriority="34" w:qFormat="1"/>
+    <w:lsdException w:name="Quote" w:uiPriority="29" w:qFormat="1"/>
+    <w:lsdException w:name="Intense Quote" w:uiPriority="30" w:qFormat="1"/>
+    <w:lsdException w:name="Medium List 2 Accent 1" w:uiPriority="66"/>
+    <w:lsdException w:name="Medium Grid 1 Accent 1" w:uiPriority="67"/>
+    <w:lsdException w:name="Medium Grid 2 Accent 1" w:uiPriority="68"/>
+    <w:lsdException w:name="Medium Grid 3 Accent 1" w:uiPriority="69"/>
+    <w:lsdException w:name="Dark List Accent 1" w:uiPriority="70"/>
+    <w:lsdException w:name="Colorful Shading Accent 1" w:uiPriority="71"/>
+    <w:lsdException w:name="Colorful List Accent 1" w:uiPriority="72"/>
+    <w:lsdException w:name="Colorful Grid Accent 1" w:uiPriority="73"/>
+    <w:lsdException w:name="Light Shading Accent 2" w:uiPriority="60"/>
+    <w:lsdException w:name="Light List Accent 2" w:uiPriority="61"/>
+    <w:lsdException w:name="Light Grid Accent 2" w:uiPriority="62"/>
+    <w:lsdException w:name="Medium Shading 1 Accent 2" w:uiPriority="63"/>
+    <w:lsdException w:name="Medium Shading 2 Accent 2" w:uiPriority="64"/>
+    <w:lsdException w:name="Medium List 1 Accent 2" w:uiPriority="65"/>
+    <w:lsdException w:name="Medium List 2 Accent 2" w:uiPriority="66"/>
+    <w:lsdException w:name="Medium Grid 1 Accent 2" w:uiPriority="67"/>
+    <w:lsdException w:name="Medium Grid 2 Accent 2" w:uiPriority="68"/>
+    <w:lsdException w:name="Medium Grid 3 Accent 2" w:uiPriority="69"/>
+    <w:lsdException w:name="Dark List Accent 2" w:uiPriority="70"/>
+    <w:lsdException w:name="Colorful Shading Accent 2" w:uiPriority="71"/>
+    <w:lsdException w:name="Colorful List Accent 2" w:uiPriority="72"/>
+    <w:lsdException w:name="Colorful Grid Accent 2" w:uiPriority="73"/>
+    <w:lsdException w:name="Light Shading Accent 3" w:uiPriority="60"/>
+    <w:lsdException w:name="Light List Accent 3" w:uiPriority="61"/>
+    <w:lsdException w:name="Light Grid Accent 3" w:uiPriority="62"/>
+    <w:lsdException w:name="Medium Shading 1 Accent 3" w:uiPriority="63"/>
+    <w:lsdException w:name="Medium Shading 2 Accent 3" w:uiPriority="64"/>
+    <w:lsdException w:name="Medium List 1 Accent 3" w:uiPriority="65"/>
+    <w:lsdException w:name="Medium List 2 Accent 3" w:uiPriority="66"/>
+    <w:lsdException w:name="Medium Grid 1 Accent 3" w:uiPriority="67"/>
+    <w:lsdException w:name="Medium Grid 2 Accent 3" w:uiPriority="68"/>
+    <w:lsdException w:name="Medium Grid 3 Accent 3" w:uiPriority="69"/>
+    <w:lsdException w:name="Dark List Accent 3" w:uiPriority="70"/>
+    <w:lsdException w:name="Colorful Shading Accent 3" w:uiPriority="71"/>
+    <w:lsdException w:name="Colorful List Accent 3" w:uiPriority="72"/>
+    <w:lsdException w:name="Colorful Grid Accent 3" w:uiPriority="73"/>
+    <w:lsdException w:name="Light Shading Accent 4" w:uiPriority="60"/>
+    <w:lsdException w:name="Light List Accent 4" w:uiPriority="61"/>
+    <w:lsdException w:name="Light Grid Accent 4" w:uiPriority="62"/>
+    <w:lsdException w:name="Medium Shading 1 Accent 4" w:uiPriority="63"/>
+    <w:lsdException w:name="Medium Shading 2 Accent 4" w:uiPriority="64"/>
+    <w:lsdException w:name="Medium List 1 Accent 4" w:uiPriority="65"/>
+    <w:lsdException w:name="Medium List 2 Accent 4" w:uiPriority="66"/>
+    <w:lsdException w:name="Medium Grid 1 Accent 4" w:uiPriority="67"/>
+    <w:lsdException w:name="Medium Grid 2 Accent 4" w:uiPriority="68"/>
+    <w:lsdException w:name="Medium Grid 3 Accent 4" w:uiPriority="69"/>
+    <w:lsdException w:name="Dark List Accent 4" w:uiPriority="70"/>
+    <w:lsdException w:name="Colorful Shading Accent 4" w:uiPriority="71"/>
+    <w:lsdException w:name="Colorful List Accent 4" w:uiPriority="72"/>
+    <w:lsdException w:name="Colorful Grid Accent 4" w:uiPriority="73"/>
+    <w:lsdException w:name="Light Shading Accent 5" w:uiPriority="60"/>
+    <w:lsdException w:name="Light List Accent 5" w:uiPriority="61"/>
+    <w:lsdException w:name="Light Grid Accent 5" w:uiPriority="62"/>
+    <w:lsdException w:name="Medium Shading 1 Accent 5" w:uiPriority="63"/>
+    <w:lsdException w:name="Medium Shading 2 Accent 5" w:uiPriority="64"/>
+    <w:lsdException w:name="Medium List 1 Accent 5" w:uiPriority="65"/>
+    <w:lsdException w:name="Medium List 2 Accent 5" w:uiPriority="66"/>
+    <w:lsdException w:name="Medium Grid 1 Accent 5" w:uiPriority="67"/>
+    <w:lsdException w:name="Medium Grid 2 Accent 5" w:uiPriority="68"/>
+    <w:lsdException w:name="Medium Grid 3 Accent 5" w:uiPriority="69"/>
+    <w:lsdException w:name="Dark List Accent 5" w:uiPriority="70"/>
+    <w:lsdException w:name="Colorful Shading Accent 5" w:uiPriority="71"/>
+    <w:lsdException w:name="Colorful List Accent 5" w:uiPriority="72"/>
+    <w:lsdException w:name="Colorful Grid Accent 5" w:uiPriority="73"/>
+    <w:lsdException w:name="Light Shading Accent 6" w:uiPriority="60"/>
+    <w:lsdException w:name="Light List Accent 6" w:uiPriority="61"/>
+    <w:lsdException w:name="Light Grid Accent 6" w:uiPriority="62"/>
+    <w:lsdException w:name="Medium Shading 1 Accent 6" w:uiPriority="63"/>
+    <w:lsdException w:name="Medium Shading 2 Accent 6" w:uiPriority="64"/>
+    <w:lsdException w:name="Medium List 1 Accent 6" w:uiPriority="65"/>
+    <w:lsdException w:name="Medium List 2 Accent 6" w:uiPriority="66"/>
+    <w:lsdException w:name="Medium Grid 1 Accent 6" w:uiPriority="67"/>
+    <w:lsdException w:name="Medium Grid 2 Accent 6" w:uiPriority="68"/>
+    <w:lsdException w:name="Medium Grid 3 Accent 6" w:uiPriority="69"/>
+    <w:lsdException w:name="Dark List Accent 6" w:uiPriority="70"/>
+    <w:lsdException w:name="Colorful Shading Accent 6" w:uiPriority="71"/>
+    <w:lsdException w:name="Colorful List Accent 6" w:uiPriority="72"/>
+    <w:lsdException w:name="Colorful Grid Accent 6" w:uiPriority="73"/>
+    <w:lsdException w:name="Subtle Emphasis" w:uiPriority="19" w:qFormat="1"/>
+    <w:lsdException w:name="Intense Emphasis" w:uiPriority="21" w:qFormat="1"/>
+    <w:lsdException w:name="Subtle Reference" w:uiPriority="31" w:qFormat="1"/>
+    <w:lsdException w:name="Intense Reference" w:uiPriority="32" w:qFormat="1"/>
+    <w:lsdException w:name="Book Title" w:uiPriority="33" w:qFormat="1"/>
+    <w:lsdException w:name="Bibliography" w:semiHidden="1" w:uiPriority="37" w:unhideWhenUsed="1"/>
+    <w:lsdException w:name="TOC Heading" w:semiHidden="1" w:uiPriority="39" w:unhideWhenUsed="1" w:qFormat="1"/>
+    <w:lsdException w:name="Plain Table 1" w:uiPriority="41"/>
+    <w:lsdException w:name="Plain Table 2" w:uiPriority="42"/>
+    <w:lsdException w:name="Plain Table 3" w:uiPriority="43"/>
+    <w:lsdException w:name="Plain Table 4" w:uiPriority="44"/>
+    <w:lsdException w:name="Plain Table 5" w:uiPriority="45"/>
+    <w:lsdException w:name="Grid Table Light" w:uiPriority="40"/>
+    <w:lsdException w:name="Grid Table 1 Light" w:uiPriority="46"/>
+    <w:lsdException w:name="Grid Table 2" w:uiPriority="47"/>
+    <w:lsdException w:name="Grid Table 3" w:uiPriority="48"/>
+    <w:lsdException w:name="Grid Table 4" w:uiPriority="49"/>
+    <w:lsdException w:name="Grid Table 5 Dark" w:uiPriority="50"/>
+    <w:lsdException w:name="Grid Table 6 Colorful" w:uiPriority="51"/>
+    <w:lsdException w:name="Grid Table 7 Colorful" w:uiPriority="52"/>
+    <w:lsdException w:name="Grid Table 1 Light Accent 1" w:uiPriority="46"/>
+    <w:lsdException w:name="Grid Table 2 Accent 1" w:uiPriority="47"/>
+    <w:lsdException w:name="Grid Table 3 Accent 1" w:uiPriority="48"/>
+    <w:lsdException w:name="Grid Table 4 Accent 1" w:uiPriority="49"/>
+    <w:lsdException w:name="Grid Table 5 Dark Accent 1" w:uiPriority="50"/>
+    <w:lsdException w:name="Grid Table 6 Colorful Accent 1" w:uiPriority="51"/>
+    <w:lsdException w:name="Grid Table 7 Colorful Accent 1" w:uiPriority="52"/>
+    <w:lsdException w:name="Grid Table 1 Light Accent 2" w:uiPriority="46"/>
+    <w:lsdException w:name="Grid Table 2 Accent 2" w:uiPriority="47"/>
+    <w:lsdException w:name="Grid Table 3 Accent 2" w:uiPriority="48"/>
+    <w:lsdException w:name="Grid Table 4 Accent 2" w:uiPriority="49"/>
+    <w:lsdException w:name="Grid Table 5 Dark Accent 2" w:uiPriority="50"/>
+    <w:lsdException w:name="Grid Table 6 Colorful Accent 2" w:uiPriority="51"/>
+    <w:lsdException w:name="Grid Table 7 Colorful Accent 2" w:uiPriority="52"/>
+    <w:lsdException w:name="Grid Table 1 Light Accent 3" w:uiPriority="46"/>
+    <w:lsdException w:name="Grid Table 2 Accent 3" w:uiPriority="47"/>
+    <w:lsdException w:name="Grid Table 3 Accent 3" w:uiPriority="48"/>
+    <w:lsdException w:name="Grid Table 4 Accent 3" w:uiPriority="49"/>
+    <w:lsdException w:name="Grid Table 5 Dark Accent 3" w:uiPriority="50"/>
+    <w:lsdException w:name="Grid Table 6 Colorful Accent 3" w:uiPriority="51"/>
+    <w:lsdException w:name="Grid Table 7 Colorful Accent 3" w:uiPriority="52"/>
+    <w:lsdException w:name="Grid Table 1 Light Accent 4" w:uiPriority="46"/>
+    <w:lsdException w:name="Grid Table 2 Accent 4" w:uiPriority="47"/>
+    <w:lsdException w:name="Grid Table 3 Accent 4" w:uiPriority="48"/>
+    <w:lsdException w:name="Grid Table 4 Accent 4" w:uiPriority="49"/>
+    <w:lsdException w:name="Grid Table 5 Dark Accent 4" w:uiPriority="50"/>
+    <w:lsdException w:name="Grid Table 6 Colorful Accent 4" w:uiPriority="51"/>
+    <w:lsdException w:name="Grid Table 7 Colorful Accent 4" w:uiPriority="52"/>
+    <w:lsdException w:name="Grid Table 1 Light Accent 5" w:uiPriority="46"/>
+    <w:lsdException w:name="Grid Table 2 Accent 5" w:uiPriority="47"/>
+    <w:lsdException w:name="Grid Table 3 Accent 5" w:uiPriority="48"/>
+    <w:lsdException w:name="Grid Table 4 Accent 5" w:uiPriority="49"/>
+    <w:lsdException w:name="Grid Table 5 Dark Accent 5" w:uiPriority="50"/>
+    <w:lsdException w:name="Grid Table 6 Colorful Accent 5" w:uiPriority="51"/>
+    <w:lsdException w:name="Grid Table 7 Colorful Accent 5" w:uiPriority="52"/>
+    <w:lsdException w:name="Grid Table 1 Light Accent 6" w:uiPriority="46"/>
+    <w:lsdException w:name="Grid Table 2 Accent 6" w:uiPriority="47"/>
+    <w:lsdException w:name="Grid Table 3 Accent 6" w:uiPriority="48"/>
+    <w:lsdException w:name="Grid Table 4 Accent 6" w:uiPriority="49"/>
+    <w:lsdException w:name="Grid Table 5 Dark Accent 6" w:uiPriority="50"/>
+    <w:lsdException w:name="Grid Table 6 Colorful Accent 6" w:uiPriority="51"/>
+    <w:lsdException w:name="Grid Table 7 Colorful Accent 6" w:uiPriority="52"/>
+    <w:lsdException w:name="List Table 1 Light" w:uiPriority="46"/>
+    <w:lsdException w:name="List Table 2" w:uiPriority="47"/>
+    <w:lsdException w:name="List Table 3" w:uiPriority="48"/>
+    <w:lsdException w:name="List Table 4" w:uiPriority="49"/>
+    <w:lsdException w:name="List Table 5 Dark" w:uiPriority="50"/>
+    <w:lsdException w:name="List Table 6 Colorful" w:uiPriority="51"/>
+    <w:lsdException w:name="List Table 7 Colorful" w:uiPriority="52"/>
+    <w:lsdException w:name="List Table 1 Light Accent 1" w:uiPriority="46"/>
+    <w:lsdException w:name="List Table 2 Accent 1" w:uiPriority="47"/>
+    <w:lsdException w:name="List Table 3 Accent 1" w:uiPriority="48"/>
+    <w:lsdException w:name="List Table 4 Accent 1" w:uiPriority="49"/>
+    <w:lsdException w:name="List Table 5 Dark Accent 1" w:uiPriority="50"/>
+    <w:lsdException w:name="List Table 6 Colorful Accent 1" w:uiPriority="51"/>
+    <w:lsdException w:name="List Table 7 Colorful Accent 1" w:uiPriority="52"/>
+    <w:lsdException w:name="List Table 1 Light Accent 2" w:uiPriority="46"/>
+    <w:lsdException w:name="List Table 2 Accent 2" w:uiPriority="47"/>
+    <w:lsdException w:name="List Table 3 Accent 2" w:uiPriority="48"/>
+    <w:lsdException w:name="List Table 4 Accent 2" w:uiPriority="49"/>
+    <w:lsdException w:name="List Table 5 Dark Accent 2" w:uiPriority="50"/>
+    <w:lsdException w:name="List Table 6 Colorful Accent 2" w:uiPriority="51"/>
+    <w:lsdException w:name="List Table 7 Colorful Accent 2" w:uiPriority="52"/>
+    <w:lsdException w:name="List Table 1 Light Accent 3" w:uiPriority="46"/>
+    <w:lsdException w:name="List Table 2 Accent 3" w:uiPriority="47"/>
+    <w:lsdException w:name="List Table 3 Accent 3" w:uiPriority="48"/>
+    <w:lsdException w:name="List Table 4 Accent 3" w:uiPriority="49"/>
+    <w:lsdException w:name="List Table 5 Dark Accent 3" w:uiPriority="50"/>
+    <w:lsdException w:name="List Table 6 Colorful Accent 3" w:uiPriority="51"/>
+    <w:lsdException w:name="List Table 7 Colorful Accent 3" w:uiPriority="52"/>
+    <w:lsdException w:name="List Table 1 Light Accent 4" w:uiPriority="46"/>
+    <w:lsdException w:name="List Table 2 Accent 4" w:uiPriority="47"/>
+    <w:lsdException w:name="List Table 3 Accent 4" w:uiPriority="48"/>
+    <w:lsdException w:name="List Table 4 Accent 4" w:uiPriority="49"/>
+    <w:lsdException w:name="List Table 5 Dark Accent 4" w:uiPriority="50"/>
+    <w:lsdException w:name="List Table 6 Colorful Accent 4" w:uiPriority="51"/>
+    <w:lsdException w:name="List Table 7 Colorful Accent 4" w:uiPriority="52"/>
+    <w:lsdException w:name="List Table 1 Light Accent 5" w:uiPriority="46"/>
+    <w:lsdException w:name="List Table 2 Accent 5" w:uiPriority="47"/>
+    <w:lsdException w:name="List Table 3 Accent 5" w:uiPriority="48"/>
+    <w:lsdException w:name="List Table 4 Accent 5" w:uiPriority="49"/>
+    <w:lsdException w:name="List Table 5 Dark Accent 5" w:uiPriority="50"/>
+    <w:lsdException w:name="List Table 6 Colorful Accent 5" w:uiPriority="51"/>
+    <w:lsdException w:name="List Table 7 Colorful Accent 5" w:uiPriority="52"/>
+    <w:lsdException w:name="List Table 1 Light Accent 6" w:uiPriority="46"/>
+    <w:lsdException w:name="List Table 2 Accent 6" w:uiPriority="47"/>
+    <w:lsdException w:name="List Table 3 Accent 6" w:uiPriority="48"/>
+    <w:lsdException w:name="List Table 4 Accent 6" w:uiPriority="49"/>
+    <w:lsdException w:name="List Table 5 Dark Accent 6" w:uiPriority="50"/>
+    <w:lsdException w:name="List Table 6 Colorful Accent 6" w:uiPriority="51"/>
+    <w:lsdException w:name="List Table 7 Colorful Accent 6" w:uiPriority="52"/>
+  </w:latentStyles>
+  <w:style w:type="paragraph" w:default="1" w:styleId="Normal">
+    <w:name w:val="Normal"/>
     <w:qFormat/>
-    <w:rPr>
-      <w:sz w:val="56"/>
-      <w:szCs w:val="56"/>
-    </w:rPr>
   </w:style>
   <w:style w:type="paragraph" w:styleId="Heading1">
-    <w:name w:val="Heading 1"/>
-    <w:basedOn w:val="Normal"/>
-    <w:next w:val="Normal"/>
+    <w:name w:val="heading 1"/>
     <w:qFormat/>
+    <w:pPr>
+      <w:outlineLvl w:val="0"/>
+    </w:pPr>
     <w:rPr>
       <w:color w:val="2E74B5"/>
       <w:sz w:val="32"/>
@@ -1110,10 +2661,11 @@
     </w:rPr>
   </w:style>
   <w:style w:type="paragraph" w:styleId="Heading2">
-    <w:name w:val="Heading 2"/>
-    <w:basedOn w:val="Normal"/>
-    <w:next w:val="Normal"/>
+    <w:name w:val="heading 2"/>
     <w:qFormat/>
+    <w:pPr>
+      <w:outlineLvl w:val="1"/>
+    </w:pPr>
     <w:rPr>
       <w:color w:val="2E74B5"/>
       <w:sz w:val="26"/>
@@ -1121,10 +2673,11 @@
     </w:rPr>
   </w:style>
   <w:style w:type="paragraph" w:styleId="Heading3">
-    <w:name w:val="Heading 3"/>
-    <w:basedOn w:val="Normal"/>
-    <w:next w:val="Normal"/>
+    <w:name w:val="heading 3"/>
     <w:qFormat/>
+    <w:pPr>
+      <w:outlineLvl w:val="2"/>
+    </w:pPr>
     <w:rPr>
       <w:color w:val="1F4D78"/>
       <w:sz w:val="24"/>
@@ -1132,10 +2685,11 @@
     </w:rPr>
   </w:style>
   <w:style w:type="paragraph" w:styleId="Heading4">
-    <w:name w:val="Heading 4"/>
-    <w:basedOn w:val="Normal"/>
-    <w:next w:val="Normal"/>
+    <w:name w:val="heading 4"/>
     <w:qFormat/>
+    <w:pPr>
+      <w:outlineLvl w:val="3"/>
+    </w:pPr>
     <w:rPr>
       <w:i/>
       <w:iCs/>
@@ -1143,27 +2697,62 @@
     </w:rPr>
   </w:style>
   <w:style w:type="paragraph" w:styleId="Heading5">
-    <w:name w:val="Heading 5"/>
-    <w:basedOn w:val="Normal"/>
-    <w:next w:val="Normal"/>
+    <w:name w:val="heading 5"/>
     <w:qFormat/>
+    <w:pPr>
+      <w:outlineLvl w:val="4"/>
+    </w:pPr>
     <w:rPr>
       <w:color w:val="2E74B5"/>
     </w:rPr>
   </w:style>
   <w:style w:type="paragraph" w:styleId="Heading6">
-    <w:name w:val="Heading 6"/>
-    <w:basedOn w:val="Normal"/>
-    <w:next w:val="Normal"/>
+    <w:name w:val="heading 6"/>
     <w:qFormat/>
+    <w:pPr>
+      <w:outlineLvl w:val="5"/>
+    </w:pPr>
     <w:rPr>
       <w:color w:val="1F4D78"/>
     </w:rPr>
   </w:style>
-  <w:style w:type="paragraph" w:styleId="Strong">
-    <w:name w:val="Strong"/>
-    <w:basedOn w:val="Normal"/>
-    <w:next w:val="Normal"/>
+  <w:style w:type="character" w:default="1" w:styleId="DefaultParagraphFont">
+    <w:name w:val="Default Paragraph Font"/>
+    <w:uiPriority w:val="1"/>
+    <w:semiHidden/>
+    <w:unhideWhenUsed/>
+  </w:style>
+  <w:style w:type="table" w:default="1" w:styleId="TableNormal">
+    <w:name w:val="Normal Table"/>
+    <w:uiPriority w:val="99"/>
+    <w:semiHidden/>
+    <w:unhideWhenUsed/>
+    <w:tblPr>
+      <w:tblInd w:w="0" w:type="dxa"/>
+      <w:tblCellMar>
+        <w:top w:w="0" w:type="dxa"/>
+        <w:left w:w="108" w:type="dxa"/>
+        <w:bottom w:w="0" w:type="dxa"/>
+        <w:right w:w="108" w:type="dxa"/>
+      </w:tblCellMar>
+    </w:tblPr>
+  </w:style>
+  <w:style w:type="numbering" w:default="1" w:styleId="NoList">
+    <w:name w:val="No List"/>
+    <w:uiPriority w:val="99"/>
+    <w:semiHidden/>
+    <w:unhideWhenUsed/>
+  </w:style>
+  <w:style w:type="paragraph" w:styleId="Title">
+    <w:name w:val="Title"/>
+    <w:qFormat/>
+    <w:rPr>
+      <w:sz w:val="56"/>
+      <w:szCs w:val="56"/>
+    </w:rPr>
+  </w:style>
+  <w:style w:type="paragraph" w:customStyle="1" w:styleId="Strong1">
+    <w:name w:val="Strong1"/>
     <w:qFormat/>
     <w:rPr>
       <w:b/>
@@ -1172,12 +2761,10 @@
   </w:style>
   <w:style w:type="paragraph" w:styleId="ListParagraph">
     <w:name w:val="List Paragraph"/>
-    <w:basedOn w:val="Normal"/>
     <w:qFormat/>
   </w:style>
   <w:style w:type="character" w:styleId="Hyperlink">
     <w:name w:val="Hyperlink"/>
-    <w:basedOn w:val="DefaultParagraphFont"/>
     <w:uiPriority w:val="99"/>
     <w:unhideWhenUsed/>
     <w:rPr>
@@ -1187,7 +2774,6 @@
   </w:style>
   <w:style w:type="character" w:styleId="FootnoteReference">
     <w:name w:val="footnote reference"/>
-    <w:basedOn w:val="DefaultParagraphFont"/>
     <w:uiPriority w:val="99"/>
     <w:semiHidden/>
     <w:unhideWhenUsed/>
@@ -1197,22 +2783,13 @@
   </w:style>
   <w:style w:type="paragraph" w:styleId="FootnoteText">
     <w:name w:val="footnote text"/>
-    <w:basedOn w:val="Normal"/>
     <w:link w:val="FootnoteTextChar"/>
     <w:uiPriority w:val="99"/>
     <w:semiHidden/>
     <w:unhideWhenUsed/>
-    <w:pPr>
-      <w:spacing w:after="0" w:line="240" w:lineRule="auto"/>
-    </w:pPr>
-    <w:rPr>
-      <w:sz w:val="20"/>
-      <w:szCs w:val="20"/>
-    </w:rPr>
   </w:style>
-  <w:style w:type="character" w:styleId="FootnoteTextChar">
+  <w:style w:type="character" w:customStyle="1" w:styleId="FootnoteTextChar">
     <w:name w:val="Footnote Text Char"/>
-    <w:basedOn w:val="DefaultParagraphFont"/>
     <w:link w:val="FootnoteText"/>
     <w:uiPriority w:val="99"/>
     <w:semiHidden/>
@@ -1224,7 +2801,6 @@
   </w:style>
   <w:style w:type="character" w:styleId="EndnoteReference">
     <w:name w:val="endnote reference"/>
-    <w:basedOn w:val="DefaultParagraphFont"/>
     <w:uiPriority w:val="99"/>
     <w:semiHidden/>
     <w:unhideWhenUsed/>
@@ -1234,22 +2810,13 @@
   </w:style>
   <w:style w:type="paragraph" w:styleId="EndnoteText">
     <w:name w:val="endnote text"/>
-    <w:basedOn w:val="Normal"/>
     <w:link w:val="EndnoteTextChar"/>
     <w:uiPriority w:val="99"/>
     <w:semiHidden/>
     <w:unhideWhenUsed/>
-    <w:pPr>
-      <w:spacing w:after="0" w:line="240" w:lineRule="auto"/>
-    </w:pPr>
-    <w:rPr>
-      <w:sz w:val="20"/>
-      <w:szCs w:val="20"/>
-    </w:rPr>
   </w:style>
-  <w:style w:type="character" w:styleId="EndnoteTextChar">
+  <w:style w:type="character" w:customStyle="1" w:styleId="EndnoteTextChar">
     <w:name w:val="Endnote Text Char"/>
-    <w:basedOn w:val="DefaultParagraphFont"/>
     <w:link w:val="EndnoteText"/>
     <w:uiPriority w:val="99"/>
     <w:semiHidden/>
@@ -1260,4 +2827,265 @@
     </w:rPr>
   </w:style>
 </w:styles>
+</file>
+
+<file path=word/theme/theme1.xml><?xml version="1.0" encoding="utf-8"?>
+<a:theme xmlns:a="http://schemas.openxmlformats.org/drawingml/2006/main" name="Office Theme">
+  <a:themeElements>
+    <a:clrScheme name="Office">
+      <a:dk1>
+        <a:sysClr val="windowText" lastClr="000000"/>
+      </a:dk1>
+      <a:lt1>
+        <a:sysClr val="window" lastClr="FFFFFF"/>
+      </a:lt1>
+      <a:dk2>
+        <a:srgbClr val="44546A"/>
+      </a:dk2>
+      <a:lt2>
+        <a:srgbClr val="E7E6E6"/>
+      </a:lt2>
+      <a:accent1>
+        <a:srgbClr val="5B9BD5"/>
+      </a:accent1>
+      <a:accent2>
+        <a:srgbClr val="ED7D31"/>
+      </a:accent2>
+      <a:accent3>
+        <a:srgbClr val="A5A5A5"/>
+      </a:accent3>
+      <a:accent4>
+        <a:srgbClr val="FFC000"/>
+      </a:accent4>
+      <a:accent5>
+        <a:srgbClr val="4472C4"/>
+      </a:accent5>
+      <a:accent6>
+        <a:srgbClr val="70AD47"/>
+      </a:accent6>
+      <a:hlink>
+        <a:srgbClr val="0563C1"/>
+      </a:hlink>
+      <a:folHlink>
+        <a:srgbClr val="954F72"/>
+      </a:folHlink>
+    </a:clrScheme>
+    <a:fontScheme name="Office">
+      <a:majorFont>
+        <a:latin typeface="Calibri Light" panose="020F0302020204030204"/>
+        <a:ea typeface=""/>
+        <a:cs typeface=""/>
+        <a:font script="Jpan" typeface="游ゴシック Light"/>
+        <a:font script="Hang" typeface="맑은 고딕"/>
+        <a:font script="Hans" typeface="等线 Light"/>
+        <a:font script="Hant" typeface="新細明體"/>
+        <a:font script="Arab" typeface="Times New Roman"/>
+        <a:font script="Hebr" typeface="Times New Roman"/>
+        <a:font script="Thai" typeface="Angsana New"/>
+        <a:font script="Ethi" typeface="Nyala"/>
+        <a:font script="Beng" typeface="Vrinda"/>
+        <a:font script="Gujr" typeface="Shruti"/>
+        <a:font script="Khmr" typeface="MoolBoran"/>
+        <a:font script="Knda" typeface="Tunga"/>
+        <a:font script="Guru" typeface="Raavi"/>
+        <a:font script="Cans" typeface="Euphemia"/>
+        <a:font script="Cher" typeface="Plantagenet Cherokee"/>
+        <a:font script="Yiii" typeface="Microsoft Yi Baiti"/>
+        <a:font script="Tibt" typeface="Microsoft Himalaya"/>
+        <a:font script="Thaa" typeface="MV Boli"/>
+        <a:font script="Deva" typeface="Mangal"/>
+        <a:font script="Telu" typeface="Gautami"/>
+        <a:font script="Taml" typeface="Latha"/>
+        <a:font script="Syrc" typeface="Estrangelo Edessa"/>
+        <a:font script="Orya" typeface="Kalinga"/>
+        <a:font script="Mlym" typeface="Kartika"/>
+        <a:font script="Laoo" typeface="DokChampa"/>
+        <a:font script="Sinh" typeface="Iskoola Pota"/>
+        <a:font script="Mong" typeface="Mongolian Baiti"/>
+        <a:font script="Viet" typeface="Times New Roman"/>
+        <a:font script="Uigh" typeface="Microsoft Uighur"/>
+        <a:font script="Geor" typeface="Sylfaen"/>
+      </a:majorFont>
+      <a:minorFont>
+        <a:latin typeface="Calibri" panose="020F0502020204030204"/>
+        <a:ea typeface=""/>
+        <a:cs typeface=""/>
+        <a:font script="Jpan" typeface="游明朝"/>
+        <a:font script="Hang" typeface="맑은 고딕"/>
+        <a:font script="Hans" typeface="等线"/>
+        <a:font script="Hant" typeface="新細明體"/>
+        <a:font script="Arab" typeface="Arial"/>
+        <a:font script="Hebr" typeface="Arial"/>
+        <a:font script="Thai" typeface="Cordia New"/>
+        <a:font script="Ethi" typeface="Nyala"/>
+        <a:font script="Beng" typeface="Vrinda"/>
+        <a:font script="Gujr" typeface="Shruti"/>
+        <a:font script="Khmr" typeface="DaunPenh"/>
+        <a:font script="Knda" typeface="Tunga"/>
+        <a:font script="Guru" typeface="Raavi"/>
+        <a:font script="Cans" typeface="Euphemia"/>
+        <a:font script="Cher" typeface="Plantagenet Cherokee"/>
+        <a:font script="Yiii" typeface="Microsoft Yi Baiti"/>
+        <a:font script="Tibt" typeface="Microsoft Himalaya"/>
+        <a:font script="Thaa" typeface="MV Boli"/>
+        <a:font script="Deva" typeface="Mangal"/>
+        <a:font script="Telu" typeface="Gautami"/>
+        <a:font script="Taml" typeface="Latha"/>
+        <a:font script="Syrc" typeface="Estrangelo Edessa"/>
+        <a:font script="Orya" typeface="Kalinga"/>
+        <a:font script="Mlym" typeface="Kartika"/>
+        <a:font script="Laoo" typeface="DokChampa"/>
+        <a:font script="Sinh" typeface="Iskoola Pota"/>
+        <a:font script="Mong" typeface="Mongolian Baiti"/>
+        <a:font script="Viet" typeface="Arial"/>
+        <a:font script="Uigh" typeface="Microsoft Uighur"/>
+        <a:font script="Geor" typeface="Sylfaen"/>
+      </a:minorFont>
+    </a:fontScheme>
+    <a:fmtScheme name="Office">
+      <a:fillStyleLst>
+        <a:solidFill>
+          <a:schemeClr val="phClr"/>
+        </a:solidFill>
+        <a:gradFill rotWithShape="1">
+          <a:gsLst>
+            <a:gs pos="0">
+              <a:schemeClr val="phClr">
+                <a:lumMod val="110000"/>
+                <a:satMod val="105000"/>
+                <a:tint val="67000"/>
+              </a:schemeClr>
+            </a:gs>
+            <a:gs pos="50000">
+              <a:schemeClr val="phClr">
+                <a:lumMod val="105000"/>
+                <a:satMod val="103000"/>
+                <a:tint val="73000"/>
+              </a:schemeClr>
+            </a:gs>
+            <a:gs pos="100000">
+              <a:schemeClr val="phClr">
+                <a:lumMod val="105000"/>
+                <a:satMod val="109000"/>
+                <a:tint val="81000"/>
+              </a:schemeClr>
+            </a:gs>
+          </a:gsLst>
+          <a:lin ang="5400000" scaled="0"/>
+        </a:gradFill>
+        <a:gradFill rotWithShape="1">
+          <a:gsLst>
+            <a:gs pos="0">
+              <a:schemeClr val="phClr">
+                <a:satMod val="103000"/>
+                <a:lumMod val="102000"/>
+                <a:tint val="94000"/>
+              </a:schemeClr>
+            </a:gs>
+            <a:gs pos="50000">
+              <a:schemeClr val="phClr">
+                <a:satMod val="110000"/>
+                <a:lumMod val="100000"/>
+                <a:shade val="100000"/>
+              </a:schemeClr>
+            </a:gs>
+            <a:gs pos="100000">
+              <a:schemeClr val="phClr">
+                <a:lumMod val="99000"/>
+                <a:satMod val="120000"/>
+                <a:shade val="78000"/>
+              </a:schemeClr>
+            </a:gs>
+          </a:gsLst>
+          <a:lin ang="5400000" scaled="0"/>
+        </a:gradFill>
+      </a:fillStyleLst>
+      <a:lnStyleLst>
+        <a:ln w="6350" cap="flat" cmpd="sng" algn="ctr">
+          <a:solidFill>
+            <a:schemeClr val="phClr"/>
+          </a:solidFill>
+          <a:prstDash val="solid"/>
+          <a:miter lim="800000"/>
+        </a:ln>
+        <a:ln w="12700" cap="flat" cmpd="sng" algn="ctr">
+          <a:solidFill>
+            <a:schemeClr val="phClr"/>
+          </a:solidFill>
+          <a:prstDash val="solid"/>
+          <a:miter lim="800000"/>
+        </a:ln>
+        <a:ln w="19050" cap="flat" cmpd="sng" algn="ctr">
+          <a:solidFill>
+            <a:schemeClr val="phClr"/>
+          </a:solidFill>
+          <a:prstDash val="solid"/>
+          <a:miter lim="800000"/>
+        </a:ln>
+      </a:lnStyleLst>
+      <a:effectStyleLst>
+        <a:effectStyle>
+          <a:effectLst/>
+        </a:effectStyle>
+        <a:effectStyle>
+          <a:effectLst/>
+        </a:effectStyle>
+        <a:effectStyle>
+          <a:effectLst>
+            <a:outerShdw blurRad="57150" dist="19050" dir="5400000" algn="ctr" rotWithShape="0">
+              <a:srgbClr val="000000">
+                <a:alpha val="63000"/>
+              </a:srgbClr>
+            </a:outerShdw>
+          </a:effectLst>
+        </a:effectStyle>
+      </a:effectStyleLst>
+      <a:bgFillStyleLst>
+        <a:solidFill>
+          <a:schemeClr val="phClr"/>
+        </a:solidFill>
+        <a:solidFill>
+          <a:schemeClr val="phClr">
+            <a:tint val="95000"/>
+            <a:satMod val="170000"/>
+          </a:schemeClr>
+        </a:solidFill>
+        <a:gradFill rotWithShape="1">
+          <a:gsLst>
+            <a:gs pos="0">
+              <a:schemeClr val="phClr">
+                <a:tint val="93000"/>
+                <a:satMod val="150000"/>
+                <a:shade val="98000"/>
+                <a:lumMod val="102000"/>
+              </a:schemeClr>
+            </a:gs>
+            <a:gs pos="50000">
+              <a:schemeClr val="phClr">
+                <a:tint val="98000"/>
+                <a:satMod val="130000"/>
+                <a:shade val="90000"/>
+                <a:lumMod val="103000"/>
+              </a:schemeClr>
+            </a:gs>
+            <a:gs pos="100000">
+              <a:schemeClr val="phClr">
+                <a:shade val="63000"/>
+                <a:satMod val="120000"/>
+              </a:schemeClr>
+            </a:gs>
+          </a:gsLst>
+          <a:lin ang="5400000" scaled="0"/>
+        </a:gradFill>
+      </a:bgFillStyleLst>
+    </a:fmtScheme>
+  </a:themeElements>
+  <a:objectDefaults/>
+  <a:extraClrSchemeLst/>
+  <a:extLst>
+    <a:ext uri="{05A4C25C-085E-4340-85A3-A5531E510DB2}">
+      <thm15:themeFamily xmlns:thm15="http://schemas.microsoft.com/office/thememl/2012/main" name="Office Theme" id="{62F939B6-93AF-4DB8-9C6B-D6C7DFDC589F}" vid="{4A3C46E8-61CC-4603-A589-7422A47A8E4A}"/>
+    </a:ext>
+  </a:extLst>
+</a:theme>
 </file>
--- a/submission_report.docx
+++ b/submission_report.docx
@@ -27,13 +27,14 @@
         <w:jc w:val="center"/>
         <w:rPr>
           <w:rFonts w:asciiTheme="minorHAnsi" w:hAnsiTheme="minorHAnsi" w:cstheme="minorHAnsi"/>
-          <w:sz w:val="22"/>
+          <w:sz w:val="18"/>
         </w:rPr>
       </w:pPr>
       <w:r>
         <w:rPr>
           <w:rFonts w:asciiTheme="minorHAnsi" w:hAnsiTheme="minorHAnsi" w:cstheme="minorHAnsi"/>
           <w:color w:val="444444"/>
+          <w:sz w:val="16"/>
           <w:szCs w:val="18"/>
         </w:rPr>
         <w:t xml:space="preserve">Team: </w:t>
@@ -44,6 +45,7 @@
         <w:rPr>
           <w:rFonts w:asciiTheme="minorHAnsi" w:hAnsiTheme="minorHAnsi" w:cstheme="minorHAnsi"/>
           <w:color w:val="444444"/>
+          <w:sz w:val="16"/>
           <w:szCs w:val="18"/>
         </w:rPr>
         <w:t>Timesware</w:t>
@@ -53,6 +55,7 @@
         <w:rPr>
           <w:rFonts w:asciiTheme="minorHAnsi" w:hAnsiTheme="minorHAnsi" w:cstheme="minorHAnsi"/>
           <w:color w:val="444444"/>
+          <w:sz w:val="16"/>
           <w:szCs w:val="18"/>
         </w:rPr>
         <w:t xml:space="preserve">  |</w:t>
@@ -62,9 +65,19 @@
         <w:rPr>
           <w:rFonts w:asciiTheme="minorHAnsi" w:hAnsiTheme="minorHAnsi" w:cstheme="minorHAnsi"/>
           <w:color w:val="444444"/>
+          <w:sz w:val="16"/>
           <w:szCs w:val="18"/>
         </w:rPr>
-        <w:t xml:space="preserve">  SLIIT Codefest 2026 AI Competition  |  YouTube demo link: [PASTE UNLISTED LINK HERE]</w:t>
+        <w:t xml:space="preserve">  SLIIT Codefest 2026 AI Competition  |  YouTube demo link: </w:t>
+      </w:r>
+      <w:r>
+        <w:rPr>
+          <w:rFonts w:asciiTheme="minorHAnsi" w:hAnsiTheme="minorHAnsi" w:cstheme="minorHAnsi"/>
+          <w:color w:val="444444"/>
+          <w:sz w:val="16"/>
+          <w:szCs w:val="18"/>
+        </w:rPr>
+        <w:t>https://youtu.be/zLsjWBAf8Sk?si=BTNLGSamJ8rM6B5o</w:t>
       </w:r>
     </w:p>
     <w:p>
@@ -101,7 +114,16 @@
           <w:rFonts w:asciiTheme="minorHAnsi" w:hAnsiTheme="minorHAnsi" w:cstheme="minorHAnsi"/>
           <w:sz w:val="22"/>
         </w:rPr>
-        <w:t xml:space="preserve">We chose Sub-track 1C: build an assistant that answers questions over the Ashen Era Archive by searching iteratively — deciding where to look, checking whether it has enough information, and refining its search when it </w:t>
+        <w:t>We chose Sub-track 1C: build an assistant that answers</w:t>
+      </w:r>
+      <w:bookmarkStart w:id="0" w:name="_GoBack"/>
+      <w:bookmarkEnd w:id="0"/>
+      <w:r>
+        <w:rPr>
+          <w:rFonts w:asciiTheme="minorHAnsi" w:hAnsiTheme="minorHAnsi" w:cstheme="minorHAnsi"/>
+          <w:sz w:val="22"/>
+        </w:rPr>
+        <w:t xml:space="preserve"> questions over the Ashen Era Archive by searching iteratively — deciding where to look, checking whether it has enough information, and refining its search when it </w:t>
       </w:r>
       <w:proofErr w:type="gramStart"/>
       <w:r>
@@ -117,14 +139,7 @@
           <w:rFonts w:asciiTheme="minorHAnsi" w:hAnsiTheme="minorHAnsi" w:cstheme="minorHAnsi"/>
           <w:sz w:val="22"/>
         </w:rPr>
-        <w:t>, rather than answering from a</w:t>
-      </w:r>
-      <w:r>
-        <w:rPr>
-          <w:rFonts w:asciiTheme="minorHAnsi" w:hAnsiTheme="minorHAnsi" w:cstheme="minorHAnsi"/>
-          <w:sz w:val="22"/>
-        </w:rPr>
-        <w:t xml:space="preserve"> single retrieval pass.</w:t>
+        <w:t>, rather than answering from a single retrieval pass.</w:t>
       </w:r>
     </w:p>
     <w:p>
@@ -157,14 +172,7 @@
           <w:rFonts w:asciiTheme="minorHAnsi" w:hAnsiTheme="minorHAnsi" w:cstheme="minorHAnsi"/>
           <w:sz w:val="22"/>
         </w:rPr>
-        <w:t>, and ephemera, but sources disagree (a tavern ballad vs. an official c</w:t>
-      </w:r>
-      <w:r>
-        <w:rPr>
-          <w:rFonts w:asciiTheme="minorHAnsi" w:hAnsiTheme="minorHAnsi" w:cstheme="minorHAnsi"/>
-          <w:sz w:val="22"/>
-        </w:rPr>
-        <w:t xml:space="preserve">odex entry), and no single document tells the whole story. A single-shot retrieval system cannot reliably surface conflicting sources or chase a multi-hop fact chain; ours </w:t>
+        <w:t xml:space="preserve">, and ephemera, but sources disagree (a tavern ballad vs. an official codex entry), and no single document tells the whole story. A single-shot retrieval system cannot reliably surface conflicting sources or chase a multi-hop fact chain; ours </w:t>
       </w:r>
       <w:proofErr w:type="gramStart"/>
       <w:r>
@@ -232,18 +240,7 @@
           <w:sz w:val="18"/>
           <w:szCs w:val="18"/>
         </w:rPr>
-        <w:t>/ → in</w:t>
-      </w:r>
-      <w:r>
-        <w:rPr>
-          <w:rFonts w:asciiTheme="minorHAnsi" w:hAnsiTheme="minorHAnsi" w:cstheme="minorHAnsi"/>
-          <w:i/>
-          <w:iCs/>
-          <w:color w:val="555555"/>
-          <w:sz w:val="18"/>
-          <w:szCs w:val="18"/>
-        </w:rPr>
-        <w:t>gest.py → data/</w:t>
+        <w:t>/ → ingest.py → data/</w:t>
       </w:r>
       <w:proofErr w:type="spellStart"/>
       <w:r>
@@ -342,14 +339,7 @@
           <w:rFonts w:asciiTheme="minorHAnsi" w:hAnsiTheme="minorHAnsi" w:cstheme="minorHAnsi"/>
           <w:sz w:val="22"/>
         </w:rPr>
-        <w:t>parses all 415 documents across five formats (PDF, DOCX, Markd</w:t>
-      </w:r>
-      <w:r>
-        <w:rPr>
-          <w:rFonts w:asciiTheme="minorHAnsi" w:hAnsiTheme="minorHAnsi" w:cstheme="minorHAnsi"/>
-          <w:sz w:val="22"/>
-        </w:rPr>
-        <w:t xml:space="preserve">own, plain text, </w:t>
+        <w:t xml:space="preserve">parses all 415 documents across five formats (PDF, DOCX, Markdown, </w:t>
       </w:r>
       <w:proofErr w:type="gramStart"/>
       <w:r>
@@ -357,7 +347,7 @@
           <w:rFonts w:asciiTheme="minorHAnsi" w:hAnsiTheme="minorHAnsi" w:cstheme="minorHAnsi"/>
           <w:sz w:val="22"/>
         </w:rPr>
-        <w:t>scanned</w:t>
+        <w:t>plain</w:t>
       </w:r>
       <w:proofErr w:type="gramEnd"/>
       <w:r>
@@ -365,7 +355,7 @@
           <w:rFonts w:asciiTheme="minorHAnsi" w:hAnsiTheme="minorHAnsi" w:cstheme="minorHAnsi"/>
           <w:sz w:val="22"/>
         </w:rPr>
-        <w:t xml:space="preserve"> images), with OCR for scanned content, format deduplication, and a fix for a </w:t>
+        <w:t xml:space="preserve"> text, scanned images), with OCR for scanned content, format deduplication, and a fix for a </w:t>
       </w:r>
       <w:proofErr w:type="spellStart"/>
       <w:r>
@@ -432,14 +422,7 @@
           <w:rFonts w:asciiTheme="minorHAnsi" w:hAnsiTheme="minorHAnsi" w:cstheme="minorHAnsi"/>
           <w:sz w:val="22"/>
         </w:rPr>
-        <w:t>embeds all chunks with a local sentence-transf</w:t>
-      </w:r>
-      <w:r>
-        <w:rPr>
-          <w:rFonts w:asciiTheme="minorHAnsi" w:hAnsiTheme="minorHAnsi" w:cstheme="minorHAnsi"/>
-          <w:sz w:val="22"/>
-        </w:rPr>
-        <w:t>ormers model (BAAI/bge-large-en-v1.5) into a local Chroma vector store.</w:t>
+        <w:t>embeds all chunks with a local sentence-transformers model (BAAI/bge-large-en-v1.5) into a local Chroma vector store.</w:t>
       </w:r>
     </w:p>
     <w:p>
@@ -506,14 +489,7 @@
           <w:rFonts w:asciiTheme="minorHAnsi" w:hAnsiTheme="minorHAnsi" w:cstheme="minorHAnsi"/>
           <w:sz w:val="22"/>
         </w:rPr>
-        <w:t xml:space="preserve"> </w:t>
-      </w:r>
-      <w:r>
-        <w:rPr>
-          <w:rFonts w:asciiTheme="minorHAnsi" w:hAnsiTheme="minorHAnsi" w:cstheme="minorHAnsi"/>
-          <w:sz w:val="22"/>
-        </w:rPr>
-        <w:t>iterations), then synthesize a final cited answer that explicitly flags source conflicts.</w:t>
+        <w:t xml:space="preserve"> iterations), then synthesize a final cited answer that explicitly flags source conflicts.</w:t>
       </w:r>
     </w:p>
     <w:p>
@@ -583,14 +559,7 @@
           <w:rFonts w:asciiTheme="minorHAnsi" w:hAnsiTheme="minorHAnsi" w:cstheme="minorHAnsi"/>
           <w:sz w:val="22"/>
         </w:rPr>
-        <w:t>Voyage's free tier requires a payment card for usable rate limits; we chose a local model to</w:t>
-      </w:r>
-      <w:r>
-        <w:rPr>
-          <w:rFonts w:asciiTheme="minorHAnsi" w:hAnsiTheme="minorHAnsi" w:cstheme="minorHAnsi"/>
-          <w:sz w:val="22"/>
-        </w:rPr>
-        <w:t xml:space="preserve"> avoid this entirely, at the cost of slower one-time embedding throughput.</w:t>
+        <w:t>Voyage's free tier requires a payment card for usable rate limits; we chose a local model to avoid this entirely, at the cost of slower one-time embedding throughput.</w:t>
       </w:r>
     </w:p>
     <w:p>
@@ -642,14 +611,7 @@
           <w:rFonts w:asciiTheme="minorHAnsi" w:hAnsiTheme="minorHAnsi" w:cstheme="minorHAnsi"/>
           <w:sz w:val="22"/>
         </w:rPr>
-        <w:t>specific free model IDs went stale (404) within the same day during development; the auto-router avoids hardcoding a slug that</w:t>
-      </w:r>
-      <w:r>
-        <w:rPr>
-          <w:rFonts w:asciiTheme="minorHAnsi" w:hAnsiTheme="minorHAnsi" w:cstheme="minorHAnsi"/>
-          <w:sz w:val="22"/>
-        </w:rPr>
-        <w:t xml:space="preserve"> expires.</w:t>
+        <w:t>specific free model IDs went stale (404) within the same day during development; the auto-router avoids hardcoding a slug that expires.</w:t>
       </w:r>
     </w:p>
     <w:p>
@@ -714,18 +676,7 @@
           <w:sz w:val="18"/>
           <w:szCs w:val="18"/>
         </w:rPr>
-        <w:t>Full reasoning and trade-offs</w:t>
-      </w:r>
-      <w:r>
-        <w:rPr>
-          <w:rFonts w:asciiTheme="minorHAnsi" w:hAnsiTheme="minorHAnsi" w:cstheme="minorHAnsi"/>
-          <w:i/>
-          <w:iCs/>
-          <w:color w:val="555555"/>
-          <w:sz w:val="18"/>
-          <w:szCs w:val="18"/>
-        </w:rPr>
-        <w:t xml:space="preserve"> in docs/decisions.md.</w:t>
+        <w:t>Full reasoning and trade-offs in docs/decisions.md.</w:t>
       </w:r>
     </w:p>
     <w:p>
@@ -817,14 +768,7 @@
           <w:rFonts w:asciiTheme="minorHAnsi" w:hAnsiTheme="minorHAnsi" w:cstheme="minorHAnsi"/>
           <w:sz w:val="22"/>
         </w:rPr>
-        <w:t xml:space="preserve"> founding year: codex says 246 </w:t>
-      </w:r>
-      <w:r>
-        <w:rPr>
-          <w:rFonts w:asciiTheme="minorHAnsi" w:hAnsiTheme="minorHAnsi" w:cstheme="minorHAnsi"/>
-          <w:sz w:val="22"/>
-        </w:rPr>
-        <w:t>AS, an ephemera contract says 286 AS, the wiki says the matter is unresolved — the system surfaced all three rather than picking one).</w:t>
+        <w:t xml:space="preserve"> founding year: codex says 246 AS, an ephemera contract says 286 AS, the wiki says the matter is unresolved — the system surfaced all three rather than picking one).</w:t>
       </w:r>
     </w:p>
     <w:p>
@@ -854,14 +798,7 @@
           <w:rFonts w:asciiTheme="minorHAnsi" w:hAnsiTheme="minorHAnsi" w:cstheme="minorHAnsi"/>
           <w:sz w:val="22"/>
         </w:rPr>
-        <w:t>when asked what happened to a named individual after a specific in-world event, and t</w:t>
-      </w:r>
-      <w:r>
-        <w:rPr>
-          <w:rFonts w:asciiTheme="minorHAnsi" w:hAnsiTheme="minorHAnsi" w:cstheme="minorHAnsi"/>
-          <w:sz w:val="22"/>
-        </w:rPr>
-        <w:t xml:space="preserve">he corpus genuinely doesn't say, the system iterated the full 5-search </w:t>
+        <w:t xml:space="preserve">when asked what happened to a named individual after a specific in-world event, and the corpus genuinely doesn't say, the system iterated the full 5-search </w:t>
       </w:r>
       <w:r>
         <w:rPr>
@@ -899,14 +836,7 @@
           <w:rFonts w:asciiTheme="minorHAnsi" w:hAnsiTheme="minorHAnsi" w:cstheme="minorHAnsi"/>
           <w:sz w:val="22"/>
         </w:rPr>
-        <w:t xml:space="preserve">when </w:t>
-      </w:r>
-      <w:r>
-        <w:rPr>
-          <w:rFonts w:asciiTheme="minorHAnsi" w:hAnsiTheme="minorHAnsi" w:cstheme="minorHAnsi"/>
-          <w:sz w:val="22"/>
-        </w:rPr>
-        <w:t xml:space="preserve">asked whether a historical event </w:t>
+        <w:t xml:space="preserve">when asked whether a historical event </w:t>
       </w:r>
       <w:proofErr w:type="gramStart"/>
       <w:r>
@@ -943,14 +873,7 @@
           <w:rFonts w:asciiTheme="minorHAnsi" w:hAnsiTheme="minorHAnsi" w:cstheme="minorHAnsi"/>
           <w:sz w:val="22"/>
         </w:rPr>
-        <w:t>Correctly caught a false premise in th</w:t>
-      </w:r>
-      <w:r>
-        <w:rPr>
-          <w:rFonts w:asciiTheme="minorHAnsi" w:hAnsiTheme="minorHAnsi" w:cstheme="minorHAnsi"/>
-          <w:sz w:val="22"/>
-        </w:rPr>
-        <w:t>e framing of one test question, refusing to accept the question's built-in assumption once evidence contradicted it.</w:t>
+        <w:t>Correctly caught a false premise in the framing of one test question, refusing to accept the question's built-in assumption once evidence contradicted it.</w:t>
       </w:r>
     </w:p>
     <w:p>
@@ -1012,14 +935,7 @@
           <w:rFonts w:asciiTheme="minorHAnsi" w:hAnsiTheme="minorHAnsi" w:cstheme="minorHAnsi"/>
           <w:sz w:val="22"/>
         </w:rPr>
-        <w:t>The free LLM router occasionally returns a non-JSON response (o</w:t>
-      </w:r>
-      <w:r>
-        <w:rPr>
-          <w:rFonts w:asciiTheme="minorHAnsi" w:hAnsiTheme="minorHAnsi" w:cstheme="minorHAnsi"/>
-          <w:sz w:val="22"/>
-        </w:rPr>
-        <w:t>bserved: a stray safety-classifier-style string) — mitigated with automatic retry, which succeeded in every observed case, but the underlying inconsistency is a property of the free-tier model pool.</w:t>
+        <w:t>The free LLM router occasionally returns a non-JSON response (observed: a stray safety-classifier-style string) — mitigated with automatic retry, which succeeded in every observed case, but the underlying inconsistency is a property of the free-tier model pool.</w:t>
       </w:r>
     </w:p>
     <w:p>
@@ -1040,14 +956,7 @@
           <w:rFonts w:asciiTheme="minorHAnsi" w:hAnsiTheme="minorHAnsi" w:cstheme="minorHAnsi"/>
           <w:sz w:val="22"/>
         </w:rPr>
-        <w:t xml:space="preserve">Some questions resolve in a single search iteration when </w:t>
-      </w:r>
-      <w:r>
-        <w:rPr>
-          <w:rFonts w:asciiTheme="minorHAnsi" w:hAnsiTheme="minorHAnsi" w:cstheme="minorHAnsi"/>
-          <w:sz w:val="22"/>
-        </w:rPr>
-        <w:t>the first retrieval happens to surface everything needed; the system has no mechanism to force a second cross-verifying search.</w:t>
+        <w:t>Some questions resolve in a single search iteration when the first retrieval happens to surface everything needed; the system has no mechanism to force a second cross-verifying search.</w:t>
       </w:r>
     </w:p>
     <w:p>
@@ -1145,14 +1054,7 @@
           <w:rFonts w:asciiTheme="minorHAnsi" w:hAnsiTheme="minorHAnsi" w:cstheme="minorHAnsi"/>
           <w:sz w:val="22"/>
         </w:rPr>
-        <w:t xml:space="preserve"> per the challenge document's appendix; sw</w:t>
-      </w:r>
-      <w:r>
-        <w:rPr>
-          <w:rFonts w:asciiTheme="minorHAnsi" w:hAnsiTheme="minorHAnsi" w:cstheme="minorHAnsi"/>
-          <w:sz w:val="22"/>
-        </w:rPr>
-        <w:t>itched to a local model after hitting the payment-card requirement.</w:t>
+        <w:t xml:space="preserve"> per the challenge document's appendix; switched to a local model after hitting the payment-card requirement.</w:t>
       </w:r>
     </w:p>
     <w:p>
@@ -1249,14 +1151,7 @@
           <w:rFonts w:asciiTheme="minorHAnsi" w:hAnsiTheme="minorHAnsi" w:cstheme="minorHAnsi"/>
           <w:sz w:val="22"/>
         </w:rPr>
-        <w:t>See ai_usage/ai-u</w:t>
-      </w:r>
-      <w:r>
-        <w:rPr>
-          <w:rFonts w:asciiTheme="minorHAnsi" w:hAnsiTheme="minorHAnsi" w:cstheme="minorHAnsi"/>
-          <w:sz w:val="22"/>
-        </w:rPr>
-        <w:t xml:space="preserve">sage-disclosure.md for full detail. Summary: Claude </w:t>
+        <w:t xml:space="preserve">See ai_usage/ai-usage-disclosure.md for full detail. Summary: Claude </w:t>
       </w:r>
       <w:proofErr w:type="gramStart"/>
       <w:r>
@@ -1288,14 +1183,7 @@
           <w:rFonts w:asciiTheme="minorHAnsi" w:hAnsiTheme="minorHAnsi" w:cstheme="minorHAnsi"/>
           <w:sz w:val="22"/>
         </w:rPr>
-        <w:t xml:space="preserve"> and a local embedding model are runtime components of the submitted system itself, not development tools</w:t>
-      </w:r>
-      <w:r>
-        <w:rPr>
-          <w:rFonts w:asciiTheme="minorHAnsi" w:hAnsiTheme="minorHAnsi" w:cstheme="minorHAnsi"/>
-          <w:sz w:val="22"/>
-        </w:rPr>
-        <w:t xml:space="preserve">. </w:t>
+        <w:t xml:space="preserve"> and a local embedding model are runtime components of the submitted system itself, not development tools. </w:t>
       </w:r>
       <w:proofErr w:type="gramStart"/>
       <w:r>
@@ -1486,12 +1374,6 @@
         <w:gridCol w:w="3117"/>
       </w:tblGrid>
       <w:tr>
-        <w:tblPrEx>
-          <w:tblCellMar>
-            <w:top w:w="0" w:type="dxa"/>
-            <w:bottom w:w="0" w:type="dxa"/>
-          </w:tblCellMar>
-        </w:tblPrEx>
         <w:trPr>
           <w:cantSplit/>
         </w:trPr>
@@ -1593,12 +1475,6 @@
         </w:tc>
       </w:tr>
       <w:tr>
-        <w:tblPrEx>
-          <w:tblCellMar>
-            <w:top w:w="0" w:type="dxa"/>
-            <w:bottom w:w="0" w:type="dxa"/>
-          </w:tblCellMar>
-        </w:tblPrEx>
         <w:trPr>
           <w:cantSplit/>
         </w:trPr>
@@ -1684,26 +1560,12 @@
                 <w:sz w:val="22"/>
                 <w:szCs w:val="18"/>
               </w:rPr>
-              <w:t>Led technical architecture and implementation: built the ingestion pipeline (multi-format parsing, OCR, deduplication, encoding fixes), the embedding pipeline, and the core orchestrator loop. Ran all testing and manually verified results against source doc</w:t>
-            </w:r>
-            <w:r>
-              <w:rPr>
-                <w:rFonts w:asciiTheme="minorHAnsi" w:hAnsiTheme="minorHAnsi" w:cstheme="minorHAnsi"/>
-                <w:sz w:val="22"/>
-                <w:szCs w:val="18"/>
-              </w:rPr>
-              <w:t>uments. Coordinated repo structure, documentation, and submission packaging.</w:t>
+              <w:t>Led technical architecture and implementation: built the ingestion pipeline (multi-format parsing, OCR, deduplication, encoding fixes), the embedding pipeline, and the core orchestrator loop. Ran all testing and manually verified results against source documents. Coordinated repo structure, documentation, and submission packaging.</w:t>
             </w:r>
           </w:p>
         </w:tc>
       </w:tr>
       <w:tr>
-        <w:tblPrEx>
-          <w:tblCellMar>
-            <w:top w:w="0" w:type="dxa"/>
-            <w:bottom w:w="0" w:type="dxa"/>
-          </w:tblCellMar>
-        </w:tblPrEx>
         <w:trPr>
           <w:cantSplit/>
         </w:trPr>
@@ -1821,12 +1683,6 @@
         </w:tc>
       </w:tr>
       <w:tr>
-        <w:tblPrEx>
-          <w:tblCellMar>
-            <w:top w:w="0" w:type="dxa"/>
-            <w:bottom w:w="0" w:type="dxa"/>
-          </w:tblCellMar>
-        </w:tblPrEx>
         <w:trPr>
           <w:cantSplit/>
         </w:trPr>
@@ -1863,15 +1719,7 @@
                 <w:sz w:val="22"/>
                 <w:szCs w:val="18"/>
               </w:rPr>
-              <w:t>A</w:t>
-            </w:r>
-            <w:r>
-              <w:rPr>
-                <w:rFonts w:asciiTheme="minorHAnsi" w:hAnsiTheme="minorHAnsi" w:cstheme="minorHAnsi"/>
-                <w:sz w:val="22"/>
-                <w:szCs w:val="18"/>
-              </w:rPr>
-              <w:t>ssadh</w:t>
+              <w:t>Assadh</w:t>
             </w:r>
             <w:proofErr w:type="spellEnd"/>
           </w:p>
@@ -1952,12 +1800,6 @@
         </w:tc>
       </w:tr>
       <w:tr>
-        <w:tblPrEx>
-          <w:tblCellMar>
-            <w:top w:w="0" w:type="dxa"/>
-            <w:bottom w:w="0" w:type="dxa"/>
-          </w:tblCellMar>
-        </w:tblPrEx>
         <w:trPr>
           <w:cantSplit/>
         </w:trPr>
@@ -2051,15 +1893,7 @@
                 <w:sz w:val="22"/>
                 <w:szCs w:val="18"/>
               </w:rPr>
-              <w:t>Deliverable</w:t>
-            </w:r>
-            <w:r>
-              <w:rPr>
-                <w:rFonts w:asciiTheme="minorHAnsi" w:hAnsiTheme="minorHAnsi" w:cstheme="minorHAnsi"/>
-                <w:sz w:val="22"/>
-                <w:szCs w:val="18"/>
-              </w:rPr>
-              <w:t xml:space="preserve">s and presentation: prepared the demo video plan and live-demo script, assembled the submission report content, and helped organize the </w:t>
+              <w:t xml:space="preserve">Deliverables and presentation: prepared the demo video plan and live-demo script, assembled the submission report content, and helped organize the </w:t>
             </w:r>
             <w:proofErr w:type="spellStart"/>
             <w:r>
@@ -2090,8 +1924,6 @@
           <w:rFonts w:asciiTheme="minorHAnsi" w:hAnsiTheme="minorHAnsi" w:cstheme="minorHAnsi"/>
         </w:rPr>
       </w:pPr>
-      <w:bookmarkStart w:id="0" w:name="_GoBack"/>
-      <w:bookmarkEnd w:id="0"/>
     </w:p>
     <w:sectPr>
       <w:pgSz w:w="12240" w:h="15840"/>
